--- a/docs/GUIDE_3D_tools.docx
+++ b/docs/GUIDE_3D_tools.docx
@@ -15,15 +15,45 @@
         <w:pStyle w:val="BodyText"/>
       </w:pPr>
       <w:r>
-        <w:t xml:space="preserve">This folder makes data. Nothing here trains a network and nothing here predicts anything; those live in 3D/model. What these scripts do is build pore structures, solve flow and reactive transport on them, and write the single file that training reads.</w:t>
-      </w:r>
-    </w:p>
-    <w:p>
-      <w:pPr>
-        <w:pStyle w:val="BodyText"/>
-      </w:pPr>
-      <w:r>
-        <w:t xml:space="preserve">Every command line below was read out of the argparse block of the file it belongs to, and every default is the real one. Where a docstring and the code disagreed, the code won and the entry says so.</w:t>
+        <w:t xml:space="preserve">This folder makes data. Nothing here trains a network and nothing here</w:t>
+      </w:r>
+      <w:r>
+        <w:t xml:space="preserve"> </w:t>
+      </w:r>
+      <w:r>
+        <w:t xml:space="preserve">predicts anything; those live in 3D/model. What these scripts do is</w:t>
+      </w:r>
+      <w:r>
+        <w:t xml:space="preserve"> </w:t>
+      </w:r>
+      <w:r>
+        <w:t xml:space="preserve">build pore structures, solve flow and reactive transport on them, and</w:t>
+      </w:r>
+      <w:r>
+        <w:t xml:space="preserve"> </w:t>
+      </w:r>
+      <w:r>
+        <w:t xml:space="preserve">write the single file that training reads.</w:t>
+      </w:r>
+    </w:p>
+    <w:p>
+      <w:pPr>
+        <w:pStyle w:val="BodyText"/>
+      </w:pPr>
+      <w:r>
+        <w:t xml:space="preserve">Every command line below was read out of the argparse block of the file</w:t>
+      </w:r>
+      <w:r>
+        <w:t xml:space="preserve"> </w:t>
+      </w:r>
+      <w:r>
+        <w:t xml:space="preserve">it belongs to, and every default is the real one. Where a docstring and</w:t>
+      </w:r>
+      <w:r>
+        <w:t xml:space="preserve"> </w:t>
+      </w:r>
+      <w:r>
+        <w:t xml:space="preserve">the code disagreed, the code won and the entry says so.</w:t>
       </w:r>
     </w:p>
     <w:p>
@@ -39,7 +69,19 @@
         <w:pStyle w:val="BodyText"/>
       </w:pPr>
       <w:r>
-        <w:t xml:space="preserve">Twenty files. The two at the top are the simulator and are where the physics lives; everything below either feeds them or reads what they wrote. Full entries follow in this order.</w:t>
+        <w:t xml:space="preserve">Twenty three files. The two at the top are the simulator and are where the</w:t>
+      </w:r>
+      <w:r>
+        <w:t xml:space="preserve"> </w:t>
+      </w:r>
+      <w:r>
+        <w:t xml:space="preserve">physics lives; everything below either feeds them or reads what they</w:t>
+      </w:r>
+      <w:r>
+        <w:t xml:space="preserve"> </w:t>
+      </w:r>
+      <w:r>
+        <w:t xml:space="preserve">wrote. Full entries follow in this order.</w:t>
       </w:r>
     </w:p>
     <w:tbl>
@@ -230,7 +272,7 @@
               <w:jc w:val="left"/>
             </w:pPr>
             <w:r>
-              <w:t xml:space="preserve">959</w:t>
+              <w:t xml:space="preserve">973</w:t>
             </w:r>
           </w:p>
         </w:tc>
@@ -268,7 +310,7 @@
               <w:jc w:val="left"/>
             </w:pPr>
             <w:r>
-              <w:t xml:space="preserve">920</w:t>
+              <w:t xml:space="preserve">934</w:t>
             </w:r>
           </w:p>
         </w:tc>
@@ -534,7 +576,7 @@
               <w:jc w:val="left"/>
             </w:pPr>
             <w:r>
-              <w:t xml:space="preserve">630</w:t>
+              <w:t xml:space="preserve">683</w:t>
             </w:r>
           </w:p>
         </w:tc>
@@ -572,7 +614,7 @@
               <w:jc w:val="left"/>
             </w:pPr>
             <w:r>
-              <w:t xml:space="preserve">1594</w:t>
+              <w:t xml:space="preserve">1651</w:t>
             </w:r>
           </w:p>
         </w:tc>
@@ -648,7 +690,7 @@
               <w:jc w:val="left"/>
             </w:pPr>
             <w:r>
-              <w:t xml:space="preserve">451</w:t>
+              <w:t xml:space="preserve">549</w:t>
             </w:r>
           </w:p>
         </w:tc>
@@ -712,31 +754,31 @@
               <w:jc w:val="left"/>
             </w:pPr>
             <w:r>
-              <w:t xml:space="preserve">load_pretrained_2d_weights.py</w:t>
-            </w:r>
-          </w:p>
-        </w:tc>
-        <w:tc>
-          <w:tcPr/>
-          <w:p>
-            <w:pPr>
-              <w:pStyle w:val="Compact"/>
-              <w:jc w:val="left"/>
-            </w:pPr>
-            <w:r>
-              <w:t xml:space="preserve">188</w:t>
-            </w:r>
-          </w:p>
-        </w:tc>
-        <w:tc>
-          <w:tcPr/>
-          <w:p>
-            <w:pPr>
-              <w:pStyle w:val="Compact"/>
-              <w:jc w:val="left"/>
-            </w:pPr>
-            <w:r>
-              <w:t xml:space="preserve">Loads the published 2D trained network into our model as a warm start.</w:t>
+              <w:t xml:space="preserve">flow_features.py</w:t>
+            </w:r>
+          </w:p>
+        </w:tc>
+        <w:tc>
+          <w:tcPr/>
+          <w:p>
+            <w:pPr>
+              <w:pStyle w:val="Compact"/>
+              <w:jc w:val="left"/>
+            </w:pPr>
+            <w:r>
+              <w:t xml:space="preserve">523</w:t>
+            </w:r>
+          </w:p>
+        </w:tc>
+        <w:tc>
+          <w:tcPr/>
+          <w:p>
+            <w:pPr>
+              <w:pStyle w:val="Compact"/>
+              <w:jc w:val="left"/>
+            </w:pPr>
+            <w:r>
+              <w:t xml:space="preserve">MIS, UPRM and the squared wall distance: what a flow aware model is given beside the geodesic distance. The 2D forms are ports of the released reference code and reproduce it value for value.</w:t>
             </w:r>
           </w:p>
         </w:tc>
@@ -750,31 +792,31 @@
               <w:jc w:val="left"/>
             </w:pPr>
             <w:r>
-              <w:t xml:space="preserve">test_flow_solvers.py</w:t>
-            </w:r>
-          </w:p>
-        </w:tc>
-        <w:tc>
-          <w:tcPr/>
-          <w:p>
-            <w:pPr>
-              <w:pStyle w:val="Compact"/>
-              <w:jc w:val="left"/>
-            </w:pPr>
-            <w:r>
-              <w:t xml:space="preserve">402</w:t>
-            </w:r>
-          </w:p>
-        </w:tc>
-        <w:tc>
-          <w:tcPr/>
-          <w:p>
-            <w:pPr>
-              <w:pStyle w:val="Compact"/>
-              <w:jc w:val="left"/>
-            </w:pPr>
-            <w:r>
-              <w:t xml:space="preserve">Checks both flow solvers against analytic answers, and checks the two simulator files have not drifted apart.</w:t>
+              <w:t xml:space="preserve">harmonic_pressure.py</w:t>
+            </w:r>
+          </w:p>
+        </w:tc>
+        <w:tc>
+          <w:tcPr/>
+          <w:p>
+            <w:pPr>
+              <w:pStyle w:val="Compact"/>
+              <w:jc w:val="left"/>
+            </w:pPr>
+            <w:r>
+              <w:t xml:space="preserve">295</w:t>
+            </w:r>
+          </w:p>
+        </w:tc>
+        <w:tc>
+          <w:tcPr/>
+          <w:p>
+            <w:pPr>
+              <w:pStyle w:val="Compact"/>
+              <w:jc w:val="left"/>
+            </w:pPr>
+            <w:r>
+              <w:t xml:space="preserve">Solves Laplace’s equation on the pore space and returns the gradient components. Independent of the flow rate, so it is solved once per rock and reused at every condition.</w:t>
             </w:r>
           </w:p>
         </w:tc>
@@ -788,31 +830,31 @@
               <w:jc w:val="left"/>
             </w:pPr>
             <w:r>
-              <w:t xml:space="preserve">test_three_switches.py</w:t>
-            </w:r>
-          </w:p>
-        </w:tc>
-        <w:tc>
-          <w:tcPr/>
-          <w:p>
-            <w:pPr>
-              <w:pStyle w:val="Compact"/>
-              <w:jc w:val="left"/>
-            </w:pPr>
-            <w:r>
-              <w:t xml:space="preserve">238</w:t>
-            </w:r>
-          </w:p>
-        </w:tc>
-        <w:tc>
-          <w:tcPr/>
-          <w:p>
-            <w:pPr>
-              <w:pStyle w:val="Compact"/>
-              <w:jc w:val="left"/>
-            </w:pPr>
-            <w:r>
-              <w:t xml:space="preserve">Proves bit-exactly that with all three switches off, nothing changes.</w:t>
+              <w:t xml:space="preserve">add_flow_features.py</w:t>
+            </w:r>
+          </w:p>
+        </w:tc>
+        <w:tc>
+          <w:tcPr/>
+          <w:p>
+            <w:pPr>
+              <w:pStyle w:val="Compact"/>
+              <w:jc w:val="left"/>
+            </w:pPr>
+            <w:r>
+              <w:t xml:space="preserve">184</w:t>
+            </w:r>
+          </w:p>
+        </w:tc>
+        <w:tc>
+          <w:tcPr/>
+          <w:p>
+            <w:pPr>
+              <w:pStyle w:val="Compact"/>
+              <w:jc w:val="left"/>
+            </w:pPr>
+            <w:r>
+              <w:t xml:space="preserve">Puts those maps into a dataset that already exists, in place, so a real campaign is not collected again for two arrays that depend only on the geometry.</w:t>
             </w:r>
           </w:p>
         </w:tc>
@@ -826,6 +868,120 @@
               <w:jc w:val="left"/>
             </w:pPr>
             <w:r>
+              <w:t xml:space="preserve">load_pretrained_2d_weights.py</w:t>
+            </w:r>
+          </w:p>
+        </w:tc>
+        <w:tc>
+          <w:tcPr/>
+          <w:p>
+            <w:pPr>
+              <w:pStyle w:val="Compact"/>
+              <w:jc w:val="left"/>
+            </w:pPr>
+            <w:r>
+              <w:t xml:space="preserve">188</w:t>
+            </w:r>
+          </w:p>
+        </w:tc>
+        <w:tc>
+          <w:tcPr/>
+          <w:p>
+            <w:pPr>
+              <w:pStyle w:val="Compact"/>
+              <w:jc w:val="left"/>
+            </w:pPr>
+            <w:r>
+              <w:t xml:space="preserve">Loads the published 2D trained network into our model as a warm start.</w:t>
+            </w:r>
+          </w:p>
+        </w:tc>
+      </w:tr>
+      <w:tr>
+        <w:tc>
+          <w:tcPr/>
+          <w:p>
+            <w:pPr>
+              <w:pStyle w:val="Compact"/>
+              <w:jc w:val="left"/>
+            </w:pPr>
+            <w:r>
+              <w:t xml:space="preserve">test_flow_solvers.py</w:t>
+            </w:r>
+          </w:p>
+        </w:tc>
+        <w:tc>
+          <w:tcPr/>
+          <w:p>
+            <w:pPr>
+              <w:pStyle w:val="Compact"/>
+              <w:jc w:val="left"/>
+            </w:pPr>
+            <w:r>
+              <w:t xml:space="preserve">402</w:t>
+            </w:r>
+          </w:p>
+        </w:tc>
+        <w:tc>
+          <w:tcPr/>
+          <w:p>
+            <w:pPr>
+              <w:pStyle w:val="Compact"/>
+              <w:jc w:val="left"/>
+            </w:pPr>
+            <w:r>
+              <w:t xml:space="preserve">Checks both flow solvers against analytic answers, and checks the two simulator files have not drifted apart.</w:t>
+            </w:r>
+          </w:p>
+        </w:tc>
+      </w:tr>
+      <w:tr>
+        <w:tc>
+          <w:tcPr/>
+          <w:p>
+            <w:pPr>
+              <w:pStyle w:val="Compact"/>
+              <w:jc w:val="left"/>
+            </w:pPr>
+            <w:r>
+              <w:t xml:space="preserve">test_three_switches.py</w:t>
+            </w:r>
+          </w:p>
+        </w:tc>
+        <w:tc>
+          <w:tcPr/>
+          <w:p>
+            <w:pPr>
+              <w:pStyle w:val="Compact"/>
+              <w:jc w:val="left"/>
+            </w:pPr>
+            <w:r>
+              <w:t xml:space="preserve">238</w:t>
+            </w:r>
+          </w:p>
+        </w:tc>
+        <w:tc>
+          <w:tcPr/>
+          <w:p>
+            <w:pPr>
+              <w:pStyle w:val="Compact"/>
+              <w:jc w:val="left"/>
+            </w:pPr>
+            <w:r>
+              <w:t xml:space="preserve">Proves bit-exactly that with all three switches off, nothing changes.</w:t>
+            </w:r>
+          </w:p>
+        </w:tc>
+      </w:tr>
+      <w:tr>
+        <w:tc>
+          <w:tcPr/>
+          <w:p>
+            <w:pPr>
+              <w:pStyle w:val="Compact"/>
+              <w:jc w:val="left"/>
+            </w:pPr>
+            <w:r>
               <w:t xml:space="preserve">test_documented_numbers.py</w:t>
             </w:r>
           </w:p>
@@ -869,7 +1025,43 @@
         <w:pStyle w:val="BodyText"/>
       </w:pPr>
       <w:r>
-        <w:t xml:space="preserve">Every file is described the same way: one line saying what it is for, a short piece of continuous writing about what happens inside it in the order it happens, the command you would actually type, what lands on disk, and last the thing that will bite you. The last part is usually the most valuable, because almost every fault this project has had was silent: the code ran, wrote plausible files, and reported encouraging numbers.</w:t>
+        <w:t xml:space="preserve">Every file is described the same way: one line saying what it is for, a</w:t>
+      </w:r>
+      <w:r>
+        <w:t xml:space="preserve"> </w:t>
+      </w:r>
+      <w:r>
+        <w:t xml:space="preserve">short piece of continuous writing about what happens inside it in the</w:t>
+      </w:r>
+      <w:r>
+        <w:t xml:space="preserve"> </w:t>
+      </w:r>
+      <w:r>
+        <w:t xml:space="preserve">order it happens, the command you would actually type, what lands on</w:t>
+      </w:r>
+      <w:r>
+        <w:t xml:space="preserve"> </w:t>
+      </w:r>
+      <w:r>
+        <w:t xml:space="preserve">disk, and last the thing that will bite you. The last part is usually</w:t>
+      </w:r>
+      <w:r>
+        <w:t xml:space="preserve"> </w:t>
+      </w:r>
+      <w:r>
+        <w:t xml:space="preserve">the most valuable, because almost every fault this project has had was</w:t>
+      </w:r>
+      <w:r>
+        <w:t xml:space="preserve"> </w:t>
+      </w:r>
+      <w:r>
+        <w:t xml:space="preserve">silent: the code ran, wrote plausible files, and reported encouraging</w:t>
+      </w:r>
+      <w:r>
+        <w:t xml:space="preserve"> </w:t>
+      </w:r>
+      <w:r>
+        <w:t xml:space="preserve">numbers.</w:t>
       </w:r>
     </w:p>
     <w:p>
@@ -885,31 +1077,121 @@
         <w:pStyle w:val="BodyText"/>
       </w:pPr>
       <w:r>
-        <w:t xml:space="preserve">A pore structure comes from one of three places: build_geometry_3d.py writes them in the format CompLaB reads, the dataset builders generate their own internally, or you read the three thousand real domains that ship with the published 2D release.</w:t>
-      </w:r>
-    </w:p>
-    <w:p>
-      <w:pPr>
-        <w:pStyle w:val="BodyText"/>
-      </w:pPr>
-      <w:r>
-        <w:t xml:space="preserve">Flow on that structure is solved by lattice Boltzmann, which tracks how many imaginary particles move along each of a fixed set of directions on the grid. There are two, stokes_d2q9 in prtlb_2d.py for the nine directions of a plane and stokes_d3q19 in prtlb_3d.py for the nineteen of a volume, and they must agree: a 2D and a 3D channel of the same aperture give the same peak velocity for the same force and relaxation time.</w:t>
-      </w:r>
-    </w:p>
-    <w:p>
-      <w:pPr>
-        <w:pStyle w:val="BodyText"/>
-      </w:pPr>
-      <w:r>
-        <w:t xml:space="preserve">Transport on that flow, the chemicals moving and mixing and reacting, is solved by solve_adr, which works in either dimension from mat.ndim and is held word for word in both simulator files.</w:t>
-      </w:r>
-    </w:p>
-    <w:p>
-      <w:pPr>
-        <w:pStyle w:val="BodyText"/>
-      </w:pPr>
-      <w:r>
-        <w:t xml:space="preserve">The result is one HDF5 file with a fixed layout. Every writer here produces the same layout, so training, evaluation, prediction and the viewer never need to know which one made it. dataset_reader.py reads that file and turns it into the tensors the network expects, and it is the only place that knows about both.</w:t>
+        <w:t xml:space="preserve">A pore structure comes from one of three places: build_geometry_3d.py</w:t>
+      </w:r>
+      <w:r>
+        <w:t xml:space="preserve"> </w:t>
+      </w:r>
+      <w:r>
+        <w:t xml:space="preserve">writes them in the format CompLaB reads, the dataset builders generate</w:t>
+      </w:r>
+      <w:r>
+        <w:t xml:space="preserve"> </w:t>
+      </w:r>
+      <w:r>
+        <w:t xml:space="preserve">their own internally, or you read the three thousand real domains that</w:t>
+      </w:r>
+      <w:r>
+        <w:t xml:space="preserve"> </w:t>
+      </w:r>
+      <w:r>
+        <w:t xml:space="preserve">ship with the published 2D release.</w:t>
+      </w:r>
+    </w:p>
+    <w:p>
+      <w:pPr>
+        <w:pStyle w:val="BodyText"/>
+      </w:pPr>
+      <w:r>
+        <w:t xml:space="preserve">Flow on that structure is solved by lattice Boltzmann, which tracks how</w:t>
+      </w:r>
+      <w:r>
+        <w:t xml:space="preserve"> </w:t>
+      </w:r>
+      <w:r>
+        <w:t xml:space="preserve">many imaginary particles move along each of a fixed set of directions on</w:t>
+      </w:r>
+      <w:r>
+        <w:t xml:space="preserve"> </w:t>
+      </w:r>
+      <w:r>
+        <w:t xml:space="preserve">the grid. There are two, stokes_d2q9 in prtlb_2d.py for the nine</w:t>
+      </w:r>
+      <w:r>
+        <w:t xml:space="preserve"> </w:t>
+      </w:r>
+      <w:r>
+        <w:t xml:space="preserve">directions of a plane and stokes_d3q19 in prtlb_3d.py for the nineteen</w:t>
+      </w:r>
+      <w:r>
+        <w:t xml:space="preserve"> </w:t>
+      </w:r>
+      <w:r>
+        <w:t xml:space="preserve">of a volume, and they must agree: a 2D and a 3D channel of the same</w:t>
+      </w:r>
+      <w:r>
+        <w:t xml:space="preserve"> </w:t>
+      </w:r>
+      <w:r>
+        <w:t xml:space="preserve">aperture give the same peak velocity for the same force and relaxation</w:t>
+      </w:r>
+      <w:r>
+        <w:t xml:space="preserve"> </w:t>
+      </w:r>
+      <w:r>
+        <w:t xml:space="preserve">time.</w:t>
+      </w:r>
+    </w:p>
+    <w:p>
+      <w:pPr>
+        <w:pStyle w:val="BodyText"/>
+      </w:pPr>
+      <w:r>
+        <w:t xml:space="preserve">Transport on that flow, the chemicals moving and mixing and reacting, is</w:t>
+      </w:r>
+      <w:r>
+        <w:t xml:space="preserve"> </w:t>
+      </w:r>
+      <w:r>
+        <w:t xml:space="preserve">solved by solve_adr, which works in either dimension from mat.ndim and</w:t>
+      </w:r>
+      <w:r>
+        <w:t xml:space="preserve"> </w:t>
+      </w:r>
+      <w:r>
+        <w:t xml:space="preserve">is held word for word in both simulator files.</w:t>
+      </w:r>
+    </w:p>
+    <w:p>
+      <w:pPr>
+        <w:pStyle w:val="BodyText"/>
+      </w:pPr>
+      <w:r>
+        <w:t xml:space="preserve">The result is one HDF5 file with a fixed layout. Every writer here</w:t>
+      </w:r>
+      <w:r>
+        <w:t xml:space="preserve"> </w:t>
+      </w:r>
+      <w:r>
+        <w:t xml:space="preserve">produces the same layout, so training, evaluation, prediction and the</w:t>
+      </w:r>
+      <w:r>
+        <w:t xml:space="preserve"> </w:t>
+      </w:r>
+      <w:r>
+        <w:t xml:space="preserve">viewer never need to know which one made it. dataset_reader.py reads</w:t>
+      </w:r>
+      <w:r>
+        <w:t xml:space="preserve"> </w:t>
+      </w:r>
+      <w:r>
+        <w:t xml:space="preserve">that file and turns it into the tensors the network expects, and it is</w:t>
+      </w:r>
+      <w:r>
+        <w:t xml:space="preserve"> </w:t>
+      </w:r>
+      <w:r>
+        <w:t xml:space="preserve">the only place that knows about both.</w:t>
       </w:r>
     </w:p>
     <w:p>
@@ -1099,19 +1381,19 @@
               <w:jc w:val="left"/>
             </w:pPr>
             <w:r>
-              <w:t xml:space="preserve">samples/conc</w:t>
-            </w:r>
-          </w:p>
-        </w:tc>
-        <w:tc>
-          <w:tcPr/>
-          <w:p>
-            <w:pPr>
-              <w:pStyle w:val="Compact"/>
-              <w:jc w:val="left"/>
-            </w:pPr>
-            <w:r>
-              <w:t xml:space="preserve">(S, T, C, ...) float16, scaled by conc_scale</w:t>
+              <w:t xml:space="preserve">geom/mis</w:t>
+            </w:r>
+          </w:p>
+        </w:tc>
+        <w:tc>
+          <w:tcPr/>
+          <w:p>
+            <w:pPr>
+              <w:pStyle w:val="Compact"/>
+              <w:jc w:val="left"/>
+            </w:pPr>
+            <w:r>
+              <w:t xml:space="preserve">(G, ...) float32. MIS in VOXELS, with mis_mu and mis_sd as attributes. How wide the pore is here</w:t>
             </w:r>
           </w:p>
         </w:tc>
@@ -1125,19 +1407,19 @@
               <w:jc w:val="left"/>
             </w:pPr>
             <w:r>
-              <w:t xml:space="preserve">samples/velocity</w:t>
-            </w:r>
-          </w:p>
-        </w:tc>
-        <w:tc>
-          <w:tcPr/>
-          <w:p>
-            <w:pPr>
-              <w:pStyle w:val="Compact"/>
-              <w:jc w:val="left"/>
-            </w:pPr>
-            <w:r>
-              <w:t xml:space="preserve">(S, 3, ...) float16</w:t>
+              <w:t xml:space="preserve">geom/uprm</w:t>
+            </w:r>
+          </w:p>
+        </w:tc>
+        <w:tc>
+          <w:tcPr/>
+          <w:p>
+            <w:pPr>
+              <w:pStyle w:val="Compact"/>
+              <w:jc w:val="left"/>
+            </w:pPr>
+            <w:r>
+              <w:t xml:space="preserve">(G, ...) float32. UPRM in VOXELS, with uprm_mu and uprm_sd. How wide the narrowest throat between here and the inlet is</w:t>
             </w:r>
           </w:p>
         </w:tc>
@@ -1151,19 +1433,19 @@
               <w:jc w:val="left"/>
             </w:pPr>
             <w:r>
-              <w:t xml:space="preserve">samples/rate</w:t>
-            </w:r>
-          </w:p>
-        </w:tc>
-        <w:tc>
-          <w:tcPr/>
-          <w:p>
-            <w:pPr>
-              <w:pStyle w:val="Compact"/>
-              <w:jc w:val="left"/>
-            </w:pPr>
-            <w:r>
-              <w:t xml:space="preserve">(S, T, R, ...) float16, scaled by rate_scale. Written only when the runs wrote reaction rate fields; a run that has none is stored as NaN</w:t>
+              <w:t xml:space="preserve">geom/dw2</w:t>
+            </w:r>
+          </w:p>
+        </w:tc>
+        <w:tc>
+          <w:tcPr/>
+          <w:p>
+            <w:pPr>
+              <w:pStyle w:val="Compact"/>
+              <w:jc w:val="left"/>
+            </w:pPr>
+            <w:r>
+              <w:t xml:space="preserve">(G, ...) float32. The squared wall distance, already scaled to [0,1]</w:t>
             </w:r>
           </w:p>
         </w:tc>
@@ -1177,19 +1459,19 @@
               <w:jc w:val="left"/>
             </w:pPr>
             <w:r>
-              <w:t xml:space="preserve">samples/params</w:t>
-            </w:r>
-          </w:p>
-        </w:tc>
-        <w:tc>
-          <w:tcPr/>
-          <w:p>
-            <w:pPr>
-              <w:pStyle w:val="Compact"/>
-              <w:jc w:val="left"/>
-            </w:pPr>
-            <w:r>
-              <w:t xml:space="preserve">(S, 6). Pe, Da_bio, Da_abio, Ks_Ac, Ks_A, Y</w:t>
+              <w:t xml:space="preserve">samples/conc</w:t>
+            </w:r>
+          </w:p>
+        </w:tc>
+        <w:tc>
+          <w:tcPr/>
+          <w:p>
+            <w:pPr>
+              <w:pStyle w:val="Compact"/>
+              <w:jc w:val="left"/>
+            </w:pPr>
+            <w:r>
+              <w:t xml:space="preserve">(S, T, C, ...) float16, scaled by conc_scale</w:t>
             </w:r>
           </w:p>
         </w:tc>
@@ -1203,19 +1485,19 @@
               <w:jc w:val="left"/>
             </w:pPr>
             <w:r>
-              <w:t xml:space="preserve">samples/t_norm</w:t>
-            </w:r>
-          </w:p>
-        </w:tc>
-        <w:tc>
-          <w:tcPr/>
-          <w:p>
-            <w:pPr>
-              <w:pStyle w:val="Compact"/>
-              <w:jc w:val="left"/>
-            </w:pPr>
-            <w:r>
-              <w:t xml:space="preserve">(S, T). The true normalised time of each snapshot</w:t>
+              <w:t xml:space="preserve">samples/velocity</w:t>
+            </w:r>
+          </w:p>
+        </w:tc>
+        <w:tc>
+          <w:tcPr/>
+          <w:p>
+            <w:pPr>
+              <w:pStyle w:val="Compact"/>
+              <w:jc w:val="left"/>
+            </w:pPr>
+            <w:r>
+              <w:t xml:space="preserve">(S, 3, ...) float16</w:t>
             </w:r>
           </w:p>
         </w:tc>
@@ -1229,19 +1511,19 @@
               <w:jc w:val="left"/>
             </w:pPr>
             <w:r>
-              <w:t xml:space="preserve">samples/geom_index</w:t>
-            </w:r>
-          </w:p>
-        </w:tc>
-        <w:tc>
-          <w:tcPr/>
-          <w:p>
-            <w:pPr>
-              <w:pStyle w:val="Compact"/>
-              <w:jc w:val="left"/>
-            </w:pPr>
-            <w:r>
-              <w:t xml:space="preserve">(S,). Which structure each run belongs to</w:t>
+              <w:t xml:space="preserve">samples/velocity_pred</w:t>
+            </w:r>
+          </w:p>
+        </w:tc>
+        <w:tc>
+          <w:tcPr/>
+          <w:p>
+            <w:pPr>
+              <w:pStyle w:val="Compact"/>
+              <w:jc w:val="left"/>
+            </w:pPr>
+            <w:r>
+              <w:t xml:space="preserve">(S, D, ...) float32. The PREDICTED velocity, when predict_velocity.py has written it. It never overwrites samples/velocity</w:t>
             </w:r>
           </w:p>
         </w:tc>
@@ -1255,6 +1537,110 @@
               <w:jc w:val="left"/>
             </w:pPr>
             <w:r>
+              <w:t xml:space="preserve">samples/rate</w:t>
+            </w:r>
+          </w:p>
+        </w:tc>
+        <w:tc>
+          <w:tcPr/>
+          <w:p>
+            <w:pPr>
+              <w:pStyle w:val="Compact"/>
+              <w:jc w:val="left"/>
+            </w:pPr>
+            <w:r>
+              <w:t xml:space="preserve">(S, T, R, ...) float16, scaled by rate_scale. Written only when the runs wrote reaction rate fields; a run that has none is stored as NaN</w:t>
+            </w:r>
+          </w:p>
+        </w:tc>
+      </w:tr>
+      <w:tr>
+        <w:tc>
+          <w:tcPr/>
+          <w:p>
+            <w:pPr>
+              <w:pStyle w:val="Compact"/>
+              <w:jc w:val="left"/>
+            </w:pPr>
+            <w:r>
+              <w:t xml:space="preserve">samples/params</w:t>
+            </w:r>
+          </w:p>
+        </w:tc>
+        <w:tc>
+          <w:tcPr/>
+          <w:p>
+            <w:pPr>
+              <w:pStyle w:val="Compact"/>
+              <w:jc w:val="left"/>
+            </w:pPr>
+            <w:r>
+              <w:t xml:space="preserve">(S, 6). Pe, Da_bio, Da_abio, Ks_Ac, Ks_A, Y</w:t>
+            </w:r>
+          </w:p>
+        </w:tc>
+      </w:tr>
+      <w:tr>
+        <w:tc>
+          <w:tcPr/>
+          <w:p>
+            <w:pPr>
+              <w:pStyle w:val="Compact"/>
+              <w:jc w:val="left"/>
+            </w:pPr>
+            <w:r>
+              <w:t xml:space="preserve">samples/t_norm</w:t>
+            </w:r>
+          </w:p>
+        </w:tc>
+        <w:tc>
+          <w:tcPr/>
+          <w:p>
+            <w:pPr>
+              <w:pStyle w:val="Compact"/>
+              <w:jc w:val="left"/>
+            </w:pPr>
+            <w:r>
+              <w:t xml:space="preserve">(S, T). The true normalised time of each snapshot</w:t>
+            </w:r>
+          </w:p>
+        </w:tc>
+      </w:tr>
+      <w:tr>
+        <w:tc>
+          <w:tcPr/>
+          <w:p>
+            <w:pPr>
+              <w:pStyle w:val="Compact"/>
+              <w:jc w:val="left"/>
+            </w:pPr>
+            <w:r>
+              <w:t xml:space="preserve">samples/geom_index</w:t>
+            </w:r>
+          </w:p>
+        </w:tc>
+        <w:tc>
+          <w:tcPr/>
+          <w:p>
+            <w:pPr>
+              <w:pStyle w:val="Compact"/>
+              <w:jc w:val="left"/>
+            </w:pPr>
+            <w:r>
+              <w:t xml:space="preserve">(S,). Which structure each run belongs to</w:t>
+            </w:r>
+          </w:p>
+        </w:tc>
+      </w:tr>
+      <w:tr>
+        <w:tc>
+          <w:tcPr/>
+          <w:p>
+            <w:pPr>
+              <w:pStyle w:val="Compact"/>
+              <w:jc w:val="left"/>
+            </w:pPr>
+            <w:r>
               <w:t xml:space="preserve">samples/settled</w:t>
             </w:r>
           </w:p>
@@ -1278,7 +1664,31 @@
         <w:pStyle w:val="BodyText"/>
       </w:pPr>
       <w:r>
-        <w:t xml:space="preserve">G is the number of structures, S the number of runs, T the snapshots per run, C the number of chemicals and R the number of reactions. Concentrations are stored at half precision to halve the file size; they are scaled to the inlet concentration so they live between 0 and 1, where half precision costs nothing.</w:t>
+        <w:t xml:space="preserve">G is the number of structures, S the number of runs, T the snapshots per</w:t>
+      </w:r>
+      <w:r>
+        <w:t xml:space="preserve"> </w:t>
+      </w:r>
+      <w:r>
+        <w:t xml:space="preserve">run, C the number of chemicals and R the number of reactions.</w:t>
+      </w:r>
+      <w:r>
+        <w:t xml:space="preserve"> </w:t>
+      </w:r>
+      <w:r>
+        <w:t xml:space="preserve">Concentrations are stored at half precision to halve the file size; they</w:t>
+      </w:r>
+      <w:r>
+        <w:t xml:space="preserve"> </w:t>
+      </w:r>
+      <w:r>
+        <w:t xml:space="preserve">are scaled to the inlet concentration so they live between 0 and 1,</w:t>
+      </w:r>
+      <w:r>
+        <w:t xml:space="preserve"> </w:t>
+      </w:r>
+      <w:r>
+        <w:t xml:space="preserve">where half precision costs nothing.</w:t>
       </w:r>
     </w:p>
     <w:p>
@@ -1306,71 +1716,373 @@
           <w:iCs/>
           <w:i/>
         </w:rPr>
-        <w:t xml:space="preserve">The whole simulator: flow, transport and reactions, one file per dimension.</w:t>
-      </w:r>
-    </w:p>
-    <w:p>
-      <w:pPr>
-        <w:pStyle w:val="BodyText"/>
-      </w:pPr>
-      <w:r>
-        <w:t xml:space="preserve">PRT-LB is the simulator half of this project, Pore-scale Reactive Transport by Lattice Boltzmann. prtlb_2d.py solves on an (nx, ny) image with the nine lattice directions of a plane; prtlb_3d.py solves on an (nx, ny, nz) volume with the nineteen of a volume. Everything else in this folder either feeds them or reads what they wrote. Each is self-contained, so reading one file tells you everything that happens to a chemical from the moment the pressure gradient is applied to the moment a concentration is written out.</w:t>
-      </w:r>
-    </w:p>
-    <w:p>
-      <w:pPr>
-        <w:pStyle w:val="BodyText"/>
-      </w:pPr>
-      <w:r>
-        <w:t xml:space="preserve">In file order. First the shared block: _trt_minus, which gives the antisymmetric relaxation rate from the magic parameter 3/16; _trt_collide, a two-relaxation-time collision that reduces exactly to single-relaxation BGK at tau = 0.9330; FlowConvergence, which stops a flow solve on the relative change of the mean pore speed; and _checked_flow, which refuses a non-finite field, refuses a field that is zero everywhere, and warns above Mach 0.05.</w:t>
-      </w:r>
-    </w:p>
-    <w:p>
-      <w:pPr>
-        <w:pStyle w:val="BodyText"/>
-      </w:pPr>
-      <w:r>
-        <w:t xml:space="preserve">Then the one routine that differs between the two files, the flow solver. It is float64, uses Guo forcing with the antisymmetric rate, and bounces back the populations that ARRIVED rather than the ones this step's collision produced, which is what Palabos does and therefore what makes the field comparable with CompLaB's. Two relaxation times put the no-slip wall at the mid-link at every relaxation time; with one, a four-voxel throat carried 73% too much flow at tau = 2 and the permeability of the rock depended on a number with no physical meaning.</w:t>
-      </w:r>
-    </w:p>
-    <w:p>
-      <w:pPr>
-        <w:pStyle w:val="BodyText"/>
-      </w:pPr>
-      <w:r>
-        <w:t xml:space="preserve">Then the transport block: the fallback chemistry constants, keep_inlet_connected, coat_with_biofilm, the minmod reconstruction _muscl, the log-spaced snapshot ladder _wanted_steps, solve_adr itself, and check_physics. solve_adr works in two or three dimensions from mat.ndim, which is why the block can be identical in both files.</w:t>
-      </w:r>
-    </w:p>
-    <w:p>
-      <w:pPr>
-        <w:pStyle w:val="BodyText"/>
-      </w:pPr>
-      <w:r>
-        <w:t xml:space="preserve">Advection is second order with a minmod limiter, and this decides whether the Peclet number written in your dataset is the one your sample experienced. First-order upwinding is mathematically identical to solving the correct equation plus an extra diffusivity of half the local speed times the voxel size, which on a 64-voxel domain is four times the physical amount at Peclet 300. Measured as the width of a front that has travelled half the domain against the exact answer, upwinding was 27% too wide at Peclet 100 and 67% too wide at Peclet 300; the limited scheme is within 3% everywhere the campaign sweeps.</w:t>
-      </w:r>
-    </w:p>
-    <w:p>
-      <w:pPr>
-        <w:pStyle w:val="BodyText"/>
-      </w:pPr>
-      <w:r>
-        <w:t xml:space="preserve">Diffusion is written in flux form with a harmonic mean of the two cells at each face, which is the exact answer for a layered medium and is what makes a biofilm diffusivity do anything at all. Written the naive way, a biofilm slab at a twentieth of the pore diffusivity gave a straight-line profile of 0.310 where the flux-continuous answer is 0.041.</w:t>
-      </w:r>
-    </w:p>
-    <w:p>
-      <w:pPr>
-        <w:pStyle w:val="BodyText"/>
-      </w:pPr>
-      <w:r>
-        <w:t xml:space="preserve">Two reactions run on top. The biotic one obeys Monod kinetics in both the donor and the acceptor, grows biomass with a yield and loses it to first-order decay. The abiotic one needs no microbes and turns one dissolved chemical into another at a first-order rate, so an abiotic-only run is a real experiment with a real product field. The run stops when EVERY chemical has settled, and the tolerance measures how far from settled it still is rather than how much it changed last interval; those differ by a factor of about thirty near the end.</w:t>
-      </w:r>
-    </w:p>
-    <w:p>
-      <w:pPr>
-        <w:pStyle w:val="BodyText"/>
-      </w:pPr>
-      <w:r>
-        <w:t xml:space="preserve">Last, check_physics asserts what a correct solution must satisfy: nothing above what it could be made from, nothing negative, no checkerboard along the flow, nothing at the outlet before it crossed the middle, no chemical a rescaled copy of another, no chemical identically zero when something was fed in, and no reaction carrying a rate whose reactant never existed.</w:t>
+        <w:t xml:space="preserve">The whole simulator: flow, transport and reactions, one file per</w:t>
+      </w:r>
+      <w:r>
+        <w:rPr>
+          <w:iCs/>
+          <w:i/>
+        </w:rPr>
+        <w:t xml:space="preserve"> </w:t>
+      </w:r>
+      <w:r>
+        <w:rPr>
+          <w:iCs/>
+          <w:i/>
+        </w:rPr>
+        <w:t xml:space="preserve">dimension.</w:t>
+      </w:r>
+    </w:p>
+    <w:p>
+      <w:pPr>
+        <w:pStyle w:val="BodyText"/>
+      </w:pPr>
+      <w:r>
+        <w:t xml:space="preserve">PRT-LB is the simulator half of this project, Pore-scale Reactive</w:t>
+      </w:r>
+      <w:r>
+        <w:t xml:space="preserve"> </w:t>
+      </w:r>
+      <w:r>
+        <w:t xml:space="preserve">Transport by Lattice Boltzmann. prtlb_2d.py solves on an (nx, ny) image</w:t>
+      </w:r>
+      <w:r>
+        <w:t xml:space="preserve"> </w:t>
+      </w:r>
+      <w:r>
+        <w:t xml:space="preserve">with the nine lattice directions of a plane; prtlb_3d.py solves on an</w:t>
+      </w:r>
+      <w:r>
+        <w:t xml:space="preserve"> </w:t>
+      </w:r>
+      <w:r>
+        <w:t xml:space="preserve">(nx, ny, nz) volume with the nineteen of a volume. Everything else in</w:t>
+      </w:r>
+      <w:r>
+        <w:t xml:space="preserve"> </w:t>
+      </w:r>
+      <w:r>
+        <w:t xml:space="preserve">this folder either feeds them or reads what they wrote. Each is</w:t>
+      </w:r>
+      <w:r>
+        <w:t xml:space="preserve"> </w:t>
+      </w:r>
+      <w:r>
+        <w:t xml:space="preserve">self-contained, so reading one file tells you everything that happens to</w:t>
+      </w:r>
+      <w:r>
+        <w:t xml:space="preserve"> </w:t>
+      </w:r>
+      <w:r>
+        <w:t xml:space="preserve">a chemical from the moment the pressure gradient is applied to the</w:t>
+      </w:r>
+      <w:r>
+        <w:t xml:space="preserve"> </w:t>
+      </w:r>
+      <w:r>
+        <w:t xml:space="preserve">moment a concentration is written out.</w:t>
+      </w:r>
+    </w:p>
+    <w:p>
+      <w:pPr>
+        <w:pStyle w:val="BodyText"/>
+      </w:pPr>
+      <w:r>
+        <w:t xml:space="preserve">In file order. First the shared block: _trt_minus, which gives the</w:t>
+      </w:r>
+      <w:r>
+        <w:t xml:space="preserve"> </w:t>
+      </w:r>
+      <w:r>
+        <w:t xml:space="preserve">antisymmetric relaxation rate from the magic parameter 3/16;</w:t>
+      </w:r>
+      <w:r>
+        <w:t xml:space="preserve"> </w:t>
+      </w:r>
+      <w:r>
+        <w:t xml:space="preserve">_trt_collide, a two-relaxation-time collision that reduces exactly to</w:t>
+      </w:r>
+      <w:r>
+        <w:t xml:space="preserve"> </w:t>
+      </w:r>
+      <w:r>
+        <w:t xml:space="preserve">single-relaxation BGK at tau = 0.9330; FlowConvergence, which stops a</w:t>
+      </w:r>
+      <w:r>
+        <w:t xml:space="preserve"> </w:t>
+      </w:r>
+      <w:r>
+        <w:t xml:space="preserve">flow solve on the relative change of the mean pore speed; and</w:t>
+      </w:r>
+      <w:r>
+        <w:t xml:space="preserve"> </w:t>
+      </w:r>
+      <w:r>
+        <w:t xml:space="preserve">_checked_flow, which refuses a non-finite field, refuses a field that</w:t>
+      </w:r>
+      <w:r>
+        <w:t xml:space="preserve"> </w:t>
+      </w:r>
+      <w:r>
+        <w:t xml:space="preserve">is zero everywhere, and warns above Mach 0.05.</w:t>
+      </w:r>
+    </w:p>
+    <w:p>
+      <w:pPr>
+        <w:pStyle w:val="BodyText"/>
+      </w:pPr>
+      <w:r>
+        <w:t xml:space="preserve">Then the one routine that differs between the two files, the flow</w:t>
+      </w:r>
+      <w:r>
+        <w:t xml:space="preserve"> </w:t>
+      </w:r>
+      <w:r>
+        <w:t xml:space="preserve">solver. It is float64, uses Guo forcing with the antisymmetric rate, and</w:t>
+      </w:r>
+      <w:r>
+        <w:t xml:space="preserve"> </w:t>
+      </w:r>
+      <w:r>
+        <w:t xml:space="preserve">bounces back the populations that ARRIVED rather than the ones this</w:t>
+      </w:r>
+      <w:r>
+        <w:t xml:space="preserve"> </w:t>
+      </w:r>
+      <w:r>
+        <w:t xml:space="preserve">step's collision produced, which is what Palabos does and therefore</w:t>
+      </w:r>
+      <w:r>
+        <w:t xml:space="preserve"> </w:t>
+      </w:r>
+      <w:r>
+        <w:t xml:space="preserve">what makes the field comparable with CompLaB's. Two relaxation times</w:t>
+      </w:r>
+      <w:r>
+        <w:t xml:space="preserve"> </w:t>
+      </w:r>
+      <w:r>
+        <w:t xml:space="preserve">put the no-slip wall at the mid-link at every relaxation time; with one,</w:t>
+      </w:r>
+      <w:r>
+        <w:t xml:space="preserve"> </w:t>
+      </w:r>
+      <w:r>
+        <w:t xml:space="preserve">a four-voxel throat carried 73% too much flow at tau = 2 and the</w:t>
+      </w:r>
+      <w:r>
+        <w:t xml:space="preserve"> </w:t>
+      </w:r>
+      <w:r>
+        <w:t xml:space="preserve">permeability of the rock depended on a number with no physical meaning.</w:t>
+      </w:r>
+    </w:p>
+    <w:p>
+      <w:pPr>
+        <w:pStyle w:val="BodyText"/>
+      </w:pPr>
+      <w:r>
+        <w:t xml:space="preserve">Then the transport block: the fallback chemistry constants,</w:t>
+      </w:r>
+      <w:r>
+        <w:t xml:space="preserve"> </w:t>
+      </w:r>
+      <w:r>
+        <w:t xml:space="preserve">keep_inlet_connected, coat_with_biofilm, the minmod reconstruction</w:t>
+      </w:r>
+      <w:r>
+        <w:t xml:space="preserve"> </w:t>
+      </w:r>
+      <w:r>
+        <w:t xml:space="preserve">_muscl, the log-spaced snapshot ladder _wanted_steps, solve_adr</w:t>
+      </w:r>
+      <w:r>
+        <w:t xml:space="preserve"> </w:t>
+      </w:r>
+      <w:r>
+        <w:t xml:space="preserve">itself, and check_physics. solve_adr works in two or three dimensions</w:t>
+      </w:r>
+      <w:r>
+        <w:t xml:space="preserve"> </w:t>
+      </w:r>
+      <w:r>
+        <w:t xml:space="preserve">from mat.ndim, which is why the block can be identical in both files.</w:t>
+      </w:r>
+    </w:p>
+    <w:p>
+      <w:pPr>
+        <w:pStyle w:val="BodyText"/>
+      </w:pPr>
+      <w:r>
+        <w:t xml:space="preserve">Advection is second order with a minmod limiter, and this decides</w:t>
+      </w:r>
+      <w:r>
+        <w:t xml:space="preserve"> </w:t>
+      </w:r>
+      <w:r>
+        <w:t xml:space="preserve">whether the Peclet number written in your dataset is the one your sample</w:t>
+      </w:r>
+      <w:r>
+        <w:t xml:space="preserve"> </w:t>
+      </w:r>
+      <w:r>
+        <w:t xml:space="preserve">experienced. First-order upwinding is mathematically identical to</w:t>
+      </w:r>
+      <w:r>
+        <w:t xml:space="preserve"> </w:t>
+      </w:r>
+      <w:r>
+        <w:t xml:space="preserve">solving the correct equation plus an extra diffusivity of half the local</w:t>
+      </w:r>
+      <w:r>
+        <w:t xml:space="preserve"> </w:t>
+      </w:r>
+      <w:r>
+        <w:t xml:space="preserve">speed times the voxel size, which on a 64-voxel domain is four times the</w:t>
+      </w:r>
+      <w:r>
+        <w:t xml:space="preserve"> </w:t>
+      </w:r>
+      <w:r>
+        <w:t xml:space="preserve">physical amount at Peclet 300. Measured as the width of a front that has</w:t>
+      </w:r>
+      <w:r>
+        <w:t xml:space="preserve"> </w:t>
+      </w:r>
+      <w:r>
+        <w:t xml:space="preserve">travelled half the domain against the exact answer, upwinding was 27%</w:t>
+      </w:r>
+      <w:r>
+        <w:t xml:space="preserve"> </w:t>
+      </w:r>
+      <w:r>
+        <w:t xml:space="preserve">too wide at Peclet 100 and 67% too wide at Peclet 300; the limited</w:t>
+      </w:r>
+      <w:r>
+        <w:t xml:space="preserve"> </w:t>
+      </w:r>
+      <w:r>
+        <w:t xml:space="preserve">scheme is within 3% everywhere the campaign sweeps.</w:t>
+      </w:r>
+    </w:p>
+    <w:p>
+      <w:pPr>
+        <w:pStyle w:val="BodyText"/>
+      </w:pPr>
+      <w:r>
+        <w:t xml:space="preserve">Diffusion is written in flux form with a harmonic mean of the two cells</w:t>
+      </w:r>
+      <w:r>
+        <w:t xml:space="preserve"> </w:t>
+      </w:r>
+      <w:r>
+        <w:t xml:space="preserve">at each face, which is the exact answer for a layered medium and is what</w:t>
+      </w:r>
+      <w:r>
+        <w:t xml:space="preserve"> </w:t>
+      </w:r>
+      <w:r>
+        <w:t xml:space="preserve">makes a biofilm diffusivity do anything at all. Written the naive way, a</w:t>
+      </w:r>
+      <w:r>
+        <w:t xml:space="preserve"> </w:t>
+      </w:r>
+      <w:r>
+        <w:t xml:space="preserve">biofilm slab at a twentieth of the pore diffusivity gave a straight-line</w:t>
+      </w:r>
+      <w:r>
+        <w:t xml:space="preserve"> </w:t>
+      </w:r>
+      <w:r>
+        <w:t xml:space="preserve">profile of 0.310 where the flux-continuous answer is 0.041.</w:t>
+      </w:r>
+    </w:p>
+    <w:p>
+      <w:pPr>
+        <w:pStyle w:val="BodyText"/>
+      </w:pPr>
+      <w:r>
+        <w:t xml:space="preserve">Two reactions run on top. The biotic one obeys Monod kinetics in both</w:t>
+      </w:r>
+      <w:r>
+        <w:t xml:space="preserve"> </w:t>
+      </w:r>
+      <w:r>
+        <w:t xml:space="preserve">the donor and the acceptor, grows biomass with a yield and loses it to</w:t>
+      </w:r>
+      <w:r>
+        <w:t xml:space="preserve"> </w:t>
+      </w:r>
+      <w:r>
+        <w:t xml:space="preserve">first-order decay. The abiotic one needs no microbes and turns one</w:t>
+      </w:r>
+      <w:r>
+        <w:t xml:space="preserve"> </w:t>
+      </w:r>
+      <w:r>
+        <w:t xml:space="preserve">dissolved chemical into another at a first-order rate, so an</w:t>
+      </w:r>
+      <w:r>
+        <w:t xml:space="preserve"> </w:t>
+      </w:r>
+      <w:r>
+        <w:t xml:space="preserve">abiotic-only run is a real experiment with a real product field. The run</w:t>
+      </w:r>
+      <w:r>
+        <w:t xml:space="preserve"> </w:t>
+      </w:r>
+      <w:r>
+        <w:t xml:space="preserve">stops when EVERY chemical has settled, and the tolerance measures how</w:t>
+      </w:r>
+      <w:r>
+        <w:t xml:space="preserve"> </w:t>
+      </w:r>
+      <w:r>
+        <w:t xml:space="preserve">far from settled it still is rather than how much it changed last</w:t>
+      </w:r>
+      <w:r>
+        <w:t xml:space="preserve"> </w:t>
+      </w:r>
+      <w:r>
+        <w:t xml:space="preserve">interval; those differ by a factor of about thirty near the end.</w:t>
+      </w:r>
+    </w:p>
+    <w:p>
+      <w:pPr>
+        <w:pStyle w:val="BodyText"/>
+      </w:pPr>
+      <w:r>
+        <w:t xml:space="preserve">Last, check_physics asserts what a correct solution must satisfy:</w:t>
+      </w:r>
+      <w:r>
+        <w:t xml:space="preserve"> </w:t>
+      </w:r>
+      <w:r>
+        <w:t xml:space="preserve">nothing above what it could be made from, nothing negative, no</w:t>
+      </w:r>
+      <w:r>
+        <w:t xml:space="preserve"> </w:t>
+      </w:r>
+      <w:r>
+        <w:t xml:space="preserve">checkerboard along the flow, nothing at the outlet before it crossed the</w:t>
+      </w:r>
+      <w:r>
+        <w:t xml:space="preserve"> </w:t>
+      </w:r>
+      <w:r>
+        <w:t xml:space="preserve">middle, no chemical a rescaled copy of another, no chemical identically</w:t>
+      </w:r>
+      <w:r>
+        <w:t xml:space="preserve"> </w:t>
+      </w:r>
+      <w:r>
+        <w:t xml:space="preserve">zero when something was fed in, and no reaction carrying a rate whose</w:t>
+      </w:r>
+      <w:r>
+        <w:t xml:space="preserve"> </w:t>
+      </w:r>
+      <w:r>
+        <w:t xml:space="preserve">reactant never existed.</w:t>
       </w:r>
     </w:p>
     <w:p>
@@ -1416,7 +2128,25 @@
         <w:t xml:space="preserve"> </w:t>
       </w:r>
       <w:r>
-        <w:t xml:space="preserve">Nothing on disk. These are libraries with a self-test attached: run either directly and it checks itself and exits with the result. Import them and you get stokes_d2q9 or stokes_d3q19, solve_adr, check_physics, keep_inlet_connected and coat_with_biofilm.</w:t>
+        <w:t xml:space="preserve">Nothing on disk. These are libraries with a</w:t>
+      </w:r>
+      <w:r>
+        <w:t xml:space="preserve"> </w:t>
+      </w:r>
+      <w:r>
+        <w:t xml:space="preserve">self-test attached: run either directly and it checks itself and exits</w:t>
+      </w:r>
+      <w:r>
+        <w:t xml:space="preserve"> </w:t>
+      </w:r>
+      <w:r>
+        <w:t xml:space="preserve">with the result. Import them and you get stokes_d2q9 or stokes_d3q19,</w:t>
+      </w:r>
+      <w:r>
+        <w:t xml:space="preserve"> </w:t>
+      </w:r>
+      <w:r>
+        <w:t xml:space="preserve">solve_adr, check_physics, keep_inlet_connected and coat_with_biofilm.</w:t>
       </w:r>
     </w:p>
     <w:p>
@@ -1434,23 +2164,107 @@
         <w:t xml:space="preserve"> </w:t>
       </w:r>
       <w:r>
-        <w:t xml:space="preserve">The two files share two blocks word for word, marked in the source with PRTLB SHARED BLOCK and PRTLB TRANSPORT BLOCK. If you edit one, copy it to the other. test_flow_solvers.py compares them byte for byte on every run and prints the first line that differs.</w:t>
-      </w:r>
-    </w:p>
-    <w:p>
-      <w:pPr>
-        <w:pStyle w:val="BodyText"/>
-      </w:pPr>
-      <w:r>
-        <w:t xml:space="preserve">There genuinely were two independent transport solvers here once. Six bugs were found and fixed in one and every one survived in the other: a periodic boundary that leaked the inlet into the outlet, a diffusion coefficient wrong by a factor of the domain length, a hard step count that stopped before the front entered the sample, a clip that hid an instability, and a per-species term that made three of the four chemicals identical arrays. They survived because fixing one copy makes the other look fixed.</w:t>
-      </w:r>
-    </w:p>
-    <w:p>
-      <w:pPr>
-        <w:pStyle w:val="BodyText"/>
-      </w:pPr>
-      <w:r>
-        <w:t xml:space="preserve">The flow solve runs to convergence, so nit is a CAP and not the number of iterations. The old fixed counts were 1500 in 2D and 400 in 3D against measured requirements of 5300 and 2350. At the old 3D default the mean axial velocity was 9.77% low, and since transport normalises by that mean, every 3D Peclet label carried the same error.</w:t>
+        <w:t xml:space="preserve">The two files share two blocks word for word, marked</w:t>
+      </w:r>
+      <w:r>
+        <w:t xml:space="preserve"> </w:t>
+      </w:r>
+      <w:r>
+        <w:t xml:space="preserve">in the source with PRTLB SHARED BLOCK and PRTLB TRANSPORT BLOCK. If you</w:t>
+      </w:r>
+      <w:r>
+        <w:t xml:space="preserve"> </w:t>
+      </w:r>
+      <w:r>
+        <w:t xml:space="preserve">edit one, copy it to the other. test_flow_solvers.py compares them byte</w:t>
+      </w:r>
+      <w:r>
+        <w:t xml:space="preserve"> </w:t>
+      </w:r>
+      <w:r>
+        <w:t xml:space="preserve">for byte on every run and prints the first line that differs.</w:t>
+      </w:r>
+    </w:p>
+    <w:p>
+      <w:pPr>
+        <w:pStyle w:val="BodyText"/>
+      </w:pPr>
+      <w:r>
+        <w:t xml:space="preserve">There genuinely were two independent transport solvers here once. Six</w:t>
+      </w:r>
+      <w:r>
+        <w:t xml:space="preserve"> </w:t>
+      </w:r>
+      <w:r>
+        <w:t xml:space="preserve">bugs were found and fixed in one and every one survived in the other: a</w:t>
+      </w:r>
+      <w:r>
+        <w:t xml:space="preserve"> </w:t>
+      </w:r>
+      <w:r>
+        <w:t xml:space="preserve">periodic boundary that leaked the inlet into the outlet, a diffusion</w:t>
+      </w:r>
+      <w:r>
+        <w:t xml:space="preserve"> </w:t>
+      </w:r>
+      <w:r>
+        <w:t xml:space="preserve">coefficient wrong by a factor of the domain length, a hard step count</w:t>
+      </w:r>
+      <w:r>
+        <w:t xml:space="preserve"> </w:t>
+      </w:r>
+      <w:r>
+        <w:t xml:space="preserve">that stopped before the front entered the sample, a clip that hid an</w:t>
+      </w:r>
+      <w:r>
+        <w:t xml:space="preserve"> </w:t>
+      </w:r>
+      <w:r>
+        <w:t xml:space="preserve">instability, and a per-species term that made three of the four</w:t>
+      </w:r>
+      <w:r>
+        <w:t xml:space="preserve"> </w:t>
+      </w:r>
+      <w:r>
+        <w:t xml:space="preserve">chemicals identical arrays. They survived because fixing one copy makes</w:t>
+      </w:r>
+      <w:r>
+        <w:t xml:space="preserve"> </w:t>
+      </w:r>
+      <w:r>
+        <w:t xml:space="preserve">the other look fixed.</w:t>
+      </w:r>
+    </w:p>
+    <w:p>
+      <w:pPr>
+        <w:pStyle w:val="BodyText"/>
+      </w:pPr>
+      <w:r>
+        <w:t xml:space="preserve">The flow solve runs to convergence, so nit is a CAP and not the number</w:t>
+      </w:r>
+      <w:r>
+        <w:t xml:space="preserve"> </w:t>
+      </w:r>
+      <w:r>
+        <w:t xml:space="preserve">of iterations. The old fixed counts were 1500 in 2D and 400 in 3D</w:t>
+      </w:r>
+      <w:r>
+        <w:t xml:space="preserve"> </w:t>
+      </w:r>
+      <w:r>
+        <w:t xml:space="preserve">against measured requirements of 5300 and 2350. At the old 3D default</w:t>
+      </w:r>
+      <w:r>
+        <w:t xml:space="preserve"> </w:t>
+      </w:r>
+      <w:r>
+        <w:t xml:space="preserve">the mean axial velocity was 9.77% low, and since transport normalises by</w:t>
+      </w:r>
+      <w:r>
+        <w:t xml:space="preserve"> </w:t>
+      </w:r>
+      <w:r>
+        <w:t xml:space="preserve">that mean, every 3D Peclet label carried the same error.</w:t>
       </w:r>
     </w:p>
     <w:p>
@@ -1478,39 +2292,173 @@
           <w:iCs/>
           <w:i/>
         </w:rPr>
-        <w:t xml:space="preserve">Where you put your own numbers in, and the only place they are converted.</w:t>
-      </w:r>
-    </w:p>
-    <w:p>
-      <w:pPr>
-        <w:pStyle w:val="BodyText"/>
-      </w:pPr>
-      <w:r>
-        <w:t xml:space="preserve">The solver takes six dimensionless numbers. You have concentrations in mol/L, lengths in micrometres, diffusivities in m2/s and rates per second or per day. This file is the whole of the distance between those two, and it shows its arithmetic rather than asking you to trust it.</w:t>
-      </w:r>
-    </w:p>
-    <w:p>
-      <w:pPr>
-        <w:pStyle w:val="BodyText"/>
-      </w:pPr>
-      <w:r>
-        <w:t xml:space="preserve">Inside: the default species table, then the Species class, then the large Settings class holding the grid, the relaxation time, the pressure drop, the reaction switches, the biofilm code and layers, and the four stopping rules ns_max_iT, ns_converge, ade_max_iT and ade_converge. Settings can be read from XML in CompLaB's own layout, from JSON, or from the editable block at the top of a generator, and every route ends in the same object.</w:t>
-      </w:r>
-    </w:p>
-    <w:p>
-      <w:pPr>
-        <w:pStyle w:val="BodyText"/>
-      </w:pPr>
-      <w:r>
-        <w:t xml:space="preserve">complaints() returns the things that stop a run, warnings() the things that are legal but probably not what you meant, and groups() does the conversion. chemistry() produces the Chemistry object the solver takes. report() prints all of it. add_settings_arguments and settings_from_args are the shared entry point every generator calls, which is why --settings, --set, --show-settings and --save-settings work identically everywhere.</w:t>
-      </w:r>
-    </w:p>
-    <w:p>
-      <w:pPr>
-        <w:pStyle w:val="BodyText"/>
-      </w:pPr>
-      <w:r>
-        <w:t xml:space="preserve">The complaints are worth reading as a list of the mistakes this project has actually made. A reaction whose reactant nothing produces. Two chemicals that will hold the identical field, compared in the units the SOLVER receives rather than the ones you typed, because each chemical is scaled by its own feed and a donor at 0.002 mol/L and an acceptor at 0.005 both arrive as exactly 1.0. A biomass in a run with no microbes.</w:t>
+        <w:t xml:space="preserve">Where you put your own numbers in, and the only place they are</w:t>
+      </w:r>
+      <w:r>
+        <w:rPr>
+          <w:iCs/>
+          <w:i/>
+        </w:rPr>
+        <w:t xml:space="preserve"> </w:t>
+      </w:r>
+      <w:r>
+        <w:rPr>
+          <w:iCs/>
+          <w:i/>
+        </w:rPr>
+        <w:t xml:space="preserve">converted.</w:t>
+      </w:r>
+    </w:p>
+    <w:p>
+      <w:pPr>
+        <w:pStyle w:val="BodyText"/>
+      </w:pPr>
+      <w:r>
+        <w:t xml:space="preserve">The solver takes six dimensionless numbers. You have concentrations in</w:t>
+      </w:r>
+      <w:r>
+        <w:t xml:space="preserve"> </w:t>
+      </w:r>
+      <w:r>
+        <w:t xml:space="preserve">mol/L, lengths in micrometres, diffusivities in m2/s and rates per</w:t>
+      </w:r>
+      <w:r>
+        <w:t xml:space="preserve"> </w:t>
+      </w:r>
+      <w:r>
+        <w:t xml:space="preserve">second or per day. This file is the whole of the distance between those</w:t>
+      </w:r>
+      <w:r>
+        <w:t xml:space="preserve"> </w:t>
+      </w:r>
+      <w:r>
+        <w:t xml:space="preserve">two, and it shows its arithmetic rather than asking you to trust it.</w:t>
+      </w:r>
+    </w:p>
+    <w:p>
+      <w:pPr>
+        <w:pStyle w:val="BodyText"/>
+      </w:pPr>
+      <w:r>
+        <w:t xml:space="preserve">Inside: the default species table, then the Species class, then the</w:t>
+      </w:r>
+      <w:r>
+        <w:t xml:space="preserve"> </w:t>
+      </w:r>
+      <w:r>
+        <w:t xml:space="preserve">large Settings class holding the grid, the relaxation time, the pressure</w:t>
+      </w:r>
+      <w:r>
+        <w:t xml:space="preserve"> </w:t>
+      </w:r>
+      <w:r>
+        <w:t xml:space="preserve">drop, the reaction switches, the biofilm code and layers, and the four</w:t>
+      </w:r>
+      <w:r>
+        <w:t xml:space="preserve"> </w:t>
+      </w:r>
+      <w:r>
+        <w:t xml:space="preserve">stopping rules ns_max_iT, ns_converge, ade_max_iT and ade_converge.</w:t>
+      </w:r>
+      <w:r>
+        <w:t xml:space="preserve"> </w:t>
+      </w:r>
+      <w:r>
+        <w:t xml:space="preserve">Settings can be read from XML in CompLaB's own layout, from JSON, or</w:t>
+      </w:r>
+      <w:r>
+        <w:t xml:space="preserve"> </w:t>
+      </w:r>
+      <w:r>
+        <w:t xml:space="preserve">from the editable block at the top of a generator, and every route ends</w:t>
+      </w:r>
+      <w:r>
+        <w:t xml:space="preserve"> </w:t>
+      </w:r>
+      <w:r>
+        <w:t xml:space="preserve">in the same object.</w:t>
+      </w:r>
+    </w:p>
+    <w:p>
+      <w:pPr>
+        <w:pStyle w:val="BodyText"/>
+      </w:pPr>
+      <w:r>
+        <w:t xml:space="preserve">complaints() returns the things that stop a run, warnings() the things</w:t>
+      </w:r>
+      <w:r>
+        <w:t xml:space="preserve"> </w:t>
+      </w:r>
+      <w:r>
+        <w:t xml:space="preserve">that are legal but probably not what you meant, and groups() does the</w:t>
+      </w:r>
+      <w:r>
+        <w:t xml:space="preserve"> </w:t>
+      </w:r>
+      <w:r>
+        <w:t xml:space="preserve">conversion. chemistry() produces the Chemistry object the solver takes.</w:t>
+      </w:r>
+      <w:r>
+        <w:t xml:space="preserve"> </w:t>
+      </w:r>
+      <w:r>
+        <w:t xml:space="preserve">report() prints all of it. add_settings_arguments and settings_from_args</w:t>
+      </w:r>
+      <w:r>
+        <w:t xml:space="preserve"> </w:t>
+      </w:r>
+      <w:r>
+        <w:t xml:space="preserve">are the shared entry point every generator calls, which is why</w:t>
+      </w:r>
+      <w:r>
+        <w:t xml:space="preserve"> </w:t>
+      </w:r>
+      <w:r>
+        <w:t xml:space="preserve">--settings, --set, --show-settings and --save-settings work</w:t>
+      </w:r>
+      <w:r>
+        <w:t xml:space="preserve"> </w:t>
+      </w:r>
+      <w:r>
+        <w:t xml:space="preserve">identically everywhere.</w:t>
+      </w:r>
+    </w:p>
+    <w:p>
+      <w:pPr>
+        <w:pStyle w:val="BodyText"/>
+      </w:pPr>
+      <w:r>
+        <w:t xml:space="preserve">The complaints are worth reading as a list of the mistakes this project</w:t>
+      </w:r>
+      <w:r>
+        <w:t xml:space="preserve"> </w:t>
+      </w:r>
+      <w:r>
+        <w:t xml:space="preserve">has actually made. A reaction whose reactant nothing produces. Two</w:t>
+      </w:r>
+      <w:r>
+        <w:t xml:space="preserve"> </w:t>
+      </w:r>
+      <w:r>
+        <w:t xml:space="preserve">chemicals that will hold the identical field, compared in the units the</w:t>
+      </w:r>
+      <w:r>
+        <w:t xml:space="preserve"> </w:t>
+      </w:r>
+      <w:r>
+        <w:t xml:space="preserve">SOLVER receives rather than the ones you typed, because each chemical is</w:t>
+      </w:r>
+      <w:r>
+        <w:t xml:space="preserve"> </w:t>
+      </w:r>
+      <w:r>
+        <w:t xml:space="preserve">scaled by its own feed and a donor at 0.002 mol/L and an acceptor at</w:t>
+      </w:r>
+      <w:r>
+        <w:t xml:space="preserve"> </w:t>
+      </w:r>
+      <w:r>
+        <w:t xml:space="preserve">0.005 both arrive as exactly 1.0. A biomass in a run with no microbes.</w:t>
       </w:r>
     </w:p>
     <w:p>
@@ -1580,7 +2528,37 @@
         <w:t xml:space="preserve"> </w:t>
       </w:r>
       <w:r>
-        <w:t xml:space="preserve">The template it writes has every supported tag with a comment saying what it changes and in what units. --check reads a file back and prints the full report without simulating anything. --capabilities prints where this simulator and CompLaB agree and where they do not. With no arguments it prints the help and the capability table.</w:t>
+        <w:t xml:space="preserve">The template it writes has every supported tag</w:t>
+      </w:r>
+      <w:r>
+        <w:t xml:space="preserve"> </w:t>
+      </w:r>
+      <w:r>
+        <w:t xml:space="preserve">with a comment saying what it changes and in what units. --check reads</w:t>
+      </w:r>
+      <w:r>
+        <w:t xml:space="preserve"> </w:t>
+      </w:r>
+      <w:r>
+        <w:t xml:space="preserve">a file back and prints the full report without simulating anything.</w:t>
+      </w:r>
+      <w:r>
+        <w:t xml:space="preserve"> </w:t>
+      </w:r>
+      <w:r>
+        <w:t xml:space="preserve">--capabilities prints where this simulator and CompLaB agree and where</w:t>
+      </w:r>
+      <w:r>
+        <w:t xml:space="preserve"> </w:t>
+      </w:r>
+      <w:r>
+        <w:t xml:space="preserve">they do not. With no arguments it prints the help and the capability</w:t>
+      </w:r>
+      <w:r>
+        <w:t xml:space="preserve"> </w:t>
+      </w:r>
+      <w:r>
+        <w:t xml:space="preserve">table.</w:t>
       </w:r>
     </w:p>
     <w:p>
@@ -1598,15 +2576,81 @@
         <w:t xml:space="preserve"> </w:t>
       </w:r>
       <w:r>
-        <w:t xml:space="preserve">Peclet and both Damkohler numbers carry a length, so which length you choose decides what all three mean. CompLaB divides by the pore width and this solver divided by the sample length; a 64-voxel sample with a 16-voxel pore width has a factor of four between them. reference_length picks one, and both now reach the solver rather than only the report.</w:t>
-      </w:r>
-    </w:p>
-    <w:p>
-      <w:pPr>
-        <w:pStyle w:val="BodyText"/>
-      </w:pPr>
-      <w:r>
-        <w:t xml:space="preserve">The abiotic advective Damkohler is computed from the velocity, not by dividing the diffusive one by Peclet. That shortcut is only right when both are taken against the same diffusivity, and they are not: Peclet is defined on the donor while the abiotic reaction consumes the product. With the template's own numbers the abiotic Damkohler written into every dataset was 25% too large, and it moved whenever somebody edited a diffusion coefficient that has nothing to do with the abiotic rate.</w:t>
+        <w:t xml:space="preserve">Peclet and both Damkohler numbers carry a length, so</w:t>
+      </w:r>
+      <w:r>
+        <w:t xml:space="preserve"> </w:t>
+      </w:r>
+      <w:r>
+        <w:t xml:space="preserve">which length you choose decides what all three mean. CompLaB divides by</w:t>
+      </w:r>
+      <w:r>
+        <w:t xml:space="preserve"> </w:t>
+      </w:r>
+      <w:r>
+        <w:t xml:space="preserve">the pore width and this solver divided by the sample length; a 64-voxel</w:t>
+      </w:r>
+      <w:r>
+        <w:t xml:space="preserve"> </w:t>
+      </w:r>
+      <w:r>
+        <w:t xml:space="preserve">sample with a 16-voxel pore width has a factor of four between them.</w:t>
+      </w:r>
+      <w:r>
+        <w:t xml:space="preserve"> </w:t>
+      </w:r>
+      <w:r>
+        <w:t xml:space="preserve">reference_length picks one, and both now reach the solver rather than</w:t>
+      </w:r>
+      <w:r>
+        <w:t xml:space="preserve"> </w:t>
+      </w:r>
+      <w:r>
+        <w:t xml:space="preserve">only the report.</w:t>
+      </w:r>
+    </w:p>
+    <w:p>
+      <w:pPr>
+        <w:pStyle w:val="BodyText"/>
+      </w:pPr>
+      <w:r>
+        <w:t xml:space="preserve">The abiotic advective Damkohler is computed from the velocity, not by</w:t>
+      </w:r>
+      <w:r>
+        <w:t xml:space="preserve"> </w:t>
+      </w:r>
+      <w:r>
+        <w:t xml:space="preserve">dividing the diffusive one by Peclet. That shortcut is only right when</w:t>
+      </w:r>
+      <w:r>
+        <w:t xml:space="preserve"> </w:t>
+      </w:r>
+      <w:r>
+        <w:t xml:space="preserve">both are taken against the same diffusivity, and they are not: Peclet is</w:t>
+      </w:r>
+      <w:r>
+        <w:t xml:space="preserve"> </w:t>
+      </w:r>
+      <w:r>
+        <w:t xml:space="preserve">defined on the donor while the abiotic reaction consumes the product.</w:t>
+      </w:r>
+      <w:r>
+        <w:t xml:space="preserve"> </w:t>
+      </w:r>
+      <w:r>
+        <w:t xml:space="preserve">With the template's own numbers the abiotic Damkohler written into</w:t>
+      </w:r>
+      <w:r>
+        <w:t xml:space="preserve"> </w:t>
+      </w:r>
+      <w:r>
+        <w:t xml:space="preserve">every dataset was 25% too large, and it moved whenever somebody edited a</w:t>
+      </w:r>
+      <w:r>
+        <w:t xml:space="preserve"> </w:t>
+      </w:r>
+      <w:r>
+        <w:t xml:space="preserve">diffusion coefficient that has nothing to do with the abiotic rate.</w:t>
       </w:r>
     </w:p>
     <w:p>
@@ -1650,23 +2694,119 @@
         <w:pStyle w:val="BodyText"/>
       </w:pPr>
       <w:r>
-        <w:t xml:space="preserve">Two dimensions is a slice through the rock, not a thin rock, and it is roughly fifty times cheaper than three. Every question about the METHOD rather than about the rock can be answered here in minutes and then confirmed in 3D.</w:t>
-      </w:r>
-    </w:p>
-    <w:p>
-      <w:pPr>
-        <w:pStyle w:val="BodyText"/>
-      </w:pPr>
-      <w:r>
-        <w:t xml:space="preserve">It reads the settings first, so --show-settings returns before anything is simulated. Then it builds or reads the domains: a thresholded correlated Gaussian field, which gives the organic bicontinuous shapes real rock has, with the first and last four slices forced open and any pore space the inlet cannot reach turned to solid. Per domain it computes the geodesic distance and the Euclidean one, optionally coats biofilm, probes the flow at a small force to find how hard it can push without leaving the low-Mach range, solves the flow, and records the mean AXIAL velocity rather than the mean speed. Per run it draws Peclet and both Damkohler numbers log-uniformly, integrates, optionally writes pictures, and checks the physics.</w:t>
-      </w:r>
-    </w:p>
-    <w:p>
-      <w:pPr>
-        <w:pStyle w:val="BodyText"/>
-      </w:pPr>
-      <w:r>
-        <w:t xml:space="preserve">The editable MY_SETTINGS and MY_CHEMICALS block at the top of the file is the fourth way to set your numbers, alongside the command line, a settings file and the window. It is there so that somebody who works in the source rather than in a GUI has a place to work.</w:t>
+        <w:t xml:space="preserve">Two dimensions is a slice through the rock, not a thin rock, and it is</w:t>
+      </w:r>
+      <w:r>
+        <w:t xml:space="preserve"> </w:t>
+      </w:r>
+      <w:r>
+        <w:t xml:space="preserve">roughly fifty times cheaper than three. Every question about the METHOD</w:t>
+      </w:r>
+      <w:r>
+        <w:t xml:space="preserve"> </w:t>
+      </w:r>
+      <w:r>
+        <w:t xml:space="preserve">rather than about the rock can be answered here in minutes and then</w:t>
+      </w:r>
+      <w:r>
+        <w:t xml:space="preserve"> </w:t>
+      </w:r>
+      <w:r>
+        <w:t xml:space="preserve">confirmed in 3D.</w:t>
+      </w:r>
+    </w:p>
+    <w:p>
+      <w:pPr>
+        <w:pStyle w:val="BodyText"/>
+      </w:pPr>
+      <w:r>
+        <w:t xml:space="preserve">It reads the settings first, so --show-settings returns before anything</w:t>
+      </w:r>
+      <w:r>
+        <w:t xml:space="preserve"> </w:t>
+      </w:r>
+      <w:r>
+        <w:t xml:space="preserve">is simulated. Then it builds or reads the domains: a thresholded</w:t>
+      </w:r>
+      <w:r>
+        <w:t xml:space="preserve"> </w:t>
+      </w:r>
+      <w:r>
+        <w:t xml:space="preserve">correlated Gaussian field, which gives the organic bicontinuous shapes</w:t>
+      </w:r>
+      <w:r>
+        <w:t xml:space="preserve"> </w:t>
+      </w:r>
+      <w:r>
+        <w:t xml:space="preserve">real rock has, with the first and last four slices forced open and any</w:t>
+      </w:r>
+      <w:r>
+        <w:t xml:space="preserve"> </w:t>
+      </w:r>
+      <w:r>
+        <w:t xml:space="preserve">pore space the inlet cannot reach turned to solid. Per domain it</w:t>
+      </w:r>
+      <w:r>
+        <w:t xml:space="preserve"> </w:t>
+      </w:r>
+      <w:r>
+        <w:t xml:space="preserve">computes the geodesic distance and the Euclidean one, optionally coats</w:t>
+      </w:r>
+      <w:r>
+        <w:t xml:space="preserve"> </w:t>
+      </w:r>
+      <w:r>
+        <w:t xml:space="preserve">biofilm, probes the flow at a small force to find how hard it can push</w:t>
+      </w:r>
+      <w:r>
+        <w:t xml:space="preserve"> </w:t>
+      </w:r>
+      <w:r>
+        <w:t xml:space="preserve">without leaving the low-Mach range, solves the flow, and records the</w:t>
+      </w:r>
+      <w:r>
+        <w:t xml:space="preserve"> </w:t>
+      </w:r>
+      <w:r>
+        <w:t xml:space="preserve">mean AXIAL velocity rather than the mean speed. Per run it draws Peclet</w:t>
+      </w:r>
+      <w:r>
+        <w:t xml:space="preserve"> </w:t>
+      </w:r>
+      <w:r>
+        <w:t xml:space="preserve">and both Damkohler numbers log-uniformly, integrates, optionally writes</w:t>
+      </w:r>
+      <w:r>
+        <w:t xml:space="preserve"> </w:t>
+      </w:r>
+      <w:r>
+        <w:t xml:space="preserve">pictures, and checks the physics.</w:t>
+      </w:r>
+    </w:p>
+    <w:p>
+      <w:pPr>
+        <w:pStyle w:val="BodyText"/>
+      </w:pPr>
+      <w:r>
+        <w:t xml:space="preserve">The editable MY_SETTINGS and MY_CHEMICALS block at the top of the file</w:t>
+      </w:r>
+      <w:r>
+        <w:t xml:space="preserve"> </w:t>
+      </w:r>
+      <w:r>
+        <w:t xml:space="preserve">is the fourth way to set your numbers, alongside the command line, a</w:t>
+      </w:r>
+      <w:r>
+        <w:t xml:space="preserve"> </w:t>
+      </w:r>
+      <w:r>
+        <w:t xml:space="preserve">settings file and the window. It is there so that somebody who works in</w:t>
+      </w:r>
+      <w:r>
+        <w:t xml:space="preserve"> </w:t>
+      </w:r>
+      <w:r>
+        <w:t xml:space="preserve">the source rather than in a GUI has a place to work.</w:t>
       </w:r>
     </w:p>
     <w:p>
@@ -1728,7 +2868,37 @@
         <w:t xml:space="preserve"> </w:t>
       </w:r>
       <w:r>
-        <w:t xml:space="preserve">One HDF5 file at --out: the structures, both distance fields, the flow field, the concentrations at every stored time, the conditions each run was given and a copy of every setting used. With --save-vti or --save-png it also writes a folder beside it named after the dataset with _fields appended, holding one run%04d directory per illustrated run.</w:t>
+        <w:t xml:space="preserve">One HDF5 file at --out: the structures, both</w:t>
+      </w:r>
+      <w:r>
+        <w:t xml:space="preserve"> </w:t>
+      </w:r>
+      <w:r>
+        <w:t xml:space="preserve">distance fields, the flow field, the concentrations at every stored</w:t>
+      </w:r>
+      <w:r>
+        <w:t xml:space="preserve"> </w:t>
+      </w:r>
+      <w:r>
+        <w:t xml:space="preserve">time, the conditions each run was given and a copy of every setting</w:t>
+      </w:r>
+      <w:r>
+        <w:t xml:space="preserve"> </w:t>
+      </w:r>
+      <w:r>
+        <w:t xml:space="preserve">used. With --save-vti or --save-png it also writes a folder beside it</w:t>
+      </w:r>
+      <w:r>
+        <w:t xml:space="preserve"> </w:t>
+      </w:r>
+      <w:r>
+        <w:t xml:space="preserve">named after the dataset with _fields appended, holding one run%04d</w:t>
+      </w:r>
+      <w:r>
+        <w:t xml:space="preserve"> </w:t>
+      </w:r>
+      <w:r>
+        <w:t xml:space="preserve">directory per illustrated run.</w:t>
       </w:r>
     </w:p>
     <w:p>
@@ -1746,23 +2916,65 @@
         <w:t xml:space="preserve"> </w:t>
       </w:r>
       <w:r>
-        <w:t xml:space="preserve">It writes NOTHING if any run fails a physics check. This used to write the file and then print the warning underneath it, so the same mistake produced a file in 2D and none in 3D. A warning printed after the artefact exists is a warning that gets scrolled past, and the file is what survives the session.</w:t>
-      </w:r>
-    </w:p>
-    <w:p>
-      <w:pPr>
-        <w:pStyle w:val="BodyText"/>
-      </w:pPr>
-      <w:r>
-        <w:t xml:space="preserve">--n-geom and --jung-dir are mutually exclusive, and if you give neither it generates 20 structures. --stokes-iters is a cap on the flow solve, not the number of iterations run. --adr-steps overrides the convergence test and should normally be left alone.</w:t>
-      </w:r>
-    </w:p>
-    <w:p>
-      <w:pPr>
-        <w:pStyle w:val="BodyText"/>
-      </w:pPr>
-      <w:r>
-        <w:t xml:space="preserve">(959 lines.)</w:t>
+        <w:t xml:space="preserve">It writes NOTHING if any run fails a physics check.</w:t>
+      </w:r>
+      <w:r>
+        <w:t xml:space="preserve"> </w:t>
+      </w:r>
+      <w:r>
+        <w:t xml:space="preserve">This used to write the file and then print the warning underneath it, so</w:t>
+      </w:r>
+      <w:r>
+        <w:t xml:space="preserve"> </w:t>
+      </w:r>
+      <w:r>
+        <w:t xml:space="preserve">the same mistake produced a file in 2D and none in 3D. A warning printed</w:t>
+      </w:r>
+      <w:r>
+        <w:t xml:space="preserve"> </w:t>
+      </w:r>
+      <w:r>
+        <w:t xml:space="preserve">after the artefact exists is a warning that gets scrolled past, and the</w:t>
+      </w:r>
+      <w:r>
+        <w:t xml:space="preserve"> </w:t>
+      </w:r>
+      <w:r>
+        <w:t xml:space="preserve">file is what survives the session.</w:t>
+      </w:r>
+    </w:p>
+    <w:p>
+      <w:pPr>
+        <w:pStyle w:val="BodyText"/>
+      </w:pPr>
+      <w:r>
+        <w:t xml:space="preserve">--n-geom and --jung-dir are mutually exclusive, and if you give</w:t>
+      </w:r>
+      <w:r>
+        <w:t xml:space="preserve"> </w:t>
+      </w:r>
+      <w:r>
+        <w:t xml:space="preserve">neither it generates 20 structures. --stokes-iters is a cap on the flow</w:t>
+      </w:r>
+      <w:r>
+        <w:t xml:space="preserve"> </w:t>
+      </w:r>
+      <w:r>
+        <w:t xml:space="preserve">solve, not the number of iterations run. --adr-steps overrides the</w:t>
+      </w:r>
+      <w:r>
+        <w:t xml:space="preserve"> </w:t>
+      </w:r>
+      <w:r>
+        <w:t xml:space="preserve">convergence test and should normally be left alone.</w:t>
+      </w:r>
+    </w:p>
+    <w:p>
+      <w:pPr>
+        <w:pStyle w:val="BodyText"/>
+      </w:pPr>
+      <w:r>
+        <w:t xml:space="preserve">(973 lines.)</w:t>
       </w:r>
     </w:p>
     <w:p>
@@ -1790,15 +3002,63 @@
         <w:pStyle w:val="BodyText"/>
       </w:pPr>
       <w:r>
-        <w:t xml:space="preserve">The exact twin of the 2D builder with one dimension more: D3Q19 instead of D2Q9, the same boundaries, the same two reactions, the same checks, the same output layout. That is deliberate, so any difference between a 2D and a 3D result from this project is about dimensionality and not about chemistry.</w:t>
-      </w:r>
-    </w:p>
-    <w:p>
-      <w:pPr>
-        <w:pStyle w:val="BodyText"/>
-      </w:pPr>
-      <w:r>
-        <w:t xml:space="preserve">It generates structures with a percolation retry, giving up after twenty attempts per structure rather than looping forever on an impossible porosity. Note the porosity range: the percolation threshold is about 0.59 in 2D and about 0.20 in 3D, so the sensible range here is 0.30 to 0.50 where in 2D it is 0.55 to 0.85.</w:t>
+        <w:t xml:space="preserve">The exact twin of the 2D builder with one dimension more: D3Q19 instead</w:t>
+      </w:r>
+      <w:r>
+        <w:t xml:space="preserve"> </w:t>
+      </w:r>
+      <w:r>
+        <w:t xml:space="preserve">of D2Q9, the same boundaries, the same two reactions, the same checks,</w:t>
+      </w:r>
+      <w:r>
+        <w:t xml:space="preserve"> </w:t>
+      </w:r>
+      <w:r>
+        <w:t xml:space="preserve">the same output layout. That is deliberate, so any difference between a</w:t>
+      </w:r>
+      <w:r>
+        <w:t xml:space="preserve"> </w:t>
+      </w:r>
+      <w:r>
+        <w:t xml:space="preserve">2D and a 3D result from this project is about dimensionality and not</w:t>
+      </w:r>
+      <w:r>
+        <w:t xml:space="preserve"> </w:t>
+      </w:r>
+      <w:r>
+        <w:t xml:space="preserve">about chemistry.</w:t>
+      </w:r>
+    </w:p>
+    <w:p>
+      <w:pPr>
+        <w:pStyle w:val="BodyText"/>
+      </w:pPr>
+      <w:r>
+        <w:t xml:space="preserve">It generates structures with a percolation retry, giving up after twenty</w:t>
+      </w:r>
+      <w:r>
+        <w:t xml:space="preserve"> </w:t>
+      </w:r>
+      <w:r>
+        <w:t xml:space="preserve">attempts per structure rather than looping forever on an impossible</w:t>
+      </w:r>
+      <w:r>
+        <w:t xml:space="preserve"> </w:t>
+      </w:r>
+      <w:r>
+        <w:t xml:space="preserve">porosity. Note the porosity range: the percolation threshold is about</w:t>
+      </w:r>
+      <w:r>
+        <w:t xml:space="preserve"> </w:t>
+      </w:r>
+      <w:r>
+        <w:t xml:space="preserve">0.59 in 2D and about 0.20 in 3D, so the sensible range here is 0.30 to</w:t>
+      </w:r>
+      <w:r>
+        <w:t xml:space="preserve"> </w:t>
+      </w:r>
+      <w:r>
+        <w:t xml:space="preserve">0.50 where in 2D it is 0.55 to 0.85.</w:t>
       </w:r>
     </w:p>
     <w:p>
@@ -1844,7 +3104,13 @@
         <w:t xml:space="preserve"> </w:t>
       </w:r>
       <w:r>
-        <w:t xml:space="preserve">One HDF5 file at --out, with dimension = 3, plus the optional _fields folder of pictures.</w:t>
+        <w:t xml:space="preserve">One HDF5 file at --out, with dimension = 3, plus</w:t>
+      </w:r>
+      <w:r>
+        <w:t xml:space="preserve"> </w:t>
+      </w:r>
+      <w:r>
+        <w:t xml:space="preserve">the optional _fields folder of pictures.</w:t>
       </w:r>
     </w:p>
     <w:p>
@@ -1862,23 +3128,59 @@
         <w:t xml:space="preserve"> </w:t>
       </w:r>
       <w:r>
-        <w:t xml:space="preserve">Cost goes as roughly the FIFTH power of the grid: the voxel count as the cube, and an explicit scheme needs a number of time steps going as the square. Measured per run on one core, 32 cubed takes 7 seconds, 48 cubed 58 seconds and 64 cubed about 4 minutes, so sixty structures at six parameter sets is about six hours at 48 cubed and about a day at 64.</w:t>
-      </w:r>
-    </w:p>
-    <w:p>
-      <w:pPr>
-        <w:pStyle w:val="BodyText"/>
-      </w:pPr>
-      <w:r>
-        <w:t xml:space="preserve">There is no --sigma, no --interface, no --jung-dir and no --limit here. --shape takes three integers.</w:t>
-      </w:r>
-    </w:p>
-    <w:p>
-      <w:pPr>
-        <w:pStyle w:val="BodyText"/>
-      </w:pPr>
-      <w:r>
-        <w:t xml:space="preserve">(920 lines.)</w:t>
+        <w:t xml:space="preserve">Cost goes as roughly the FIFTH power of the grid: the</w:t>
+      </w:r>
+      <w:r>
+        <w:t xml:space="preserve"> </w:t>
+      </w:r>
+      <w:r>
+        <w:t xml:space="preserve">voxel count as the cube, and an explicit scheme needs a number of time</w:t>
+      </w:r>
+      <w:r>
+        <w:t xml:space="preserve"> </w:t>
+      </w:r>
+      <w:r>
+        <w:t xml:space="preserve">steps going as the square. Measured per run on one core, 32 cubed takes</w:t>
+      </w:r>
+      <w:r>
+        <w:t xml:space="preserve"> </w:t>
+      </w:r>
+      <w:r>
+        <w:t xml:space="preserve">7 seconds, 48 cubed 58 seconds and 64 cubed about 4 minutes, so sixty</w:t>
+      </w:r>
+      <w:r>
+        <w:t xml:space="preserve"> </w:t>
+      </w:r>
+      <w:r>
+        <w:t xml:space="preserve">structures at six parameter sets is about six hours at 48 cubed and</w:t>
+      </w:r>
+      <w:r>
+        <w:t xml:space="preserve"> </w:t>
+      </w:r>
+      <w:r>
+        <w:t xml:space="preserve">about a day at 64.</w:t>
+      </w:r>
+    </w:p>
+    <w:p>
+      <w:pPr>
+        <w:pStyle w:val="BodyText"/>
+      </w:pPr>
+      <w:r>
+        <w:t xml:space="preserve">There is no --sigma, no --interface, no --jung-dir and no --limit</w:t>
+      </w:r>
+      <w:r>
+        <w:t xml:space="preserve"> </w:t>
+      </w:r>
+      <w:r>
+        <w:t xml:space="preserve">here. --shape takes three integers.</w:t>
+      </w:r>
+    </w:p>
+    <w:p>
+      <w:pPr>
+        <w:pStyle w:val="BodyText"/>
+      </w:pPr>
+      <w:r>
+        <w:t xml:space="preserve">(934 lines.)</w:t>
       </w:r>
     </w:p>
     <w:p>
@@ -1906,15 +3208,57 @@
         <w:pStyle w:val="BodyText"/>
       </w:pPr>
       <w:r>
-        <w:t xml:space="preserve">Where the dataset builders generate structures internally and keep them, this writes them out as files, in the format CompLaB reads and in the morphology of the published 2D release. It is what you use to feed a campaign, and what you use to make held-out structures for prediction.</w:t>
-      </w:r>
-    </w:p>
-    <w:p>
-      <w:pPr>
-        <w:pStyle w:val="BodyText"/>
-      </w:pPr>
-      <w:r>
-        <w:t xml:space="preserve">Per geometry it builds a field, keeps the percolating cluster, labels the materials, checks no bare solid touches pore, computes the geodesic and Euclidean distances, and measures the porosity, the correlation lengths, the tortuosity and the geodesic excess into a meta record. It tries up to fifteen times per geometry before giving up.</w:t>
+        <w:t xml:space="preserve">Where the dataset builders generate structures internally and keep them,</w:t>
+      </w:r>
+      <w:r>
+        <w:t xml:space="preserve"> </w:t>
+      </w:r>
+      <w:r>
+        <w:t xml:space="preserve">this writes them out as files, in the format CompLaB reads and in the</w:t>
+      </w:r>
+      <w:r>
+        <w:t xml:space="preserve"> </w:t>
+      </w:r>
+      <w:r>
+        <w:t xml:space="preserve">morphology of the published 2D release. It is what you use to feed a</w:t>
+      </w:r>
+      <w:r>
+        <w:t xml:space="preserve"> </w:t>
+      </w:r>
+      <w:r>
+        <w:t xml:space="preserve">campaign, and what you use to make held-out structures for prediction.</w:t>
+      </w:r>
+    </w:p>
+    <w:p>
+      <w:pPr>
+        <w:pStyle w:val="BodyText"/>
+      </w:pPr>
+      <w:r>
+        <w:t xml:space="preserve">Per geometry it builds a field, keeps the percolating cluster, labels</w:t>
+      </w:r>
+      <w:r>
+        <w:t xml:space="preserve"> </w:t>
+      </w:r>
+      <w:r>
+        <w:t xml:space="preserve">the materials, checks no bare solid touches pore, computes the geodesic</w:t>
+      </w:r>
+      <w:r>
+        <w:t xml:space="preserve"> </w:t>
+      </w:r>
+      <w:r>
+        <w:t xml:space="preserve">and Euclidean distances, and measures the porosity, the correlation</w:t>
+      </w:r>
+      <w:r>
+        <w:t xml:space="preserve"> </w:t>
+      </w:r>
+      <w:r>
+        <w:t xml:space="preserve">lengths, the tortuosity and the geodesic excess into a meta record. It</w:t>
+      </w:r>
+      <w:r>
+        <w:t xml:space="preserve"> </w:t>
+      </w:r>
+      <w:r>
+        <w:t xml:space="preserve">tries up to fifteen times per geometry before giving up.</w:t>
       </w:r>
     </w:p>
     <w:p>
@@ -1960,7 +3304,31 @@
         <w:t xml:space="preserve"> </w:t>
       </w:r>
       <w:r>
-        <w:t xml:space="preserve">Per geometry, geom_%04d/geom_%04d.npz holding material, material_jung, gdf, edt and meta, plus geometry.dat and geometry.dims for CompLaB unless --no-dat, plus slice and 3D renders if asked. Then manifest.csv at the top, and the nx/ny/nz line to paste into CompLaB.xml.</w:t>
+        <w:t xml:space="preserve">Per geometry, geom_%04d/geom_%04d.npz holding</w:t>
+      </w:r>
+      <w:r>
+        <w:t xml:space="preserve"> </w:t>
+      </w:r>
+      <w:r>
+        <w:t xml:space="preserve">material, material_jung, gdf, edt and meta, plus geometry.dat and</w:t>
+      </w:r>
+      <w:r>
+        <w:t xml:space="preserve"> </w:t>
+      </w:r>
+      <w:r>
+        <w:t xml:space="preserve">geometry.dims for CompLaB unless --no-dat, plus slice and 3D renders if</w:t>
+      </w:r>
+      <w:r>
+        <w:t xml:space="preserve"> </w:t>
+      </w:r>
+      <w:r>
+        <w:t xml:space="preserve">asked. Then manifest.csv at the top, and the nx/ny/nz line to paste into</w:t>
+      </w:r>
+      <w:r>
+        <w:t xml:space="preserve"> </w:t>
+      </w:r>
+      <w:r>
+        <w:t xml:space="preserve">CompLaB.xml.</w:t>
       </w:r>
     </w:p>
     <w:p>
@@ -1978,7 +3346,37 @@
         <w:t xml:space="preserve"> </w:t>
       </w:r>
       <w:r>
-        <w:t xml:space="preserve">--wall 0 is refused outright, because CompLaB has no periodic boundary option anywhere and pore voxels on the domain edge would stream from unallocated memory. The related failure is worse: a geometry with solid but no interface layer makes CompLaB's distance-from-solid routine loop with no upper bound, so it hangs at startup, forever, with no error message.</w:t>
+        <w:t xml:space="preserve">--wall 0 is refused outright, because CompLaB has no</w:t>
+      </w:r>
+      <w:r>
+        <w:t xml:space="preserve"> </w:t>
+      </w:r>
+      <w:r>
+        <w:t xml:space="preserve">periodic boundary option anywhere and pore voxels on the domain edge</w:t>
+      </w:r>
+      <w:r>
+        <w:t xml:space="preserve"> </w:t>
+      </w:r>
+      <w:r>
+        <w:t xml:space="preserve">would stream from unallocated memory. The related failure is worse: a</w:t>
+      </w:r>
+      <w:r>
+        <w:t xml:space="preserve"> </w:t>
+      </w:r>
+      <w:r>
+        <w:t xml:space="preserve">geometry with solid but no interface layer makes CompLaB's</w:t>
+      </w:r>
+      <w:r>
+        <w:t xml:space="preserve"> </w:t>
+      </w:r>
+      <w:r>
+        <w:t xml:space="preserve">distance-from-solid routine loop with no upper bound, so it hangs at</w:t>
+      </w:r>
+      <w:r>
+        <w:t xml:space="preserve"> </w:t>
+      </w:r>
+      <w:r>
+        <w:t xml:space="preserve">startup, forever, with no error message.</w:t>
       </w:r>
     </w:p>
     <w:p>
@@ -2014,7 +3412,31 @@
         <w:pStyle w:val="BodyText"/>
       </w:pPr>
       <w:r>
-        <w:t xml:space="preserve">Small enough to run after any change and real enough to mean something: genuine geometry, genuine D3Q19 flow, the genuine shared transport solver. It is what test_three_switches.py runs against, and what to reach for when you want to know whether a change broke the pipeline before spending an afternoon finding out.</w:t>
+        <w:t xml:space="preserve">Small enough to run after any change and real enough to mean something:</w:t>
+      </w:r>
+      <w:r>
+        <w:t xml:space="preserve"> </w:t>
+      </w:r>
+      <w:r>
+        <w:t xml:space="preserve">genuine geometry, genuine D3Q19 flow, the genuine shared transport</w:t>
+      </w:r>
+      <w:r>
+        <w:t xml:space="preserve"> </w:t>
+      </w:r>
+      <w:r>
+        <w:t xml:space="preserve">solver. It is what test_three_switches.py runs against, and what to</w:t>
+      </w:r>
+      <w:r>
+        <w:t xml:space="preserve"> </w:t>
+      </w:r>
+      <w:r>
+        <w:t xml:space="preserve">reach for when you want to know whether a change broke the pipeline</w:t>
+      </w:r>
+      <w:r>
+        <w:t xml:space="preserve"> </w:t>
+      </w:r>
+      <w:r>
+        <w:t xml:space="preserve">before spending an afternoon finding out.</w:t>
       </w:r>
     </w:p>
     <w:p>
@@ -2034,7 +3456,13 @@
         <w:pStyle w:val="BodyText"/>
       </w:pPr>
       <w:r>
-        <w:t xml:space="preserve">python build_practice_dataset.py --out /tmp/test3d.h5 --n-geom 4 --n-sets 3</w:t>
+        <w:t xml:space="preserve">python build_practice_dataset.py --out /tmp/test3d.h5 --n-geom 4</w:t>
+      </w:r>
+      <w:r>
+        <w:t xml:space="preserve"> </w:t>
+      </w:r>
+      <w:r>
+        <w:t xml:space="preserve">--n-sets 3</w:t>
       </w:r>
     </w:p>
     <w:p>
@@ -2052,7 +3480,13 @@
         <w:t xml:space="preserve"> </w:t>
       </w:r>
       <w:r>
-        <w:t xml:space="preserve">One HDF5 file at --out, default /tmp/test3d.h5, at 24 by 16 by 16.</w:t>
+        <w:t xml:space="preserve">One HDF5 file at --out, default /tmp/test3d.h5,</w:t>
+      </w:r>
+      <w:r>
+        <w:t xml:space="preserve"> </w:t>
+      </w:r>
+      <w:r>
+        <w:t xml:space="preserve">at 24 by 16 by 16.</w:t>
       </w:r>
     </w:p>
     <w:p>
@@ -2070,7 +3504,43 @@
         <w:t xml:space="preserve"> </w:t>
       </w:r>
       <w:r>
-        <w:t xml:space="preserve">The transport function here used to be a SECOND, independent solver, and it carried every bug already fixed in the 2D one. The worst was that a single per-species multiplication was the only thing distinguishing the chemicals, so three of the four were byte-identical arrays. That propagated into the switch-B transfer set, which calls this file, and the name check in training could not see it because the NAMES were all different.</w:t>
+        <w:t xml:space="preserve">The transport function here used to be a SECOND,</w:t>
+      </w:r>
+      <w:r>
+        <w:t xml:space="preserve"> </w:t>
+      </w:r>
+      <w:r>
+        <w:t xml:space="preserve">independent solver, and it carried every bug already fixed in the 2D</w:t>
+      </w:r>
+      <w:r>
+        <w:t xml:space="preserve"> </w:t>
+      </w:r>
+      <w:r>
+        <w:t xml:space="preserve">one. The worst was that a single per-species multiplication was the only</w:t>
+      </w:r>
+      <w:r>
+        <w:t xml:space="preserve"> </w:t>
+      </w:r>
+      <w:r>
+        <w:t xml:space="preserve">thing distinguishing the chemicals, so three of the four were</w:t>
+      </w:r>
+      <w:r>
+        <w:t xml:space="preserve"> </w:t>
+      </w:r>
+      <w:r>
+        <w:t xml:space="preserve">byte-identical arrays. That propagated into the switch-B transfer set,</w:t>
+      </w:r>
+      <w:r>
+        <w:t xml:space="preserve"> </w:t>
+      </w:r>
+      <w:r>
+        <w:t xml:space="preserve">which calls this file, and the name check in training could not see it</w:t>
+      </w:r>
+      <w:r>
+        <w:t xml:space="preserve"> </w:t>
+      </w:r>
+      <w:r>
+        <w:t xml:space="preserve">because the NAMES were all different.</w:t>
       </w:r>
     </w:p>
     <w:p>
@@ -2106,15 +3576,51 @@
         <w:pStyle w:val="BodyText"/>
       </w:pPr>
       <w:r>
-        <w:t xml:space="preserve">It calls build_dataset_2d.py for the training set, then generates extra structures from a different random seed and solves the flow on each, so you finish with something to predict on that the network has never seen. That is a second layer of holding-out: training already sets aside whole structures for its own scoring, and these are held out from that too.</w:t>
-      </w:r>
-    </w:p>
-    <w:p>
-      <w:pPr>
-        <w:pStyle w:val="BodyText"/>
-      </w:pPr>
-      <w:r>
-        <w:t xml:space="preserve">Nothing else in the project calls this file and the window does not offer it. It is a standalone convenience, and it is the fastest way to get from an empty folder to a prediction.</w:t>
+        <w:t xml:space="preserve">It calls build_dataset_2d.py for the training set, then generates extra</w:t>
+      </w:r>
+      <w:r>
+        <w:t xml:space="preserve"> </w:t>
+      </w:r>
+      <w:r>
+        <w:t xml:space="preserve">structures from a different random seed and solves the flow on each, so</w:t>
+      </w:r>
+      <w:r>
+        <w:t xml:space="preserve"> </w:t>
+      </w:r>
+      <w:r>
+        <w:t xml:space="preserve">you finish with something to predict on that the network has never seen.</w:t>
+      </w:r>
+      <w:r>
+        <w:t xml:space="preserve"> </w:t>
+      </w:r>
+      <w:r>
+        <w:t xml:space="preserve">That is a second layer of holding-out: training already sets aside whole</w:t>
+      </w:r>
+      <w:r>
+        <w:t xml:space="preserve"> </w:t>
+      </w:r>
+      <w:r>
+        <w:t xml:space="preserve">structures for its own scoring, and these are held out from that too.</w:t>
+      </w:r>
+    </w:p>
+    <w:p>
+      <w:pPr>
+        <w:pStyle w:val="BodyText"/>
+      </w:pPr>
+      <w:r>
+        <w:t xml:space="preserve">Nothing else in the project calls this file and the window does not</w:t>
+      </w:r>
+      <w:r>
+        <w:t xml:space="preserve"> </w:t>
+      </w:r>
+      <w:r>
+        <w:t xml:space="preserve">offer it. It is a standalone convenience, and it is the fastest way to</w:t>
+      </w:r>
+      <w:r>
+        <w:t xml:space="preserve"> </w:t>
+      </w:r>
+      <w:r>
+        <w:t xml:space="preserve">get from an empty folder to a prediction.</w:t>
       </w:r>
     </w:p>
     <w:p>
@@ -2134,7 +3640,13 @@
         <w:pStyle w:val="BodyText"/>
       </w:pPr>
       <w:r>
-        <w:t xml:space="preserve">python build_toy_pack_2d.py --out ./toy2d --n-geom 16 --n-sets 5 --quick</w:t>
+        <w:t xml:space="preserve">python build_toy_pack_2d.py --out ./toy2d --n-geom 16 --n-sets 5</w:t>
+      </w:r>
+      <w:r>
+        <w:t xml:space="preserve"> </w:t>
+      </w:r>
+      <w:r>
+        <w:t xml:space="preserve">--quick</w:t>
       </w:r>
     </w:p>
     <w:p>
@@ -2152,7 +3664,25 @@
         <w:t xml:space="preserve"> </w:t>
       </w:r>
       <w:r>
-        <w:t xml:space="preserve">toy2d_train.h5, a predict_me folder holding geom_A.npz through geom_D.npz with their _vel.npy flow fields so the flow switches can be used at prediction time, and a README.txt with the four commands in order.</w:t>
+        <w:t xml:space="preserve">toy2d_train.h5, a predict_me folder holding</w:t>
+      </w:r>
+      <w:r>
+        <w:t xml:space="preserve"> </w:t>
+      </w:r>
+      <w:r>
+        <w:t xml:space="preserve">geom_A.npz through geom_D.npz with their _vel.npy flow fields so the</w:t>
+      </w:r>
+      <w:r>
+        <w:t xml:space="preserve"> </w:t>
+      </w:r>
+      <w:r>
+        <w:t xml:space="preserve">flow switches can be used at prediction time, and a README.txt with the</w:t>
+      </w:r>
+      <w:r>
+        <w:t xml:space="preserve"> </w:t>
+      </w:r>
+      <w:r>
+        <w:t xml:space="preserve">four commands in order.</w:t>
       </w:r>
     </w:p>
     <w:p>
@@ -2170,7 +3700,37 @@
         <w:t xml:space="preserve"> </w:t>
       </w:r>
       <w:r>
-        <w:t xml:space="preserve">The twenty-minute estimate is honest and the old four-minute one was not: a periodic-boundary bug filled the domain from the wrong end almost immediately and the convergence test believed it. --pe-min defaults to 3.0 rather than 0.3 for a measured reason, since Peclet 2 took 39 seconds against 4 seconds at Peclet 50 on the same grid.</w:t>
+        <w:t xml:space="preserve">The twenty-minute estimate is honest and the old</w:t>
+      </w:r>
+      <w:r>
+        <w:t xml:space="preserve"> </w:t>
+      </w:r>
+      <w:r>
+        <w:t xml:space="preserve">four-minute one was not: a periodic-boundary bug filled the domain from</w:t>
+      </w:r>
+      <w:r>
+        <w:t xml:space="preserve"> </w:t>
+      </w:r>
+      <w:r>
+        <w:t xml:space="preserve">the wrong end almost immediately and the convergence test believed it.</w:t>
+      </w:r>
+      <w:r>
+        <w:t xml:space="preserve"> </w:t>
+      </w:r>
+      <w:r>
+        <w:t xml:space="preserve">--pe-min defaults to 3.0 rather than 0.3 for a measured reason, since</w:t>
+      </w:r>
+      <w:r>
+        <w:t xml:space="preserve"> </w:t>
+      </w:r>
+      <w:r>
+        <w:t xml:space="preserve">Peclet 2 took 39 seconds against 4 seconds at Peclet 50 on the same</w:t>
+      </w:r>
+      <w:r>
+        <w:t xml:space="preserve"> </w:t>
+      </w:r>
+      <w:r>
+        <w:t xml:space="preserve">grid.</w:t>
       </w:r>
     </w:p>
     <w:p>
@@ -2214,15 +3774,51 @@
         <w:pStyle w:val="BodyText"/>
       </w:pPr>
       <w:r>
-        <w:t xml:space="preserve">Extruding a 2D structure along z gives a prismatic medium, and for a prismatic medium the exact 3D solution IS the 2D solution repeated. That is not an approximation, and the tool measures the z-variation of the solved field and prints it so you can see it is zero.</w:t>
-      </w:r>
-    </w:p>
-    <w:p>
-      <w:pPr>
-        <w:pStyle w:val="BodyText"/>
-      </w:pPr>
-      <w:r>
-        <w:t xml:space="preserve">It exploits that twice. It solves on a thin slab of a few layers and tiles the result up to the full nz, which at the default of eight layers against nz = 64 makes the whole thing eight times cheaper for identical numbers.</w:t>
+        <w:t xml:space="preserve">Extruding a 2D structure along z gives a prismatic medium, and for a</w:t>
+      </w:r>
+      <w:r>
+        <w:t xml:space="preserve"> </w:t>
+      </w:r>
+      <w:r>
+        <w:t xml:space="preserve">prismatic medium the exact 3D solution IS the 2D solution repeated. That</w:t>
+      </w:r>
+      <w:r>
+        <w:t xml:space="preserve"> </w:t>
+      </w:r>
+      <w:r>
+        <w:t xml:space="preserve">is not an approximation, and the tool measures the z-variation of the</w:t>
+      </w:r>
+      <w:r>
+        <w:t xml:space="preserve"> </w:t>
+      </w:r>
+      <w:r>
+        <w:t xml:space="preserve">solved field and prints it so you can see it is zero.</w:t>
+      </w:r>
+    </w:p>
+    <w:p>
+      <w:pPr>
+        <w:pStyle w:val="BodyText"/>
+      </w:pPr>
+      <w:r>
+        <w:t xml:space="preserve">It exploits that twice. It solves on a thin slab of a few layers and</w:t>
+      </w:r>
+      <w:r>
+        <w:t xml:space="preserve"> </w:t>
+      </w:r>
+      <w:r>
+        <w:t xml:space="preserve">tiles the result up to the full nz, which at the default of eight layers</w:t>
+      </w:r>
+      <w:r>
+        <w:t xml:space="preserve"> </w:t>
+      </w:r>
+      <w:r>
+        <w:t xml:space="preserve">against nz = 64 makes the whole thing eight times cheaper for identical</w:t>
+      </w:r>
+      <w:r>
+        <w:t xml:space="preserve"> </w:t>
+      </w:r>
+      <w:r>
+        <w:t xml:space="preserve">numbers.</w:t>
       </w:r>
     </w:p>
     <w:p>
@@ -2242,7 +3838,13 @@
         <w:pStyle w:val="BodyText"/>
       </w:pPr>
       <w:r>
-        <w:t xml:space="preserve">python build_transfer_set_2d_to_3d.py --jung-dir ../../2D --out t.h5 \</w:t>
+        <w:t xml:space="preserve">python build_transfer_set_2d_to_3d.py --jung-dir ../../2D --out t.h5</w:t>
+      </w:r>
+      <w:r>
+        <w:t xml:space="preserve"> </w:t>
+      </w:r>
+      <w:r>
+        <w:t xml:space="preserve">\</w:t>
       </w:r>
     </w:p>
     <w:p>
@@ -2276,7 +3878,13 @@
         <w:t xml:space="preserve"> </w:t>
       </w:r>
       <w:r>
-        <w:t xml:space="preserve">One HDF5 file at --out, carrying the extra attributes source = extruded_2d, z_walls, max_z_variation and nz_solve.</w:t>
+        <w:t xml:space="preserve">One HDF5 file at --out, carrying the extra</w:t>
+      </w:r>
+      <w:r>
+        <w:t xml:space="preserve"> </w:t>
+      </w:r>
+      <w:r>
+        <w:t xml:space="preserve">attributes source = extruded_2d, z_walls, max_z_variation and nz_solve.</w:t>
       </w:r>
     </w:p>
     <w:p>
@@ -2294,15 +3902,51 @@
         <w:t xml:space="preserve"> </w:t>
       </w:r>
       <w:r>
-        <w:t xml:space="preserve">--z-walls breaks z-invariance and silently disables the slab trick, so the run becomes as expensive as a real 3D one.</w:t>
-      </w:r>
-    </w:p>
-    <w:p>
-      <w:pPr>
-        <w:pStyle w:val="BodyText"/>
-      </w:pPr>
-      <w:r>
-        <w:t xml:space="preserve">An extruded domain has zero tortuosity in z, so a network fed too much of it learns that nothing ever happens in that direction. Keep the mixing fraction at or below about 0.3. The deeper reason is the percolation gap: thresholds differ by a factor of three between the dimensions, so 2D structures are not statistically 3D structures. Extruded data teaches chemistry well and topology badly.</w:t>
+        <w:t xml:space="preserve">--z-walls breaks z-invariance and silently disables</w:t>
+      </w:r>
+      <w:r>
+        <w:t xml:space="preserve"> </w:t>
+      </w:r>
+      <w:r>
+        <w:t xml:space="preserve">the slab trick, so the run becomes as expensive as a real 3D one.</w:t>
+      </w:r>
+    </w:p>
+    <w:p>
+      <w:pPr>
+        <w:pStyle w:val="BodyText"/>
+      </w:pPr>
+      <w:r>
+        <w:t xml:space="preserve">An extruded domain has zero tortuosity in z, so a network fed too much</w:t>
+      </w:r>
+      <w:r>
+        <w:t xml:space="preserve"> </w:t>
+      </w:r>
+      <w:r>
+        <w:t xml:space="preserve">of it learns that nothing ever happens in that direction. Keep the</w:t>
+      </w:r>
+      <w:r>
+        <w:t xml:space="preserve"> </w:t>
+      </w:r>
+      <w:r>
+        <w:t xml:space="preserve">mixing fraction at or below about 0.3. The deeper reason is the</w:t>
+      </w:r>
+      <w:r>
+        <w:t xml:space="preserve"> </w:t>
+      </w:r>
+      <w:r>
+        <w:t xml:space="preserve">percolation gap: thresholds differ by a factor of three between the</w:t>
+      </w:r>
+      <w:r>
+        <w:t xml:space="preserve"> </w:t>
+      </w:r>
+      <w:r>
+        <w:t xml:space="preserve">dimensions, so 2D structures are not statistically 3D structures.</w:t>
+      </w:r>
+      <w:r>
+        <w:t xml:space="preserve"> </w:t>
+      </w:r>
+      <w:r>
+        <w:t xml:space="preserve">Extruded data teaches chemistry well and topology badly.</w:t>
       </w:r>
     </w:p>
     <w:p>
@@ -2338,15 +3982,57 @@
         <w:pStyle w:val="BodyText"/>
       </w:pPr>
       <w:r>
-        <w:t xml:space="preserve">This does not re-solve anything. It reads concentration fields a collaborator already produced and puts them in our layout. It matches array names against a list of aliases rather than demanding one convention, works out which voxel value means pore by testing which phase actually spans the sample, and resolves the genuinely ambiguous case where an array of shape (T or C, nx, ny) could be either.</w:t>
-      </w:r>
-    </w:p>
-    <w:p>
-      <w:pPr>
-        <w:pStyle w:val="BodyText"/>
-      </w:pPr>
-      <w:r>
-        <w:t xml:space="preserve">It also deduplicates identical geometry masks, because a split by structure is only meaningful if the structures differ, and it warns if no run has a flow field or if there is only one snapshot.</w:t>
+        <w:t xml:space="preserve">This does not re-solve anything. It reads concentration fields a</w:t>
+      </w:r>
+      <w:r>
+        <w:t xml:space="preserve"> </w:t>
+      </w:r>
+      <w:r>
+        <w:t xml:space="preserve">collaborator already produced and puts them in our layout. It matches</w:t>
+      </w:r>
+      <w:r>
+        <w:t xml:space="preserve"> </w:t>
+      </w:r>
+      <w:r>
+        <w:t xml:space="preserve">array names against a list of aliases rather than demanding one</w:t>
+      </w:r>
+      <w:r>
+        <w:t xml:space="preserve"> </w:t>
+      </w:r>
+      <w:r>
+        <w:t xml:space="preserve">convention, works out which voxel value means pore by testing which</w:t>
+      </w:r>
+      <w:r>
+        <w:t xml:space="preserve"> </w:t>
+      </w:r>
+      <w:r>
+        <w:t xml:space="preserve">phase actually spans the sample, and resolves the genuinely ambiguous</w:t>
+      </w:r>
+      <w:r>
+        <w:t xml:space="preserve"> </w:t>
+      </w:r>
+      <w:r>
+        <w:t xml:space="preserve">case where an array of shape (T or C, nx, ny) could be either.</w:t>
+      </w:r>
+    </w:p>
+    <w:p>
+      <w:pPr>
+        <w:pStyle w:val="BodyText"/>
+      </w:pPr>
+      <w:r>
+        <w:t xml:space="preserve">It also deduplicates identical geometry masks, because a split by</w:t>
+      </w:r>
+      <w:r>
+        <w:t xml:space="preserve"> </w:t>
+      </w:r>
+      <w:r>
+        <w:t xml:space="preserve">structure is only meaningful if the structures differ, and it warns if</w:t>
+      </w:r>
+      <w:r>
+        <w:t xml:space="preserve"> </w:t>
+      </w:r>
+      <w:r>
+        <w:t xml:space="preserve">no run has a flow field or if there is only one snapshot.</w:t>
       </w:r>
     </w:p>
     <w:p>
@@ -2400,7 +4086,19 @@
         <w:t xml:space="preserve"> </w:t>
       </w:r>
       <w:r>
-        <w:t xml:space="preserve">One HDF5 file at --out, with source = external_2d_simulations and a velocity group only when at least one run actually had a flow field. --dry-run writes nothing.</w:t>
+        <w:t xml:space="preserve">One HDF5 file at --out, with source =</w:t>
+      </w:r>
+      <w:r>
+        <w:t xml:space="preserve"> </w:t>
+      </w:r>
+      <w:r>
+        <w:t xml:space="preserve">external_2d_simulations and a velocity group only when at least one run</w:t>
+      </w:r>
+      <w:r>
+        <w:t xml:space="preserve"> </w:t>
+      </w:r>
+      <w:r>
+        <w:t xml:space="preserve">actually had a flow field. --dry-run writes nothing.</w:t>
       </w:r>
     </w:p>
     <w:p>
@@ -2418,7 +4116,43 @@
         <w:t xml:space="preserve"> </w:t>
       </w:r>
       <w:r>
-        <w:t xml:space="preserve">Start with --dry-run on a SINGLE example file. It says exactly what it found and what is missing, and one round trip now is much cheaper than receiving a hundred runs in a layout that cannot be read. Runs with fewer snapshots than the longest are held at their final state rather than zero-padded, because padding invented snapshots that were identically empty, labelled them t = 0.1 through 1.0, and trained the network to predict nothing there.</w:t>
+        <w:t xml:space="preserve">Start with --dry-run on a SINGLE example file. It</w:t>
+      </w:r>
+      <w:r>
+        <w:t xml:space="preserve"> </w:t>
+      </w:r>
+      <w:r>
+        <w:t xml:space="preserve">says exactly what it found and what is missing, and one round trip now</w:t>
+      </w:r>
+      <w:r>
+        <w:t xml:space="preserve"> </w:t>
+      </w:r>
+      <w:r>
+        <w:t xml:space="preserve">is much cheaper than receiving a hundred runs in a layout that cannot be</w:t>
+      </w:r>
+      <w:r>
+        <w:t xml:space="preserve"> </w:t>
+      </w:r>
+      <w:r>
+        <w:t xml:space="preserve">read. Runs with fewer snapshots than the longest are held at their final</w:t>
+      </w:r>
+      <w:r>
+        <w:t xml:space="preserve"> </w:t>
+      </w:r>
+      <w:r>
+        <w:t xml:space="preserve">state rather than zero-padded, because padding invented snapshots that</w:t>
+      </w:r>
+      <w:r>
+        <w:t xml:space="preserve"> </w:t>
+      </w:r>
+      <w:r>
+        <w:t xml:space="preserve">were identically empty, labelled them t = 0.1 through 1.0, and trained</w:t>
+      </w:r>
+      <w:r>
+        <w:t xml:space="preserve"> </w:t>
+      </w:r>
+      <w:r>
+        <w:t xml:space="preserve">the network to predict nothing there.</w:t>
       </w:r>
     </w:p>
     <w:p>
@@ -2454,15 +4188,51 @@
         <w:pStyle w:val="BodyText"/>
       </w:pPr>
       <w:r>
-        <w:t xml:space="preserve">CompLaB is the reference simulator and this is how you drive it at scale. Each run gets its own fully isolated directory holding an input folder, an output folder, a rendered CompLaB.xml, an env.sh of exported constants and a params.json. It samples the parameter space by Latin hypercube in log space, or on a grid if you ask.</w:t>
-      </w:r>
-    </w:p>
-    <w:p>
-      <w:pPr>
-        <w:pStyle w:val="BodyText"/>
-      </w:pPr>
-      <w:r>
-        <w:t xml:space="preserve">It has three subcommands. build writes the runs and the submission script. status scans what has finished, failed or not started. retry re-queues the failures without rebuilding anything.</w:t>
+        <w:t xml:space="preserve">CompLaB is the reference simulator and this is how you drive it at</w:t>
+      </w:r>
+      <w:r>
+        <w:t xml:space="preserve"> </w:t>
+      </w:r>
+      <w:r>
+        <w:t xml:space="preserve">scale. Each run gets its own fully isolated directory holding an input</w:t>
+      </w:r>
+      <w:r>
+        <w:t xml:space="preserve"> </w:t>
+      </w:r>
+      <w:r>
+        <w:t xml:space="preserve">folder, an output folder, a rendered CompLaB.xml, an env.sh of exported</w:t>
+      </w:r>
+      <w:r>
+        <w:t xml:space="preserve"> </w:t>
+      </w:r>
+      <w:r>
+        <w:t xml:space="preserve">constants and a params.json. It samples the parameter space by Latin</w:t>
+      </w:r>
+      <w:r>
+        <w:t xml:space="preserve"> </w:t>
+      </w:r>
+      <w:r>
+        <w:t xml:space="preserve">hypercube in log space, or on a grid if you ask.</w:t>
+      </w:r>
+    </w:p>
+    <w:p>
+      <w:pPr>
+        <w:pStyle w:val="BodyText"/>
+      </w:pPr>
+      <w:r>
+        <w:t xml:space="preserve">It has three subcommands. build writes the runs and the submission</w:t>
+      </w:r>
+      <w:r>
+        <w:t xml:space="preserve"> </w:t>
+      </w:r>
+      <w:r>
+        <w:t xml:space="preserve">script. status scans what has finished, failed or not started. retry</w:t>
+      </w:r>
+      <w:r>
+        <w:t xml:space="preserve"> </w:t>
+      </w:r>
+      <w:r>
+        <w:t xml:space="preserve">re-queues the failures without rebuilding anything.</w:t>
       </w:r>
     </w:p>
     <w:p>
@@ -2524,7 +4294,31 @@
         <w:t xml:space="preserve"> </w:t>
       </w:r>
       <w:r>
-        <w:t xml:space="preserve">Per run, campaign/[batch_N/]runs/run_%06d/ with CompLaB.xml, env.sh, params.json, input/geometry.dat and an empty output/. Per batch, runs.txt, runs.csv, run_one.sh and submit.sbatch. At the top when there is more than one batch, runs_all.csv, submit_all.sh and BATCHES.md. retry writes retry.txt and retry.sbatch.</w:t>
+        <w:t xml:space="preserve">Per run, campaign/[batch_N/]runs/run_%06d/</w:t>
+      </w:r>
+      <w:r>
+        <w:t xml:space="preserve"> </w:t>
+      </w:r>
+      <w:r>
+        <w:t xml:space="preserve">with CompLaB.xml, env.sh, params.json, input/geometry.dat and an empty</w:t>
+      </w:r>
+      <w:r>
+        <w:t xml:space="preserve"> </w:t>
+      </w:r>
+      <w:r>
+        <w:t xml:space="preserve">output/. Per batch, runs.txt, runs.csv, run_one.sh and submit.sbatch. At</w:t>
+      </w:r>
+      <w:r>
+        <w:t xml:space="preserve"> </w:t>
+      </w:r>
+      <w:r>
+        <w:t xml:space="preserve">the top when there is more than one batch, runs_all.csv, submit_all.sh</w:t>
+      </w:r>
+      <w:r>
+        <w:t xml:space="preserve"> </w:t>
+      </w:r>
+      <w:r>
+        <w:t xml:space="preserve">and BATCHES.md. retry writes retry.txt and retry.sbatch.</w:t>
       </w:r>
     </w:p>
     <w:p>
@@ -2542,7 +4336,37 @@
         <w:t xml:space="preserve"> </w:t>
       </w:r>
       <w:r>
-        <w:t xml:space="preserve">The transport time step is computed here and exported as PRT_DT, rather than being typed into two places and kept in step by hand. That hand-synchronisation is what cost the T9 runs a factor of sixty. On the first completed run, check that the dt CompLaB prints matches PRT_DT, and compare output/inputGeom.vti against the geometry npz to confirm the index ordering.</w:t>
+        <w:t xml:space="preserve">The transport time step is computed here and exported</w:t>
+      </w:r>
+      <w:r>
+        <w:t xml:space="preserve"> </w:t>
+      </w:r>
+      <w:r>
+        <w:t xml:space="preserve">as PRT_DT, rather than being typed into two places and kept in step by</w:t>
+      </w:r>
+      <w:r>
+        <w:t xml:space="preserve"> </w:t>
+      </w:r>
+      <w:r>
+        <w:t xml:space="preserve">hand. That hand-synchronisation is what cost the T9 runs a factor of</w:t>
+      </w:r>
+      <w:r>
+        <w:t xml:space="preserve"> </w:t>
+      </w:r>
+      <w:r>
+        <w:t xml:space="preserve">sixty. On the first completed run, check that the dt CompLaB prints</w:t>
+      </w:r>
+      <w:r>
+        <w:t xml:space="preserve"> </w:t>
+      </w:r>
+      <w:r>
+        <w:t xml:space="preserve">matches PRT_DT, and compare output/inputGeom.vti against the geometry</w:t>
+      </w:r>
+      <w:r>
+        <w:t xml:space="preserve"> </w:t>
+      </w:r>
+      <w:r>
+        <w:t xml:space="preserve">npz to confirm the index ordering.</w:t>
       </w:r>
     </w:p>
     <w:p>
@@ -2578,23 +4402,83 @@
         <w:pStyle w:val="BodyText"/>
       </w:pPr>
       <w:r>
-        <w:t xml:space="preserve">It reads the VTI files CompLaB wrote, and it is written to survive real output rather than ideal output: two different base64 conventions are in the wild and it decodes both, the scalar it wants may be called Density or the species name or concentration, and the velocity may be under any of five prefixes or may be magnitude-only.</w:t>
-      </w:r>
-    </w:p>
-    <w:p>
-      <w:pPr>
-        <w:pStyle w:val="BodyText"/>
-      </w:pPr>
-      <w:r>
-        <w:t xml:space="preserve">Every run is triaged twice, from params.json and status.json before reading anything, and then on the fields themselves. A run is rejected if it is non-finite, all zero, over its bound, or more than 5% negative. Rejected runs are REPORTED, not silently dropped.</w:t>
-      </w:r>
-    </w:p>
-    <w:p>
-      <w:pPr>
-        <w:pStyle w:val="BodyText"/>
-      </w:pPr>
-      <w:r>
-        <w:t xml:space="preserve">Runs stop at different iterations and hold different numbers of snapshots, so they are resampled onto one common normalised time axis. That is what makes the network's time input mean the same thing in every run.</w:t>
+        <w:t xml:space="preserve">It reads the VTI files CompLaB wrote, and it is written to survive real</w:t>
+      </w:r>
+      <w:r>
+        <w:t xml:space="preserve"> </w:t>
+      </w:r>
+      <w:r>
+        <w:t xml:space="preserve">output rather than ideal output: two different base64 conventions are in</w:t>
+      </w:r>
+      <w:r>
+        <w:t xml:space="preserve"> </w:t>
+      </w:r>
+      <w:r>
+        <w:t xml:space="preserve">the wild and it decodes both, the scalar it wants may be called Density</w:t>
+      </w:r>
+      <w:r>
+        <w:t xml:space="preserve"> </w:t>
+      </w:r>
+      <w:r>
+        <w:t xml:space="preserve">or the species name or concentration, and the velocity may be under any</w:t>
+      </w:r>
+      <w:r>
+        <w:t xml:space="preserve"> </w:t>
+      </w:r>
+      <w:r>
+        <w:t xml:space="preserve">of five prefixes or may be magnitude-only.</w:t>
+      </w:r>
+    </w:p>
+    <w:p>
+      <w:pPr>
+        <w:pStyle w:val="BodyText"/>
+      </w:pPr>
+      <w:r>
+        <w:t xml:space="preserve">Every run is triaged twice, from params.json and status.json before</w:t>
+      </w:r>
+      <w:r>
+        <w:t xml:space="preserve"> </w:t>
+      </w:r>
+      <w:r>
+        <w:t xml:space="preserve">reading anything, and then on the fields themselves. A run is rejected</w:t>
+      </w:r>
+      <w:r>
+        <w:t xml:space="preserve"> </w:t>
+      </w:r>
+      <w:r>
+        <w:t xml:space="preserve">if it is non-finite, all zero, over its bound, or more than 5% negative.</w:t>
+      </w:r>
+      <w:r>
+        <w:t xml:space="preserve"> </w:t>
+      </w:r>
+      <w:r>
+        <w:t xml:space="preserve">Rejected runs are REPORTED, not silently dropped.</w:t>
+      </w:r>
+    </w:p>
+    <w:p>
+      <w:pPr>
+        <w:pStyle w:val="BodyText"/>
+      </w:pPr>
+      <w:r>
+        <w:t xml:space="preserve">Runs stop at different iterations and hold different numbers of</w:t>
+      </w:r>
+      <w:r>
+        <w:t xml:space="preserve"> </w:t>
+      </w:r>
+      <w:r>
+        <w:t xml:space="preserve">snapshots, so they are resampled onto one common normalised time axis.</w:t>
+      </w:r>
+      <w:r>
+        <w:t xml:space="preserve"> </w:t>
+      </w:r>
+      <w:r>
+        <w:t xml:space="preserve">That is what makes the network's time input mean the same thing in</w:t>
+      </w:r>
+      <w:r>
+        <w:t xml:space="preserve"> </w:t>
+      </w:r>
+      <w:r>
+        <w:t xml:space="preserve">every run.</w:t>
       </w:r>
     </w:p>
     <w:p>
@@ -2648,7 +4532,25 @@
         <w:t xml:space="preserve"> </w:t>
       </w:r>
       <w:r>
-        <w:t xml:space="preserve">dataset/dataset.h5, dataset/campaign_report.md, and dataset/failures.csv when there were failures. Read the report: a yield well below 100% usually means something systematic rather than a few unlucky runs.</w:t>
+        <w:t xml:space="preserve">dataset/dataset.h5, dataset/campaign_report.md,</w:t>
+      </w:r>
+      <w:r>
+        <w:t xml:space="preserve"> </w:t>
+      </w:r>
+      <w:r>
+        <w:t xml:space="preserve">and dataset/failures.csv when there were failures. Read the report: a</w:t>
+      </w:r>
+      <w:r>
+        <w:t xml:space="preserve"> </w:t>
+      </w:r>
+      <w:r>
+        <w:t xml:space="preserve">yield well below 100% usually means something systematic rather than a</w:t>
+      </w:r>
+      <w:r>
+        <w:t xml:space="preserve"> </w:t>
+      </w:r>
+      <w:r>
+        <w:t xml:space="preserve">few unlucky runs.</w:t>
       </w:r>
     </w:p>
     <w:p>
@@ -2666,15 +4568,45 @@
         <w:t xml:space="preserve"> </w:t>
       </w:r>
       <w:r>
-        <w:t xml:space="preserve">The per-species scale used to be computed by stacking every run for a species into one array, which is over 10 GB for a realistic 240-run campaign at 128 by 64 by 64, and it did it at the very end, after the HDF5 had already been written. A multi-day collection would die with a memory error on its last statement. It now accumulates run by run.</w:t>
-      </w:r>
-    </w:p>
-    <w:p>
-      <w:pPr>
-        <w:pStyle w:val="BodyText"/>
-      </w:pPr>
-      <w:r>
-        <w:t xml:space="preserve">(630 lines.)</w:t>
+        <w:t xml:space="preserve">The per-species scale used to be computed by stacking</w:t>
+      </w:r>
+      <w:r>
+        <w:t xml:space="preserve"> </w:t>
+      </w:r>
+      <w:r>
+        <w:t xml:space="preserve">every run for a species into one array, which is over 10 GB for a</w:t>
+      </w:r>
+      <w:r>
+        <w:t xml:space="preserve"> </w:t>
+      </w:r>
+      <w:r>
+        <w:t xml:space="preserve">realistic 240-run campaign at 128 by 64 by 64, and it did it at the very</w:t>
+      </w:r>
+      <w:r>
+        <w:t xml:space="preserve"> </w:t>
+      </w:r>
+      <w:r>
+        <w:t xml:space="preserve">end, after the HDF5 had already been written. A multi-day collection</w:t>
+      </w:r>
+      <w:r>
+        <w:t xml:space="preserve"> </w:t>
+      </w:r>
+      <w:r>
+        <w:t xml:space="preserve">would die with a memory error on its last statement. It now accumulates</w:t>
+      </w:r>
+      <w:r>
+        <w:t xml:space="preserve"> </w:t>
+      </w:r>
+      <w:r>
+        <w:t xml:space="preserve">run by run.</w:t>
+      </w:r>
+    </w:p>
+    <w:p>
+      <w:pPr>
+        <w:pStyle w:val="BodyText"/>
+      </w:pPr>
+      <w:r>
+        <w:t>(718 lines.)</w:t>
       </w:r>
     </w:p>
     <w:p>
@@ -2702,39 +4634,135 @@
         <w:pStyle w:val="BodyText"/>
       </w:pPr>
       <w:r>
-        <w:t xml:space="preserve">The campaign collector knows where everything is because it put it there. This one is given a folder of run folders and nothing else, and its whole design is that a missing thing is recorded rather than fatal.</w:t>
-      </w:r>
-    </w:p>
-    <w:p>
-      <w:pPr>
-        <w:pStyle w:val="BodyText"/>
-      </w:pPr>
-      <w:r>
-        <w:t xml:space="preserve">It finds each run's own input files rather than being told about them. Given a folder it looks inside that folder for a subfolder named after the run first, and only then for a single shared copy at the top, so one campaign directory can hold a CompLaB.xml per run or one for all of them. Given a file it uses that file for every run and says so. The same search runs for defineKinetics.hh and defineAbioticKinetics.hh.</w:t>
-      </w:r>
-    </w:p>
-    <w:p>
-      <w:pPr>
-        <w:pStyle w:val="BodyText"/>
-      </w:pPr>
-      <w:r>
-        <w:t xml:space="preserve">The XML is read for what it actually says: the Peclet number, the pore material code, the number of substrates and their names, the file prefix the species files were written with, the microbes, the relaxation time, the voxel size and its unit, and the boundary conditions. The pore code comes from the file rather than from a guess, which is the single most common reason a foreign run collects as empty. It reads no CSV.</w:t>
-      </w:r>
-    </w:p>
-    <w:p>
-      <w:pPr>
-        <w:pStyle w:val="BodyText"/>
-      </w:pPr>
-      <w:r>
-        <w:t xml:space="preserve">Reaction rate fields are read where the run wrote them, on the same iterations as the concentrations, and the channels kept are those every run has in common. A run with no rate files is stored as NaN rather than as zero, so a missing measurement can never be read as a measured zero.</w:t>
-      </w:r>
-    </w:p>
-    <w:p>
-      <w:pPr>
-        <w:pStyle w:val="BodyText"/>
-      </w:pPr>
-      <w:r>
-        <w:t xml:space="preserve">Everything it could not find goes into the provenance group with the paths it looked at.</w:t>
+        <w:t xml:space="preserve">The campaign collector knows where everything is because it put it</w:t>
+      </w:r>
+      <w:r>
+        <w:t xml:space="preserve"> </w:t>
+      </w:r>
+      <w:r>
+        <w:t xml:space="preserve">there. This one is given a folder of run folders and nothing else, and</w:t>
+      </w:r>
+      <w:r>
+        <w:t xml:space="preserve"> </w:t>
+      </w:r>
+      <w:r>
+        <w:t xml:space="preserve">its whole design is that a missing thing is recorded rather than fatal.</w:t>
+      </w:r>
+    </w:p>
+    <w:p>
+      <w:pPr>
+        <w:pStyle w:val="BodyText"/>
+      </w:pPr>
+      <w:r>
+        <w:t xml:space="preserve">It finds each run's own input files rather than being told about them.</w:t>
+      </w:r>
+      <w:r>
+        <w:t xml:space="preserve"> </w:t>
+      </w:r>
+      <w:r>
+        <w:t xml:space="preserve">Given a folder it looks inside that folder for a subfolder named after</w:t>
+      </w:r>
+      <w:r>
+        <w:t xml:space="preserve"> </w:t>
+      </w:r>
+      <w:r>
+        <w:t xml:space="preserve">the run first, and only then for a single shared copy at the top, so one</w:t>
+      </w:r>
+      <w:r>
+        <w:t xml:space="preserve"> </w:t>
+      </w:r>
+      <w:r>
+        <w:t xml:space="preserve">campaign directory can hold a CompLaB.xml per run or one for all of</w:t>
+      </w:r>
+      <w:r>
+        <w:t xml:space="preserve"> </w:t>
+      </w:r>
+      <w:r>
+        <w:t xml:space="preserve">them. Given a file it uses that file for every run and says so. The same</w:t>
+      </w:r>
+      <w:r>
+        <w:t xml:space="preserve"> </w:t>
+      </w:r>
+      <w:r>
+        <w:t xml:space="preserve">search runs for defineKinetics.hh and defineAbioticKinetics.hh.</w:t>
+      </w:r>
+    </w:p>
+    <w:p>
+      <w:pPr>
+        <w:pStyle w:val="BodyText"/>
+      </w:pPr>
+      <w:r>
+        <w:t xml:space="preserve">The XML is read for what it actually says: the Peclet number, the pore</w:t>
+      </w:r>
+      <w:r>
+        <w:t xml:space="preserve"> </w:t>
+      </w:r>
+      <w:r>
+        <w:t xml:space="preserve">material code, the number of substrates and their names, the file prefix</w:t>
+      </w:r>
+      <w:r>
+        <w:t xml:space="preserve"> </w:t>
+      </w:r>
+      <w:r>
+        <w:t xml:space="preserve">the species files were written with, the microbes, the relaxation time,</w:t>
+      </w:r>
+      <w:r>
+        <w:t xml:space="preserve"> </w:t>
+      </w:r>
+      <w:r>
+        <w:t xml:space="preserve">the voxel size and its unit, and the boundary conditions. The pore code</w:t>
+      </w:r>
+      <w:r>
+        <w:t xml:space="preserve"> </w:t>
+      </w:r>
+      <w:r>
+        <w:t xml:space="preserve">comes from the file rather than from a guess, which is the single most</w:t>
+      </w:r>
+      <w:r>
+        <w:t xml:space="preserve"> </w:t>
+      </w:r>
+      <w:r>
+        <w:t xml:space="preserve">common reason a foreign run collects as empty. It reads no CSV.</w:t>
+      </w:r>
+    </w:p>
+    <w:p>
+      <w:pPr>
+        <w:pStyle w:val="BodyText"/>
+      </w:pPr>
+      <w:r>
+        <w:t xml:space="preserve">Reaction rate fields are read where the run wrote them, on the same</w:t>
+      </w:r>
+      <w:r>
+        <w:t xml:space="preserve"> </w:t>
+      </w:r>
+      <w:r>
+        <w:t xml:space="preserve">iterations as the concentrations, and the channels kept are those every</w:t>
+      </w:r>
+      <w:r>
+        <w:t xml:space="preserve"> </w:t>
+      </w:r>
+      <w:r>
+        <w:t xml:space="preserve">run has in common. A run with no rate files is stored as NaN rather than</w:t>
+      </w:r>
+      <w:r>
+        <w:t xml:space="preserve"> </w:t>
+      </w:r>
+      <w:r>
+        <w:t xml:space="preserve">as zero, so a missing measurement can never be read as a measured zero.</w:t>
+      </w:r>
+    </w:p>
+    <w:p>
+      <w:pPr>
+        <w:pStyle w:val="BodyText"/>
+      </w:pPr>
+      <w:r>
+        <w:t xml:space="preserve">Everything it could not find goes into the provenance group with the</w:t>
+      </w:r>
+      <w:r>
+        <w:t xml:space="preserve"> </w:t>
+      </w:r>
+      <w:r>
+        <w:t xml:space="preserve">paths it looked at.</w:t>
       </w:r>
     </w:p>
     <w:p>
@@ -2770,7 +4798,13 @@
         <w:pStyle w:val="BodyText"/>
       </w:pPr>
       <w:r>
-        <w:t xml:space="preserve">python collect_foreign_complab.py --runs ./their_runs --out ./dataset \</w:t>
+        <w:t xml:space="preserve">python collect_foreign_complab.py --runs ./their_runs --out ./dataset</w:t>
+      </w:r>
+      <w:r>
+        <w:t xml:space="preserve"> </w:t>
+      </w:r>
+      <w:r>
+        <w:t xml:space="preserve">\</w:t>
       </w:r>
     </w:p>
     <w:p>
@@ -2796,7 +4830,25 @@
         <w:t xml:space="preserve"> </w:t>
       </w:r>
       <w:r>
-        <w:t xml:space="preserve">dataset/dataset.h5 and its report. With --inspect nothing is written at all: it prints what it found in each run folder and stops, which is the right first command on somebody else's data.</w:t>
+        <w:t xml:space="preserve">dataset/dataset.h5 and its report. With</w:t>
+      </w:r>
+      <w:r>
+        <w:t xml:space="preserve"> </w:t>
+      </w:r>
+      <w:r>
+        <w:t xml:space="preserve">--inspect nothing is written at all: it prints what it found in each</w:t>
+      </w:r>
+      <w:r>
+        <w:t xml:space="preserve"> </w:t>
+      </w:r>
+      <w:r>
+        <w:t xml:space="preserve">run folder and stops, which is the right first command on somebody</w:t>
+      </w:r>
+      <w:r>
+        <w:t xml:space="preserve"> </w:t>
+      </w:r>
+      <w:r>
+        <w:t xml:space="preserve">else's data.</w:t>
       </w:r>
     </w:p>
     <w:p>
@@ -2814,15 +4866,45 @@
         <w:t xml:space="preserve"> </w:t>
       </w:r>
       <w:r>
-        <w:t xml:space="preserve">Species files are found by NUMBER, not by name: the glob is the prefix from the XML followed by the species index, so subsLattice0_*.vti and not acetate_*.vti. --max-conc defaults to 1.0 and rejects any run above it, which is correct for normalised output and wrong for raw molar output, so raise it when the run was not normalised.</w:t>
-      </w:r>
-    </w:p>
-    <w:p>
-      <w:pPr>
-        <w:pStyle w:val="BodyText"/>
-      </w:pPr>
-      <w:r>
-        <w:t xml:space="preserve">(1594 lines.)</w:t>
+        <w:t xml:space="preserve">Species files are found by NUMBER, not by name: the</w:t>
+      </w:r>
+      <w:r>
+        <w:t xml:space="preserve"> </w:t>
+      </w:r>
+      <w:r>
+        <w:t xml:space="preserve">glob is the prefix from the XML followed by the species index, so</w:t>
+      </w:r>
+      <w:r>
+        <w:t xml:space="preserve"> </w:t>
+      </w:r>
+      <w:r>
+        <w:t xml:space="preserve">subsLattice0_*.vti and not acetate_*.vti. --max-conc defaults to</w:t>
+      </w:r>
+      <w:r>
+        <w:t xml:space="preserve"> </w:t>
+      </w:r>
+      <w:r>
+        <w:t xml:space="preserve">1.0 and rejects any run above it, which is correct for normalised output</w:t>
+      </w:r>
+      <w:r>
+        <w:t xml:space="preserve"> </w:t>
+      </w:r>
+      <w:r>
+        <w:t xml:space="preserve">and wrong for raw molar output, so raise it when the run was not</w:t>
+      </w:r>
+      <w:r>
+        <w:t xml:space="preserve"> </w:t>
+      </w:r>
+      <w:r>
+        <w:t xml:space="preserve">normalised.</w:t>
+      </w:r>
+    </w:p>
+    <w:p>
+      <w:pPr>
+        <w:pStyle w:val="BodyText"/>
+      </w:pPr>
+      <w:r>
+        <w:t>(1686 lines.)</w:t>
       </w:r>
     </w:p>
     <w:p>
@@ -2850,15 +4932,75 @@
         <w:pStyle w:val="BodyText"/>
       </w:pPr>
       <w:r>
-        <w:t xml:space="preserve">It writes 25 two-dimensional and 25 three-dimensional run folders, five rocks crossed with five Peclet numbers, each holding the geometry, the flow field, the concentration of every chemical at every snapshot, the reaction rate field, its own CompLaB.xml and the two kinetics headers. The VTI files are appended raw little-endian in the byte order VTK expects, so the collector reads them exactly as it reads real output.</w:t>
-      </w:r>
-    </w:p>
-    <w:p>
-      <w:pPr>
-        <w:pStyle w:val="BodyText"/>
-      </w:pPr>
-      <w:r>
-        <w:t xml:space="preserve">The geometry is a real percolating packing at a porosity target rather than a fixed number of grains, and the flow is a solved Stokes field, not a made-up one. The concentrations and the rates are constructed. The script says so in its own output and the point of it is to exercise the collector, the viewer and the training code on a machine with no cluster attached.</w:t>
+        <w:t xml:space="preserve">It writes 25 two-dimensional and 25 three-dimensional run folders, five</w:t>
+      </w:r>
+      <w:r>
+        <w:t xml:space="preserve"> </w:t>
+      </w:r>
+      <w:r>
+        <w:t xml:space="preserve">rocks crossed with five Peclet numbers, each holding the geometry, the</w:t>
+      </w:r>
+      <w:r>
+        <w:t xml:space="preserve"> </w:t>
+      </w:r>
+      <w:r>
+        <w:t xml:space="preserve">flow field, the concentration of every chemical at every snapshot, the</w:t>
+      </w:r>
+      <w:r>
+        <w:t xml:space="preserve"> </w:t>
+      </w:r>
+      <w:r>
+        <w:t xml:space="preserve">reaction rate field, its own CompLaB.xml and the two kinetics headers.</w:t>
+      </w:r>
+      <w:r>
+        <w:t xml:space="preserve"> </w:t>
+      </w:r>
+      <w:r>
+        <w:t xml:space="preserve">The VTI files are appended raw little-endian in the byte order VTK</w:t>
+      </w:r>
+      <w:r>
+        <w:t xml:space="preserve"> </w:t>
+      </w:r>
+      <w:r>
+        <w:t xml:space="preserve">expects, so the collector reads them exactly as it reads real output.</w:t>
+      </w:r>
+    </w:p>
+    <w:p>
+      <w:pPr>
+        <w:pStyle w:val="BodyText"/>
+      </w:pPr>
+      <w:r>
+        <w:t xml:space="preserve">The geometry is a real percolating packing at a porosity target rather</w:t>
+      </w:r>
+      <w:r>
+        <w:t xml:space="preserve"> </w:t>
+      </w:r>
+      <w:r>
+        <w:t xml:space="preserve">than a fixed number of grains, and the flow is a solved Stokes field,</w:t>
+      </w:r>
+      <w:r>
+        <w:t xml:space="preserve"> </w:t>
+      </w:r>
+      <w:r>
+        <w:t xml:space="preserve">not a made-up one. The concentrations and the rates are constructed. The</w:t>
+      </w:r>
+      <w:r>
+        <w:t xml:space="preserve"> </w:t>
+      </w:r>
+      <w:r>
+        <w:t xml:space="preserve">script says so in its own output and the point of it is to exercise the</w:t>
+      </w:r>
+      <w:r>
+        <w:t xml:space="preserve"> </w:t>
+      </w:r>
+      <w:r>
+        <w:t xml:space="preserve">collector, the viewer and the training code on a machine with no cluster</w:t>
+      </w:r>
+      <w:r>
+        <w:t xml:space="preserve"> </w:t>
+      </w:r>
+      <w:r>
+        <w:t xml:space="preserve">attached.</w:t>
       </w:r>
     </w:p>
     <w:p>
@@ -2904,7 +5046,19 @@
         <w:t xml:space="preserve"> </w:t>
       </w:r>
       <w:r>
-        <w:t xml:space="preserve">demo_2D/ and demo_3D/ under --out, each with 25 run folders, and a README_2D.txt and README_3D.txt naming the collector command for each.</w:t>
+        <w:t xml:space="preserve">demo_2D/ and demo_3D/ under --out, each with 25</w:t>
+      </w:r>
+      <w:r>
+        <w:t xml:space="preserve"> </w:t>
+      </w:r>
+      <w:r>
+        <w:t xml:space="preserve">run folders, and a README_2D.txt and README_3D.txt naming the collector</w:t>
+      </w:r>
+      <w:r>
+        <w:t xml:space="preserve"> </w:t>
+      </w:r>
+      <w:r>
+        <w:t xml:space="preserve">command for each.</w:t>
       </w:r>
     </w:p>
     <w:p>
@@ -2922,7 +5076,19 @@
         <w:t xml:space="preserve"> </w:t>
       </w:r>
       <w:r>
-        <w:t xml:space="preserve">It settles nothing about physics. A number that comes out of a demo dataset is a number about the code path it travelled, not about a rock.</w:t>
+        <w:t xml:space="preserve">It settles nothing about physics. A number that comes</w:t>
+      </w:r>
+      <w:r>
+        <w:t xml:space="preserve"> </w:t>
+      </w:r>
+      <w:r>
+        <w:t xml:space="preserve">out of a demo dataset is a number about the code path it travelled, not</w:t>
+      </w:r>
+      <w:r>
+        <w:t xml:space="preserve"> </w:t>
+      </w:r>
+      <w:r>
+        <w:t xml:space="preserve">about a rock.</w:t>
       </w:r>
     </w:p>
     <w:p>
@@ -2938,15 +5104,7 @@
         <w:pStyle w:val="BodyText"/>
       </w:pPr>
       <w:r>
-        <w:t xml:space="preserve">Reading the data, and the switches</w:t>
-      </w:r>
-    </w:p>
-    <w:p>
-      <w:pPr>
-        <w:pStyle w:val="BodyText"/>
-      </w:pPr>
-      <w:r>
-        <w:t xml:space="preserve">dataset_reader.py</w:t>
+        <w:t xml:space="preserve">flow_features.py</w:t>
       </w:r>
     </w:p>
     <w:p>
@@ -2958,31 +5116,31 @@
           <w:iCs/>
           <w:i/>
         </w:rPr>
-        <w:t xml:space="preserve">The PyTorch Dataset, and where the three switches are decided.</w:t>
-      </w:r>
-    </w:p>
-    <w:p>
-      <w:pPr>
-        <w:pStyle w:val="BodyText"/>
-      </w:pPr>
-      <w:r>
-        <w:t xml:space="preserve">This is the only place that knows both the file layout and what the network expects, and resolve_switches() inside it is the single place that decides which columns the trunk gets and which channels the branch gets. train.py, evaluate.py and predict.py all call it, which is what stops them drifting apart.</w:t>
-      </w:r>
-    </w:p>
-    <w:p>
-      <w:pPr>
-        <w:pStyle w:val="BodyText"/>
-      </w:pPr>
-      <w:r>
-        <w:t xml:space="preserve">It samples pore voxels rather than evaluating the whole grid, and the arithmetic is the reason: the 2D model evaluates all 9,472 grid points, the same approach at 64 cubed is 262,144 points and a 26.8 GB activation tensor at batch 25, while 8,192 sampled pore voxels cost 944 MMACs, slightly less than the 2D model's 1,091, at about 0.3 GB.</w:t>
-      </w:r>
-    </w:p>
-    <w:p>
-      <w:pPr>
-        <w:pStyle w:val="BodyText"/>
-      </w:pPr>
-      <w:r>
-        <w:t xml:space="preserve">It refuses combinations that cannot work rather than producing something meaningless: the flow switches without a velocity field in the file, or dimension-free coordinates without the Euclidean distance.</w:t>
+        <w:t xml:space="preserve">MIS, UPRM and the squared wall distance.</w:t>
+      </w:r>
+    </w:p>
+    <w:p>
+      <w:pPr>
+        <w:pStyle w:val="BodyText"/>
+      </w:pPr>
+      <w:r>
+        <w:t xml:space="preserve">The geodesic distance answers a transport question: how far must a molecule travel from the inlet to get here. It says nothing about how fast anything moves along that path, which is why a network given the geometry and the geodesic distance alone cannot tell a preferential channel from the pocket beside it. These three answer the flow question instead.</w:t>
+      </w:r>
+    </w:p>
+    <w:p>
+      <w:pPr>
+        <w:pStyle w:val="BodyText"/>
+      </w:pPr>
+      <w:r>
+        <w:t xml:space="preserve">MIS is the radius of the largest sphere that fits in the pore space and contains this voxel. Purely local: how wide the pore is here. UPRM is the radius of the largest sphere the inlet could deliver here, set by the narrowest throat on the best available path, so it is not local at all. Two voxels in identically shaped pockets get different UPRM if one sits behind a bottleneck, and that is precisely the information a convolution cannot gather for itself, because its receptive field is smaller than the path. dw2 is the squared distance to the nearest wall, which saves the trunk from having to discover that a no slip profile is parabolic.</w:t>
+      </w:r>
+    </w:p>
+    <w:p>
+      <w:pPr>
+        <w:pStyle w:val="BodyText"/>
+      </w:pPr>
+      <w:r>
+        <w:t xml:space="preserve">The 2D forms are ports of the reference implementation released with the velocity informed PRT-DeepONet. test_reference_parity.py runs their own code beside this on their bundled domain and reports every value identical. The generalisation to three dimensions is ours, and there is no released 3D reference to check it against.</w:t>
       </w:r>
     </w:p>
     <w:p>
@@ -3002,7 +5160,15 @@
         <w:pStyle w:val="BodyText"/>
       </w:pPr>
       <w:r>
-        <w:t xml:space="preserve">python dataset_reader.py path/to/dataset.h5 # a demo print, not a tool</w:t>
+        <w:t xml:space="preserve">python flow_features.py --self-test</w:t>
+      </w:r>
+    </w:p>
+    <w:p>
+      <w:pPr>
+        <w:pStyle w:val="BodyText"/>
+      </w:pPr>
+      <w:r>
+        <w:t xml:space="preserve">python flow_features.py --geometry rock.npz --out features.npz --render</w:t>
       </w:r>
     </w:p>
     <w:p>
@@ -3020,7 +5186,7 @@
         <w:t xml:space="preserve"> </w:t>
       </w:r>
       <w:r>
-        <w:t xml:space="preserve">Nothing on disk. It is a library; the block at the bottom exists so you can point it at a file and see what it would hand the network.</w:t>
+        <w:t xml:space="preserve">With --out, one npz with the three maps and the scaling used. The self test writes nothing and runs fifteen checks, including a duct of known width, a bottleneck that UPRM must notice and MIS must not, and a wide pocket behind a narrow spine.</w:t>
       </w:r>
     </w:p>
     <w:p>
@@ -3038,23 +5204,23 @@
         <w:t xml:space="preserve"> </w:t>
       </w:r>
       <w:r>
-        <w:t xml:space="preserve">Column ORDER matters. The trunk applies its parameter re-injection to the LAST column, so the primary geometry or flow feature is always placed last. That is why the layout lives in one function and not in three scripts.</w:t>
-      </w:r>
-    </w:p>
-    <w:p>
-      <w:pPr>
-        <w:pStyle w:val="BodyText"/>
-      </w:pPr>
-      <w:r>
-        <w:t xml:space="preserve">(451 lines.)</w:t>
-      </w:r>
-    </w:p>
-    <w:p>
-      <w:pPr>
-        <w:pStyle w:val="BodyText"/>
-      </w:pPr>
-      <w:r>
-        <w:t xml:space="preserve">flow_coordinates.py</w:t>
+        <w:t xml:space="preserve">MIS is computed on the INTERIOR and then painted outward into the inlet and outlet buffers. Those buffers are fully open by construction, so a sphere placed in one would report a radius the rock never has and would dominate the scaling of the whole map. The visible consequence is a band of constant value at each end, which is correct rather than an artefact. The buffer width is an argument and it must match your campaign: 10 for the published 2D set, 5 for the geometries this project generates, 0 for a domain with no padding.</w:t>
+      </w:r>
+    </w:p>
+    <w:p>
+      <w:pPr>
+        <w:pStyle w:val="BodyText"/>
+      </w:pPr>
+      <w:r>
+        <w:t>(573 lines.)</w:t>
+      </w:r>
+    </w:p>
+    <w:p>
+      <w:pPr>
+        <w:pStyle w:val="BodyText"/>
+      </w:pPr>
+      <w:r>
+        <w:t xml:space="preserve">harmonic_pressure.py</w:t>
       </w:r>
     </w:p>
     <w:p>
@@ -3066,15 +5232,23 @@
           <w:iCs/>
           <w:i/>
         </w:rPr>
-        <w:t xml:space="preserve">Switch A and switch C: travel time, velocity and wall distance.</w:t>
-      </w:r>
-    </w:p>
-    <w:p>
-      <w:pPr>
-        <w:pStyle w:val="BodyText"/>
-      </w:pPr>
-      <w:r>
-        <w:t xml:space="preserve">The advective travel time is how long a parcel of water takes to reach each point along the streamlines, from u . grad(tau) = 1 with tau = 0 on the inlet, solved by upwind fast sweeping. It is the flow-space replacement for the geodesic distance, and it is Peclet-independent, because Stokes flow is linear and the normalised field is the same at Peclet 3 and Peclet 30. It is a property of the rock, computed once.</w:t>
+        <w:t xml:space="preserve">Laplace’s equation on the pore space, and its gradient.</w:t>
+      </w:r>
+    </w:p>
+    <w:p>
+      <w:pPr>
+        <w:pStyle w:val="BodyText"/>
+      </w:pPr>
+      <w:r>
+        <w:t xml:space="preserve">The velocity operator’s trunk is told the direction and relative strength of the driving force at each point. That comes from a harmonic pressure field: held at 1 on the inlet face, 0 on the outlet, with no flux through the walls. Harmonic means the equation contains neither viscosity nor driving force, so the field is a property of the rock alone and is solved once and reused at every flow condition in the campaign. That is the only reason it is affordable as an input feature.</w:t>
+      </w:r>
+    </w:p>
+    <w:p>
+      <w:pPr>
+        <w:pStyle w:val="BodyText"/>
+      </w:pPr>
+      <w:r>
+        <w:t xml:space="preserve">It is not the true pressure. A Stokes pressure satisfies Laplace’s equation in the bulk but its wall condition is set by the velocity field, not by a zero normal gradient. This is a prior with the right topology, and the network is given the components separately so it can learn how far off the prior is.</w:t>
       </w:r>
     </w:p>
     <w:p>
@@ -3094,7 +5268,7 @@
         <w:pStyle w:val="BodyText"/>
       </w:pPr>
       <w:r>
-        <w:t xml:space="preserve">python flow_coordinates.py --self-test</w:t>
+        <w:t xml:space="preserve">python harmonic_pressure.py --self-test</w:t>
       </w:r>
     </w:p>
     <w:p>
@@ -3112,7 +5286,7 @@
         <w:t xml:space="preserve"> </w:t>
       </w:r>
       <w:r>
-        <w:t xml:space="preserve">Nothing on disk. A library, with a self-test attached.</w:t>
+        <w:t xml:space="preserve">Nothing, unless --out is given. The self test runs fourteen checks, including that an open slab returns the exact linear ramp and that a sealed pocket is dropped rather than making the solve singular.</w:t>
       </w:r>
     </w:p>
     <w:p>
@@ -3130,31 +5304,23 @@
         <w:t xml:space="preserve"> </w:t>
       </w:r>
       <w:r>
-        <w:t xml:space="preserve">Read the section headed THE ONE HONEST WEAKNESS before trusting a result. Where the fluid does not move the travel time is undefined, and a stagnant velocity field cannot tell a deep dead-end pore from solid rock: the travel time is infinite in both, while the geodesic distance still distinguishes them. The honest prediction is that the flow coordinates match or beat the geodesic distance at Peclet 10 and 30 and LOSE at Peclet 0.3.</w:t>
-      </w:r>
-    </w:p>
-    <w:p>
-      <w:pPr>
-        <w:pStyle w:val="BodyText"/>
-      </w:pPr>
-      <w:r>
-        <w:t xml:space="preserve">The travel time is squashed to tau/(1+tau) before it reaches the network. On a real Stokes field at porosity 0.45 the raw normalised travel time has a median of 0.76, a 90th percentile of 7.8 and a maximum of 186, so feeding it raw would put the reaction front at tau near 1 into the bottom half a percent of the input range.</w:t>
-      </w:r>
-    </w:p>
-    <w:p>
-      <w:pPr>
-        <w:pStyle w:val="BodyText"/>
-      </w:pPr>
-      <w:r>
-        <w:t xml:space="preserve">(401 lines.)</w:t>
-      </w:r>
-    </w:p>
-    <w:p>
-      <w:pPr>
-        <w:pStyle w:val="BodyText"/>
-      </w:pPr>
-      <w:r>
-        <w:t xml:space="preserve">load_pretrained_2d_weights.py</w:t>
+        <w:t xml:space="preserve">The released pipeline predicts this field with a 2.4 million parameter U-Net so that it costs one forward pass. On a 148 by 64 grid the exact sparse solve is faster than the network, so solving is the default here. The U-Net is still available, and velocity_model.PressureComponentUNet is their architecture and loads their weights, for the 3D volumes where the factorisation is the expensive part.</w:t>
+      </w:r>
+    </w:p>
+    <w:p>
+      <w:pPr>
+        <w:pStyle w:val="BodyText"/>
+      </w:pPr>
+      <w:r>
+        <w:t>(337 lines.)</w:t>
+      </w:r>
+    </w:p>
+    <w:p>
+      <w:pPr>
+        <w:pStyle w:val="BodyText"/>
+      </w:pPr>
+      <w:r>
+        <w:t xml:space="preserve">add_flow_features.py</w:t>
       </w:r>
     </w:p>
     <w:p>
@@ -3166,15 +5332,23 @@
           <w:iCs/>
           <w:i/>
         </w:rPr>
-        <w:t xml:space="preserve">The published 2D network, loaded into ours as a warm start.</w:t>
-      </w:r>
-    </w:p>
-    <w:p>
-      <w:pPr>
-        <w:pStyle w:val="BodyText"/>
-      </w:pPr>
-      <w:r>
-        <w:t xml:space="preserve">It remaps his layer names to ours, sorts every tensor into transferred, shape-mismatched, unknown and freshly initialised, and PRINTS all four groups rather than quietly reshaping anything. Then it runs one forward pass on random input to prove the result actually runs.</w:t>
+        <w:t xml:space="preserve">The three maps, into a dataset that already exists.</w:t>
+      </w:r>
+    </w:p>
+    <w:p>
+      <w:pPr>
+        <w:pStyle w:val="BodyText"/>
+      </w:pPr>
+      <w:r>
+        <w:t xml:space="preserve">The collectors write them for new campaigns. This is for the files you already have. Recollecting a real campaign means reading a few hundred thousand VTI files again for two arrays that depend only on the geometry, which is not a good trade.</w:t>
+      </w:r>
+    </w:p>
+    <w:p>
+      <w:pPr>
+        <w:pStyle w:val="BodyText"/>
+      </w:pPr>
+      <w:r>
+        <w:t xml:space="preserve">The scaling constants are written as ATTRIBUTES beside the arrays rather than being applied to them. The maps stay in voxels, so they can be read and looked at, and the reader applies the scaling. Applying it here would leave a file whose MIS map is in units that only make sense next to the file it came from.</w:t>
       </w:r>
     </w:p>
     <w:p>
@@ -3194,15 +5368,7 @@
         <w:pStyle w:val="BodyText"/>
       </w:pPr>
       <w:r>
-        <w:t xml:space="preserve">python load_pretrained_2d_weights.py --checkpoint 2D/parameters/Monod.pt \</w:t>
-      </w:r>
-    </w:p>
-    <w:p>
-      <w:pPr>
-        <w:pStyle w:val="BodyText"/>
-      </w:pPr>
-      <w:r>
-        <w:t xml:space="preserve">--grid 148 64 --n-species 1 --n-params 2 --save warmstart.pt</w:t>
+        <w:t xml:space="preserve">python add_flow_features.py --data work/demo/dataset.h5 --buffer 5</w:t>
       </w:r>
     </w:p>
     <w:p>
@@ -3220,7 +5386,7 @@
         <w:t xml:space="preserve"> </w:t>
       </w:r>
       <w:r>
-        <w:t xml:space="preserve">Only the file named by --save, holding the model state and the metadata training needs to know what it is looking at.</w:t>
+        <w:t xml:space="preserve">Three new arrays inside the file you named. Nothing else, and with --dry-run nothing at all.</w:t>
       </w:r>
     </w:p>
     <w:p>
@@ -3238,31 +5404,31 @@
         <w:t xml:space="preserve"> </w:t>
       </w:r>
       <w:r>
-        <w:t xml:space="preserve">His branch1 fully-connected layer is tied to the 148 by 64 grid, because 2048 = 256 x (148/32) x (64/32). A different grid changes that number and the layer will not load. His parameter branch takes 2 inputs against our 6, and his output head does not exist at all, because his network predicts one chemical.</w:t>
-      </w:r>
-    </w:p>
-    <w:p>
-      <w:pPr>
-        <w:pStyle w:val="BodyText"/>
-      </w:pPr>
-      <w:r>
-        <w:t xml:space="preserve">(188 lines.)</w:t>
-      </w:r>
-    </w:p>
-    <w:p>
-      <w:pPr>
-        <w:pStyle w:val="BodyText"/>
-      </w:pPr>
-      <w:r>
-        <w:t xml:space="preserve">The tests</w:t>
-      </w:r>
-    </w:p>
-    <w:p>
-      <w:pPr>
-        <w:pStyle w:val="BodyText"/>
-      </w:pPr>
-      <w:r>
-        <w:t xml:space="preserve">test_flow_solvers.py</w:t>
+        <w:t xml:space="preserve">--buffer must match the open padding your campaign actually used. Get it wrong and the pore size map is measured against an open channel instead of against the rock.</w:t>
+      </w:r>
+    </w:p>
+    <w:p>
+      <w:pPr>
+        <w:pStyle w:val="BodyText"/>
+      </w:pPr>
+      <w:r>
+        <w:t>(207 lines.)</w:t>
+      </w:r>
+    </w:p>
+    <w:p>
+      <w:pPr>
+        <w:pStyle w:val="BodyText"/>
+      </w:pPr>
+      <w:r>
+        <w:t xml:space="preserve">Reading the data, and the switches</w:t>
+      </w:r>
+    </w:p>
+    <w:p>
+      <w:pPr>
+        <w:pStyle w:val="BodyText"/>
+      </w:pPr>
+      <w:r>
+        <w:t xml:space="preserve">dataset_reader.py</w:t>
       </w:r>
     </w:p>
     <w:p>
@@ -3274,23 +5440,91 @@
           <w:iCs/>
           <w:i/>
         </w:rPr>
-        <w:t xml:space="preserve">Both flow solvers against answers that do not come from them.</w:t>
-      </w:r>
-    </w:p>
-    <w:p>
-      <w:pPr>
-        <w:pStyle w:val="BodyText"/>
-      </w:pPr>
-      <w:r>
-        <w:t xml:space="preserve">The analytic result for flow between parallel plates is u_max = g L^2 / (8 nu) with nu = (tau - 1/2)/3, and under mid-link bounce-back the effective aperture L is H + 1 rather than H. Everything here is measured against that, or against the other solver.</w:t>
-      </w:r>
-    </w:p>
-    <w:p>
-      <w:pPr>
-        <w:pStyle w:val="BodyText"/>
-      </w:pPr>
-      <w:r>
-        <w:t xml:space="preserve">In order: the two simulator files compared byte for byte, the lattice identities for D2Q9 and D3Q19, the 2D parabola, the 3D parabola, mass conservation, zero flow inside the solid, whether leaving the low-Mach regime actually produces a warning, and whether the OLD default iteration counts converge.</w:t>
+        <w:t xml:space="preserve">The PyTorch Dataset, and where the three switches are decided.</w:t>
+      </w:r>
+    </w:p>
+    <w:p>
+      <w:pPr>
+        <w:pStyle w:val="BodyText"/>
+      </w:pPr>
+      <w:r>
+        <w:t xml:space="preserve">This is the only place that knows both the file layout and what the</w:t>
+      </w:r>
+      <w:r>
+        <w:t xml:space="preserve"> </w:t>
+      </w:r>
+      <w:r>
+        <w:t xml:space="preserve">network expects, and resolve_switches() inside it is the single place</w:t>
+      </w:r>
+      <w:r>
+        <w:t xml:space="preserve"> </w:t>
+      </w:r>
+      <w:r>
+        <w:t xml:space="preserve">that decides which columns the trunk gets and which channels the branch</w:t>
+      </w:r>
+      <w:r>
+        <w:t xml:space="preserve"> </w:t>
+      </w:r>
+      <w:r>
+        <w:t xml:space="preserve">gets. train.py, evaluate.py and predict.py all call it, which is what</w:t>
+      </w:r>
+      <w:r>
+        <w:t xml:space="preserve"> </w:t>
+      </w:r>
+      <w:r>
+        <w:t xml:space="preserve">stops them drifting apart.</w:t>
+      </w:r>
+    </w:p>
+    <w:p>
+      <w:pPr>
+        <w:pStyle w:val="BodyText"/>
+      </w:pPr>
+      <w:r>
+        <w:t xml:space="preserve">It samples pore voxels rather than evaluating the whole grid, and the</w:t>
+      </w:r>
+      <w:r>
+        <w:t xml:space="preserve"> </w:t>
+      </w:r>
+      <w:r>
+        <w:t xml:space="preserve">arithmetic is the reason: the 2D model evaluates all 9,472 grid points,</w:t>
+      </w:r>
+      <w:r>
+        <w:t xml:space="preserve"> </w:t>
+      </w:r>
+      <w:r>
+        <w:t xml:space="preserve">the same approach at 64 cubed is 262,144 points and a 26.8 GB activation</w:t>
+      </w:r>
+      <w:r>
+        <w:t xml:space="preserve"> </w:t>
+      </w:r>
+      <w:r>
+        <w:t xml:space="preserve">tensor at batch 25, while 8,192 sampled pore voxels cost 944 MMACs,</w:t>
+      </w:r>
+      <w:r>
+        <w:t xml:space="preserve"> </w:t>
+      </w:r>
+      <w:r>
+        <w:t xml:space="preserve">slightly less than the 2D model's 1,091, at about 0.3 GB.</w:t>
+      </w:r>
+    </w:p>
+    <w:p>
+      <w:pPr>
+        <w:pStyle w:val="BodyText"/>
+      </w:pPr>
+      <w:r>
+        <w:t xml:space="preserve">It refuses combinations that cannot work rather than producing something</w:t>
+      </w:r>
+      <w:r>
+        <w:t xml:space="preserve"> </w:t>
+      </w:r>
+      <w:r>
+        <w:t xml:space="preserve">meaningless: the flow switches without a velocity field in the file, or</w:t>
+      </w:r>
+      <w:r>
+        <w:t xml:space="preserve"> </w:t>
+      </w:r>
+      <w:r>
+        <w:t xml:space="preserve">dimension-free coordinates without the Euclidean distance.</w:t>
       </w:r>
     </w:p>
     <w:p>
@@ -3310,7 +5544,7 @@
         <w:pStyle w:val="BodyText"/>
       </w:pPr>
       <w:r>
-        <w:t xml:space="preserve">python test_flow_solvers.py</w:t>
+        <w:t xml:space="preserve">python dataset_reader.py path/to/dataset.h5 # a demo print, not a tool</w:t>
       </w:r>
     </w:p>
     <w:p>
@@ -3328,7 +5562,19 @@
         <w:t xml:space="preserve"> </w:t>
       </w:r>
       <w:r>
-        <w:t xml:space="preserve">Nothing on disk. 28 checks, a summary table, and a non-zero exit if any failed.</w:t>
+        <w:t xml:space="preserve">Nothing on disk. It is a library; the block at</w:t>
+      </w:r>
+      <w:r>
+        <w:t xml:space="preserve"> </w:t>
+      </w:r>
+      <w:r>
+        <w:t xml:space="preserve">the bottom exists so you can point it at a file and see what it would</w:t>
+      </w:r>
+      <w:r>
+        <w:t xml:space="preserve"> </w:t>
+      </w:r>
+      <w:r>
+        <w:t xml:space="preserve">hand the network.</w:t>
       </w:r>
     </w:p>
     <w:p>
@@ -3346,23 +5592,41 @@
         <w:t xml:space="preserve"> </w:t>
       </w:r>
       <w:r>
-        <w:t xml:space="preserve">There are no flags. If the block-identity check fails it means you edited one simulator file and not the other, and it prints the first line that differs so you can copy it across.</w:t>
-      </w:r>
-    </w:p>
-    <w:p>
-      <w:pPr>
-        <w:pStyle w:val="BodyText"/>
-      </w:pPr>
-      <w:r>
-        <w:t xml:space="preserve">(402 lines.)</w:t>
-      </w:r>
-    </w:p>
-    <w:p>
-      <w:pPr>
-        <w:pStyle w:val="BodyText"/>
-      </w:pPr>
-      <w:r>
-        <w:t xml:space="preserve">test_three_switches.py</w:t>
+        <w:t xml:space="preserve">Column ORDER matters. The trunk applies its parameter</w:t>
+      </w:r>
+      <w:r>
+        <w:t xml:space="preserve"> </w:t>
+      </w:r>
+      <w:r>
+        <w:t xml:space="preserve">re-injection to the LAST column, so the primary geometry or flow feature</w:t>
+      </w:r>
+      <w:r>
+        <w:t xml:space="preserve"> </w:t>
+      </w:r>
+      <w:r>
+        <w:t xml:space="preserve">is always placed last. That is why the layout lives in one function and</w:t>
+      </w:r>
+      <w:r>
+        <w:t xml:space="preserve"> </w:t>
+      </w:r>
+      <w:r>
+        <w:t xml:space="preserve">not in three scripts.</w:t>
+      </w:r>
+    </w:p>
+    <w:p>
+      <w:pPr>
+        <w:pStyle w:val="BodyText"/>
+      </w:pPr>
+      <w:r>
+        <w:t>(597 lines.)</w:t>
+      </w:r>
+    </w:p>
+    <w:p>
+      <w:pPr>
+        <w:pStyle w:val="BodyText"/>
+      </w:pPr>
+      <w:r>
+        <w:t xml:space="preserve">flow_coordinates.py</w:t>
       </w:r>
     </w:p>
     <w:p>
@@ -3374,23 +5638,45 @@
           <w:iCs/>
           <w:i/>
         </w:rPr>
-        <w:t xml:space="preserve">Proof that with all three switches off, nothing changes.</w:t>
-      </w:r>
-    </w:p>
-    <w:p>
-      <w:pPr>
-        <w:pStyle w:val="BodyText"/>
-      </w:pPr>
-      <w:r>
-        <w:t xml:space="preserve">The single most important claim about this work is that the switches are additions and not a rewrite. This proves it bit-exactly rather than by inspection: it holds a verbatim copy of the pre-switch code, deliberately duplicated so that it is not the code under test, and compares the tensors from both.</w:t>
-      </w:r>
-    </w:p>
-    <w:p>
-      <w:pPr>
-        <w:pStyle w:val="BodyText"/>
-      </w:pPr>
-      <w:r>
-        <w:t xml:space="preserve">Then it checks the shapes in every switch combination, checks the values are sane, runs a forward and backward pass through the model in four modes asserting a finite loss and a non-zero gradient, and checks the switch-B bookkeeping and that the train and test splits share no structure.</w:t>
+        <w:t xml:space="preserve">Switch A and switch C: travel time, velocity and wall distance.</w:t>
+      </w:r>
+    </w:p>
+    <w:p>
+      <w:pPr>
+        <w:pStyle w:val="BodyText"/>
+      </w:pPr>
+      <w:r>
+        <w:t xml:space="preserve">The advective travel time is how long a parcel of water takes to reach</w:t>
+      </w:r>
+      <w:r>
+        <w:t xml:space="preserve"> </w:t>
+      </w:r>
+      <w:r>
+        <w:t xml:space="preserve">each point along the streamlines, from u . grad(tau) = 1 with tau = 0 on</w:t>
+      </w:r>
+      <w:r>
+        <w:t xml:space="preserve"> </w:t>
+      </w:r>
+      <w:r>
+        <w:t xml:space="preserve">the inlet, solved by upwind fast sweeping. It is the flow-space</w:t>
+      </w:r>
+      <w:r>
+        <w:t xml:space="preserve"> </w:t>
+      </w:r>
+      <w:r>
+        <w:t xml:space="preserve">replacement for the geodesic distance, and it is Peclet-independent,</w:t>
+      </w:r>
+      <w:r>
+        <w:t xml:space="preserve"> </w:t>
+      </w:r>
+      <w:r>
+        <w:t xml:space="preserve">because Stokes flow is linear and the normalised field is the same at</w:t>
+      </w:r>
+      <w:r>
+        <w:t xml:space="preserve"> </w:t>
+      </w:r>
+      <w:r>
+        <w:t xml:space="preserve">Peclet 3 and Peclet 30. It is a property of the rock, computed once.</w:t>
       </w:r>
     </w:p>
     <w:p>
@@ -3410,15 +5696,7 @@
         <w:pStyle w:val="BodyText"/>
       </w:pPr>
       <w:r>
-        <w:t xml:space="preserve">python build_practice_dataset.py --out /tmp/test3d.h5</w:t>
-      </w:r>
-    </w:p>
-    <w:p>
-      <w:pPr>
-        <w:pStyle w:val="BodyText"/>
-      </w:pPr>
-      <w:r>
-        <w:t xml:space="preserve">python test_three_switches.py --data /tmp/test3d.h5</w:t>
+        <w:t xml:space="preserve">python flow_coordinates.py --self-test</w:t>
       </w:r>
     </w:p>
     <w:p>
@@ -3436,7 +5714,13 @@
         <w:t xml:space="preserve"> </w:t>
       </w:r>
       <w:r>
-        <w:t xml:space="preserve">Nothing on disk. It exits 2 if the data file is missing, 0 if everything passed and 1 otherwise.</w:t>
+        <w:t xml:space="preserve">Nothing on disk. A library, with a self-test</w:t>
+      </w:r>
+      <w:r>
+        <w:t xml:space="preserve"> </w:t>
+      </w:r>
+      <w:r>
+        <w:t xml:space="preserve">attached.</w:t>
       </w:r>
     </w:p>
     <w:p>
@@ -3454,23 +5738,91 @@
         <w:t xml:space="preserve"> </w:t>
       </w:r>
       <w:r>
-        <w:t xml:space="preserve">If somebody later refactors dataset_reader.py and quietly alters the default path, this is the test that fails. That is its whole purpose, so a failure here should be read as a real change in behaviour and not as a broken test.</w:t>
-      </w:r>
-    </w:p>
-    <w:p>
-      <w:pPr>
-        <w:pStyle w:val="BodyText"/>
-      </w:pPr>
-      <w:r>
-        <w:t xml:space="preserve">(238 lines.)</w:t>
-      </w:r>
-    </w:p>
-    <w:p>
-      <w:pPr>
-        <w:pStyle w:val="BodyText"/>
-      </w:pPr>
-      <w:r>
-        <w:t xml:space="preserve">test_documented_numbers.py</w:t>
+        <w:t xml:space="preserve">Read the section headed THE ONE HONEST WEAKNESS</w:t>
+      </w:r>
+      <w:r>
+        <w:t xml:space="preserve"> </w:t>
+      </w:r>
+      <w:r>
+        <w:t xml:space="preserve">before trusting a result. Where the fluid does not move the travel time</w:t>
+      </w:r>
+      <w:r>
+        <w:t xml:space="preserve"> </w:t>
+      </w:r>
+      <w:r>
+        <w:t xml:space="preserve">is undefined, and a stagnant velocity field cannot tell a deep dead-end</w:t>
+      </w:r>
+      <w:r>
+        <w:t xml:space="preserve"> </w:t>
+      </w:r>
+      <w:r>
+        <w:t xml:space="preserve">pore from solid rock: the travel time is infinite in both, while the</w:t>
+      </w:r>
+      <w:r>
+        <w:t xml:space="preserve"> </w:t>
+      </w:r>
+      <w:r>
+        <w:t xml:space="preserve">geodesic distance still distinguishes them. The honest prediction is</w:t>
+      </w:r>
+      <w:r>
+        <w:t xml:space="preserve"> </w:t>
+      </w:r>
+      <w:r>
+        <w:t xml:space="preserve">that the flow coordinates match or beat the geodesic distance at Peclet</w:t>
+      </w:r>
+      <w:r>
+        <w:t xml:space="preserve"> </w:t>
+      </w:r>
+      <w:r>
+        <w:t xml:space="preserve">10 and 30 and LOSE at Peclet 0.3.</w:t>
+      </w:r>
+    </w:p>
+    <w:p>
+      <w:pPr>
+        <w:pStyle w:val="BodyText"/>
+      </w:pPr>
+      <w:r>
+        <w:t xml:space="preserve">The travel time is squashed to tau/(1+tau) before it reaches the</w:t>
+      </w:r>
+      <w:r>
+        <w:t xml:space="preserve"> </w:t>
+      </w:r>
+      <w:r>
+        <w:t xml:space="preserve">network. On a real Stokes field at porosity 0.45 the raw normalised</w:t>
+      </w:r>
+      <w:r>
+        <w:t xml:space="preserve"> </w:t>
+      </w:r>
+      <w:r>
+        <w:t xml:space="preserve">travel time has a median of 0.76, a 90th percentile of 7.8 and a maximum</w:t>
+      </w:r>
+      <w:r>
+        <w:t xml:space="preserve"> </w:t>
+      </w:r>
+      <w:r>
+        <w:t xml:space="preserve">of 186, so feeding it raw would put the reaction front at tau near 1</w:t>
+      </w:r>
+      <w:r>
+        <w:t xml:space="preserve"> </w:t>
+      </w:r>
+      <w:r>
+        <w:t xml:space="preserve">into the bottom half a percent of the input range.</w:t>
+      </w:r>
+    </w:p>
+    <w:p>
+      <w:pPr>
+        <w:pStyle w:val="BodyText"/>
+      </w:pPr>
+      <w:r>
+        <w:t xml:space="preserve">(401 lines.)</w:t>
+      </w:r>
+    </w:p>
+    <w:p>
+      <w:pPr>
+        <w:pStyle w:val="BodyText"/>
+      </w:pPr>
+      <w:r>
+        <w:t xml:space="preserve">load_pretrained_2d_weights.py</w:t>
       </w:r>
     </w:p>
     <w:p>
@@ -3482,15 +5834,33 @@
           <w:iCs/>
           <w:i/>
         </w:rPr>
-        <w:t xml:space="preserve">Every number the write-up claims, measured again.</w:t>
-      </w:r>
-    </w:p>
-    <w:p>
-      <w:pPr>
-        <w:pStyle w:val="BodyText"/>
-      </w:pPr>
-      <w:r>
-        <w:t xml:space="preserve">It re-measures five groups of claims: that the switch regression passes in all six distance and velocity combinations, that an old checkpoint without the switch keys still resolves to switches-off, that the travel time is fast and bounded and unchanged when the velocity is rescaled, that the extruded transfer set really has zero z-variation, and that the dimension-free trunk is the same width in 2D and 3D while the Cartesian one is not.</w:t>
+        <w:t xml:space="preserve">The published 2D network, loaded into ours as a warm start.</w:t>
+      </w:r>
+    </w:p>
+    <w:p>
+      <w:pPr>
+        <w:pStyle w:val="BodyText"/>
+      </w:pPr>
+      <w:r>
+        <w:t xml:space="preserve">It remaps his layer names to ours, sorts every tensor into transferred,</w:t>
+      </w:r>
+      <w:r>
+        <w:t xml:space="preserve"> </w:t>
+      </w:r>
+      <w:r>
+        <w:t xml:space="preserve">shape-mismatched, unknown and freshly initialised, and PRINTS all four</w:t>
+      </w:r>
+      <w:r>
+        <w:t xml:space="preserve"> </w:t>
+      </w:r>
+      <w:r>
+        <w:t xml:space="preserve">groups rather than quietly reshaping anything. Then it runs one forward</w:t>
+      </w:r>
+      <w:r>
+        <w:t xml:space="preserve"> </w:t>
+      </w:r>
+      <w:r>
+        <w:t xml:space="preserve">pass on random input to prove the result actually runs.</w:t>
       </w:r>
     </w:p>
     <w:p>
@@ -3510,7 +5880,21 @@
         <w:pStyle w:val="BodyText"/>
       </w:pPr>
       <w:r>
-        <w:t xml:space="preserve">python test_documented_numbers.py</w:t>
+        <w:t xml:space="preserve">python load_pretrained_2d_weights.py --checkpoint</w:t>
+      </w:r>
+      <w:r>
+        <w:t xml:space="preserve"> </w:t>
+      </w:r>
+      <w:r>
+        <w:t xml:space="preserve">2D/parameters/Monod.pt \</w:t>
+      </w:r>
+    </w:p>
+    <w:p>
+      <w:pPr>
+        <w:pStyle w:val="BodyText"/>
+      </w:pPr>
+      <w:r>
+        <w:t xml:space="preserve">--grid 148 64 --n-species 1 --n-params 2 --save warmstart.pt</w:t>
       </w:r>
     </w:p>
     <w:p>
@@ -3528,7 +5912,13 @@
         <w:t xml:space="preserve"> </w:t>
       </w:r>
       <w:r>
-        <w:t xml:space="preserve">Nothing you want to keep. 19 checks and a non-zero exit if any failed.</w:t>
+        <w:t xml:space="preserve">Only the file named by --save, holding the model</w:t>
+      </w:r>
+      <w:r>
+        <w:t xml:space="preserve"> </w:t>
+      </w:r>
+      <w:r>
+        <w:t xml:space="preserve">state and the metadata training needs to know what it is looking at.</w:t>
       </w:r>
     </w:p>
     <w:p>
@@ -3546,31 +5936,125 @@
         <w:t xml:space="preserve"> </w:t>
       </w:r>
       <w:r>
-        <w:t xml:space="preserve">Every path in this file is hard-coded, and it needs six inputs that have to exist first. Its docstring names only two of them. If it fails on a clean machine, it is almost certainly missing an input rather than reporting a real drift; check_everything.py builds what it needs before running it.</w:t>
-      </w:r>
-    </w:p>
-    <w:p>
-      <w:pPr>
-        <w:pStyle w:val="BodyText"/>
-      </w:pPr>
-      <w:r>
-        <w:t xml:space="preserve">(122 lines.)</w:t>
-      </w:r>
-    </w:p>
-    <w:p>
-      <w:pPr>
-        <w:pStyle w:val="BodyText"/>
-      </w:pPr>
-      <w:r>
-        <w:t xml:space="preserve">The order you actually use these in</w:t>
-      </w:r>
-    </w:p>
-    <w:p>
-      <w:pPr>
-        <w:pStyle w:val="BodyText"/>
-      </w:pPr>
-      <w:r>
-        <w:t xml:space="preserve">Making your own data</w:t>
+        <w:t xml:space="preserve">His branch1 fully-connected layer is tied to the 148</w:t>
+      </w:r>
+      <w:r>
+        <w:t xml:space="preserve"> </w:t>
+      </w:r>
+      <w:r>
+        <w:t xml:space="preserve">by 64 grid, because 2048 = 256 x (148/32) x (64/32). A different grid</w:t>
+      </w:r>
+      <w:r>
+        <w:t xml:space="preserve"> </w:t>
+      </w:r>
+      <w:r>
+        <w:t xml:space="preserve">changes that number and the layer will not load. His parameter branch</w:t>
+      </w:r>
+      <w:r>
+        <w:t xml:space="preserve"> </w:t>
+      </w:r>
+      <w:r>
+        <w:t xml:space="preserve">takes 2 inputs against our 6, and his output head does not exist at all,</w:t>
+      </w:r>
+      <w:r>
+        <w:t xml:space="preserve"> </w:t>
+      </w:r>
+      <w:r>
+        <w:t xml:space="preserve">because his network predicts one chemical.</w:t>
+      </w:r>
+    </w:p>
+    <w:p>
+      <w:pPr>
+        <w:pStyle w:val="BodyText"/>
+      </w:pPr>
+      <w:r>
+        <w:t xml:space="preserve">(188 lines.)</w:t>
+      </w:r>
+    </w:p>
+    <w:p>
+      <w:pPr>
+        <w:pStyle w:val="BodyText"/>
+      </w:pPr>
+      <w:r>
+        <w:t xml:space="preserve">The tests</w:t>
+      </w:r>
+    </w:p>
+    <w:p>
+      <w:pPr>
+        <w:pStyle w:val="BodyText"/>
+      </w:pPr>
+      <w:r>
+        <w:t xml:space="preserve">test_flow_solvers.py</w:t>
+      </w:r>
+    </w:p>
+    <w:p>
+      <w:pPr>
+        <w:pStyle w:val="BodyText"/>
+      </w:pPr>
+      <w:r>
+        <w:rPr>
+          <w:iCs/>
+          <w:i/>
+        </w:rPr>
+        <w:t xml:space="preserve">Both flow solvers against answers that do not come from them.</w:t>
+      </w:r>
+    </w:p>
+    <w:p>
+      <w:pPr>
+        <w:pStyle w:val="BodyText"/>
+      </w:pPr>
+      <w:r>
+        <w:t xml:space="preserve">The analytic result for flow between parallel plates is u_max = g L^2 /</w:t>
+      </w:r>
+      <w:r>
+        <w:t xml:space="preserve"> </w:t>
+      </w:r>
+      <w:r>
+        <w:t xml:space="preserve">(8 nu) with nu = (tau - 1/2)/3, and under mid-link bounce-back the</w:t>
+      </w:r>
+      <w:r>
+        <w:t xml:space="preserve"> </w:t>
+      </w:r>
+      <w:r>
+        <w:t xml:space="preserve">effective aperture L is H + 1 rather than H. Everything here is measured</w:t>
+      </w:r>
+      <w:r>
+        <w:t xml:space="preserve"> </w:t>
+      </w:r>
+      <w:r>
+        <w:t xml:space="preserve">against that, or against the other solver.</w:t>
+      </w:r>
+    </w:p>
+    <w:p>
+      <w:pPr>
+        <w:pStyle w:val="BodyText"/>
+      </w:pPr>
+      <w:r>
+        <w:t xml:space="preserve">In order: the two simulator files compared byte for byte, the lattice</w:t>
+      </w:r>
+      <w:r>
+        <w:t xml:space="preserve"> </w:t>
+      </w:r>
+      <w:r>
+        <w:t xml:space="preserve">identities for D2Q9 and D3Q19, the 2D parabola, the 3D parabola, mass</w:t>
+      </w:r>
+      <w:r>
+        <w:t xml:space="preserve"> </w:t>
+      </w:r>
+      <w:r>
+        <w:t xml:space="preserve">conservation, zero flow inside the solid, whether leaving the low-Mach</w:t>
+      </w:r>
+      <w:r>
+        <w:t xml:space="preserve"> </w:t>
+      </w:r>
+      <w:r>
+        <w:t xml:space="preserve">regime actually produces a warning, and whether the OLD default</w:t>
+      </w:r>
+      <w:r>
+        <w:t xml:space="preserve"> </w:t>
+      </w:r>
+      <w:r>
+        <w:t xml:space="preserve">iteration counts converge.</w:t>
       </w:r>
     </w:p>
     <w:p>
@@ -3582,13 +6066,15 @@
           <w:bCs/>
           <w:b/>
         </w:rPr>
-        <w:t xml:space="preserve">1.</w:t>
-      </w:r>
-      <w:r>
-        <w:t xml:space="preserve"> </w:t>
-      </w:r>
-      <w:r>
-        <w:t xml:space="preserve">settings_and_units.py --template my_run.xml, then edit it. Or skip this and pass --set on the command line.</w:t>
+        <w:t xml:space="preserve">Run it like this.</w:t>
+      </w:r>
+    </w:p>
+    <w:p>
+      <w:pPr>
+        <w:pStyle w:val="BodyText"/>
+      </w:pPr>
+      <w:r>
+        <w:t xml:space="preserve">python test_flow_solvers.py</w:t>
       </w:r>
     </w:p>
     <w:p>
@@ -3600,13 +6086,19 @@
           <w:bCs/>
           <w:b/>
         </w:rPr>
-        <w:t xml:space="preserve">2.</w:t>
-      </w:r>
-      <w:r>
-        <w:t xml:space="preserve"> </w:t>
-      </w:r>
-      <w:r>
-        <w:t xml:space="preserve">build_dataset_2d.py or build_dataset_3d.py, with --show-settings first to read the report before committing to a run.</w:t>
+        <w:t xml:space="preserve">What you get back.</w:t>
+      </w:r>
+      <w:r>
+        <w:t xml:space="preserve"> </w:t>
+      </w:r>
+      <w:r>
+        <w:t xml:space="preserve">Nothing on disk. 28 checks, a summary table, and</w:t>
+      </w:r>
+      <w:r>
+        <w:t xml:space="preserve"> </w:t>
+      </w:r>
+      <w:r>
+        <w:t xml:space="preserve">a non-zero exit if any failed.</w:t>
       </w:r>
     </w:p>
     <w:p>
@@ -3618,21 +6110,117 @@
           <w:bCs/>
           <w:b/>
         </w:rPr>
-        <w:t xml:space="preserve">3.</w:t>
-      </w:r>
-      <w:r>
-        <w:t xml:space="preserve"> </w:t>
-      </w:r>
-      <w:r>
-        <w:t xml:space="preserve">Then 3D/model/train.py.</w:t>
-      </w:r>
-    </w:p>
-    <w:p>
-      <w:pPr>
-        <w:pStyle w:val="BodyText"/>
-      </w:pPr>
-      <w:r>
-        <w:t xml:space="preserve">Driving CompLaB instead</w:t>
+        <w:t xml:space="preserve">Worth knowing.</w:t>
+      </w:r>
+      <w:r>
+        <w:t xml:space="preserve"> </w:t>
+      </w:r>
+      <w:r>
+        <w:t xml:space="preserve">There are no flags. If the block-identity check fails</w:t>
+      </w:r>
+      <w:r>
+        <w:t xml:space="preserve"> </w:t>
+      </w:r>
+      <w:r>
+        <w:t xml:space="preserve">it means you edited one simulator file and not the other, and it prints</w:t>
+      </w:r>
+      <w:r>
+        <w:t xml:space="preserve"> </w:t>
+      </w:r>
+      <w:r>
+        <w:t xml:space="preserve">the first line that differs so you can copy it across.</w:t>
+      </w:r>
+    </w:p>
+    <w:p>
+      <w:pPr>
+        <w:pStyle w:val="BodyText"/>
+      </w:pPr>
+      <w:r>
+        <w:t xml:space="preserve">(402 lines.)</w:t>
+      </w:r>
+    </w:p>
+    <w:p>
+      <w:pPr>
+        <w:pStyle w:val="BodyText"/>
+      </w:pPr>
+      <w:r>
+        <w:t xml:space="preserve">test_three_switches.py</w:t>
+      </w:r>
+    </w:p>
+    <w:p>
+      <w:pPr>
+        <w:pStyle w:val="BodyText"/>
+      </w:pPr>
+      <w:r>
+        <w:rPr>
+          <w:iCs/>
+          <w:i/>
+        </w:rPr>
+        <w:t xml:space="preserve">Proof that with all three switches off, nothing changes.</w:t>
+      </w:r>
+    </w:p>
+    <w:p>
+      <w:pPr>
+        <w:pStyle w:val="BodyText"/>
+      </w:pPr>
+      <w:r>
+        <w:t xml:space="preserve">The single most important claim about this work is that the switches are</w:t>
+      </w:r>
+      <w:r>
+        <w:t xml:space="preserve"> </w:t>
+      </w:r>
+      <w:r>
+        <w:t xml:space="preserve">additions and not a rewrite. This proves it bit-exactly rather than by</w:t>
+      </w:r>
+      <w:r>
+        <w:t xml:space="preserve"> </w:t>
+      </w:r>
+      <w:r>
+        <w:t xml:space="preserve">inspection: it holds a verbatim copy of the pre-switch code,</w:t>
+      </w:r>
+      <w:r>
+        <w:t xml:space="preserve"> </w:t>
+      </w:r>
+      <w:r>
+        <w:t xml:space="preserve">deliberately duplicated so that it is not the code under test, and</w:t>
+      </w:r>
+      <w:r>
+        <w:t xml:space="preserve"> </w:t>
+      </w:r>
+      <w:r>
+        <w:t xml:space="preserve">compares the tensors from both.</w:t>
+      </w:r>
+    </w:p>
+    <w:p>
+      <w:pPr>
+        <w:pStyle w:val="BodyText"/>
+      </w:pPr>
+      <w:r>
+        <w:t xml:space="preserve">Then it checks the shapes in every switch combination, checks the values</w:t>
+      </w:r>
+      <w:r>
+        <w:t xml:space="preserve"> </w:t>
+      </w:r>
+      <w:r>
+        <w:t xml:space="preserve">are sane, runs a forward and backward pass through the model in four</w:t>
+      </w:r>
+      <w:r>
+        <w:t xml:space="preserve"> </w:t>
+      </w:r>
+      <w:r>
+        <w:t xml:space="preserve">modes asserting a finite loss and a non-zero gradient, and checks the</w:t>
+      </w:r>
+      <w:r>
+        <w:t xml:space="preserve"> </w:t>
+      </w:r>
+      <w:r>
+        <w:t xml:space="preserve">switch-B bookkeeping and that the train and test splits share no</w:t>
+      </w:r>
+      <w:r>
+        <w:t xml:space="preserve"> </w:t>
+      </w:r>
+      <w:r>
+        <w:t xml:space="preserve">structure.</w:t>
       </w:r>
     </w:p>
     <w:p>
@@ -3644,13 +6232,23 @@
           <w:bCs/>
           <w:b/>
         </w:rPr>
-        <w:t xml:space="preserve">1.</w:t>
-      </w:r>
-      <w:r>
-        <w:t xml:space="preserve"> </w:t>
-      </w:r>
-      <w:r>
-        <w:t xml:space="preserve">build_geometry_3d.py, to write the structures in the format it reads.</w:t>
+        <w:t xml:space="preserve">Run it like this.</w:t>
+      </w:r>
+    </w:p>
+    <w:p>
+      <w:pPr>
+        <w:pStyle w:val="BodyText"/>
+      </w:pPr>
+      <w:r>
+        <w:t xml:space="preserve">python build_practice_dataset.py --out /tmp/test3d.h5</w:t>
+      </w:r>
+    </w:p>
+    <w:p>
+      <w:pPr>
+        <w:pStyle w:val="BodyText"/>
+      </w:pPr>
+      <w:r>
+        <w:t xml:space="preserve">python test_three_switches.py --data /tmp/test3d.h5</w:t>
       </w:r>
     </w:p>
     <w:p>
@@ -3662,13 +6260,19 @@
           <w:bCs/>
           <w:b/>
         </w:rPr>
-        <w:t xml:space="preserve">2.</w:t>
-      </w:r>
-      <w:r>
-        <w:t xml:space="preserve"> </w:t>
-      </w:r>
-      <w:r>
-        <w:t xml:space="preserve">complab_campaign.py build, then submit, then status, then retry.</w:t>
+        <w:t xml:space="preserve">What you get back.</w:t>
+      </w:r>
+      <w:r>
+        <w:t xml:space="preserve"> </w:t>
+      </w:r>
+      <w:r>
+        <w:t xml:space="preserve">Nothing on disk. It exits 2 if the data file is</w:t>
+      </w:r>
+      <w:r>
+        <w:t xml:space="preserve"> </w:t>
+      </w:r>
+      <w:r>
+        <w:t xml:space="preserve">missing, 0 if everything passed and 1 otherwise.</w:t>
       </w:r>
     </w:p>
     <w:p>
@@ -3680,21 +6284,103 @@
           <w:bCs/>
           <w:b/>
         </w:rPr>
-        <w:t xml:space="preserve">3.</w:t>
-      </w:r>
-      <w:r>
-        <w:t xml:space="preserve"> </w:t>
-      </w:r>
-      <w:r>
-        <w:t xml:space="preserve">collect_complab_output.py, and read campaign_report.md.</w:t>
-      </w:r>
-    </w:p>
-    <w:p>
-      <w:pPr>
-        <w:pStyle w:val="BodyText"/>
-      </w:pPr>
-      <w:r>
-        <w:t xml:space="preserve">Checking that a change did not break anything</w:t>
+        <w:t xml:space="preserve">Worth knowing.</w:t>
+      </w:r>
+      <w:r>
+        <w:t xml:space="preserve"> </w:t>
+      </w:r>
+      <w:r>
+        <w:t xml:space="preserve">If somebody later refactors dataset_reader.py and</w:t>
+      </w:r>
+      <w:r>
+        <w:t xml:space="preserve"> </w:t>
+      </w:r>
+      <w:r>
+        <w:t xml:space="preserve">quietly alters the default path, this is the test that fails. That is</w:t>
+      </w:r>
+      <w:r>
+        <w:t xml:space="preserve"> </w:t>
+      </w:r>
+      <w:r>
+        <w:t xml:space="preserve">its whole purpose, so a failure here should be read as a real change in</w:t>
+      </w:r>
+      <w:r>
+        <w:t xml:space="preserve"> </w:t>
+      </w:r>
+      <w:r>
+        <w:t xml:space="preserve">behaviour and not as a broken test.</w:t>
+      </w:r>
+    </w:p>
+    <w:p>
+      <w:pPr>
+        <w:pStyle w:val="BodyText"/>
+      </w:pPr>
+      <w:r>
+        <w:t xml:space="preserve">(238 lines.)</w:t>
+      </w:r>
+    </w:p>
+    <w:p>
+      <w:pPr>
+        <w:pStyle w:val="BodyText"/>
+      </w:pPr>
+      <w:r>
+        <w:t xml:space="preserve">test_documented_numbers.py</w:t>
+      </w:r>
+    </w:p>
+    <w:p>
+      <w:pPr>
+        <w:pStyle w:val="BodyText"/>
+      </w:pPr>
+      <w:r>
+        <w:rPr>
+          <w:iCs/>
+          <w:i/>
+        </w:rPr>
+        <w:t xml:space="preserve">Every number the write-up claims, measured again.</w:t>
+      </w:r>
+    </w:p>
+    <w:p>
+      <w:pPr>
+        <w:pStyle w:val="BodyText"/>
+      </w:pPr>
+      <w:r>
+        <w:t xml:space="preserve">It re-measures five groups of claims: that the switch regression passes</w:t>
+      </w:r>
+      <w:r>
+        <w:t xml:space="preserve"> </w:t>
+      </w:r>
+      <w:r>
+        <w:t xml:space="preserve">in all six distance and velocity combinations, that an old checkpoint</w:t>
+      </w:r>
+      <w:r>
+        <w:t xml:space="preserve"> </w:t>
+      </w:r>
+      <w:r>
+        <w:t xml:space="preserve">without the switch keys still resolves to switches-off, that the travel</w:t>
+      </w:r>
+      <w:r>
+        <w:t xml:space="preserve"> </w:t>
+      </w:r>
+      <w:r>
+        <w:t xml:space="preserve">time is fast and bounded and unchanged when the velocity is rescaled,</w:t>
+      </w:r>
+      <w:r>
+        <w:t xml:space="preserve"> </w:t>
+      </w:r>
+      <w:r>
+        <w:t xml:space="preserve">that the extruded transfer set really has zero z-variation, and that the</w:t>
+      </w:r>
+      <w:r>
+        <w:t xml:space="preserve"> </w:t>
+      </w:r>
+      <w:r>
+        <w:t xml:space="preserve">dimension-free trunk is the same width in 2D and 3D while the Cartesian</w:t>
+      </w:r>
+      <w:r>
+        <w:t xml:space="preserve"> </w:t>
+      </w:r>
+      <w:r>
+        <w:t xml:space="preserve">one is not.</w:t>
       </w:r>
     </w:p>
     <w:p>
@@ -3706,13 +6392,15 @@
           <w:bCs/>
           <w:b/>
         </w:rPr>
-        <w:t xml:space="preserve">1.</w:t>
-      </w:r>
-      <w:r>
-        <w:t xml:space="preserve"> </w:t>
-      </w:r>
-      <w:r>
-        <w:t xml:space="preserve">build_practice_dataset.py --out /tmp/test3d.h5, about a minute.</w:t>
+        <w:t xml:space="preserve">Run it like this.</w:t>
+      </w:r>
+    </w:p>
+    <w:p>
+      <w:pPr>
+        <w:pStyle w:val="BodyText"/>
+      </w:pPr>
+      <w:r>
+        <w:t xml:space="preserve">python test_documented_numbers.py</w:t>
       </w:r>
     </w:p>
     <w:p>
@@ -3724,14 +6412,242 @@
           <w:bCs/>
           <w:b/>
         </w:rPr>
+        <w:t xml:space="preserve">What you get back.</w:t>
+      </w:r>
+      <w:r>
+        <w:t xml:space="preserve"> </w:t>
+      </w:r>
+      <w:r>
+        <w:t xml:space="preserve">Nothing you want to keep. 19 checks and a</w:t>
+      </w:r>
+      <w:r>
+        <w:t xml:space="preserve"> </w:t>
+      </w:r>
+      <w:r>
+        <w:t xml:space="preserve">non-zero exit if any failed.</w:t>
+      </w:r>
+    </w:p>
+    <w:p>
+      <w:pPr>
+        <w:pStyle w:val="BodyText"/>
+      </w:pPr>
+      <w:r>
+        <w:rPr>
+          <w:bCs/>
+          <w:b/>
+        </w:rPr>
+        <w:t>Worth knowing. It used to hard-code every path to the machine it was written on, and needed six input files that had to exist first, so it could never pass anywhere else. It now resolves everything from its own location and BUILDS the fixtures it needs into a temporary folder, removed at the end. That takes a few minutes; --keep builds them once and reuses them while you work.</w:t>
+      </w:r>
+      <w:r/>
+      <w:r/>
+      <w:r/>
+      <w:r/>
+      <w:r/>
+      <w:r/>
+      <w:r/>
+      <w:r/>
+      <w:r/>
+      <w:r/>
+    </w:p>
+    <w:p>
+      <w:pPr>
+        <w:pStyle w:val="BodyText"/>
+      </w:pPr>
+      <w:r>
+        <w:t>(418 lines.)</w:t>
+      </w:r>
+    </w:p>
+    <w:p>
+      <w:pPr>
+        <w:pStyle w:val="BodyText"/>
+      </w:pPr>
+      <w:r>
+        <w:t xml:space="preserve">The order you actually use these in</w:t>
+      </w:r>
+    </w:p>
+    <w:p>
+      <w:pPr>
+        <w:pStyle w:val="BodyText"/>
+      </w:pPr>
+      <w:r>
+        <w:t xml:space="preserve">Making your own data</w:t>
+      </w:r>
+    </w:p>
+    <w:p>
+      <w:pPr>
+        <w:pStyle w:val="BodyText"/>
+      </w:pPr>
+      <w:r>
+        <w:rPr>
+          <w:bCs/>
+          <w:b/>
+        </w:rPr>
+        <w:t xml:space="preserve">1.</w:t>
+      </w:r>
+      <w:r>
+        <w:t xml:space="preserve"> </w:t>
+      </w:r>
+      <w:r>
+        <w:t xml:space="preserve">settings_and_units.py --template my_run.xml, then edit it. Or</w:t>
+      </w:r>
+      <w:r>
+        <w:t xml:space="preserve"> </w:t>
+      </w:r>
+      <w:r>
+        <w:t xml:space="preserve">skip this and pass --set on the command line.</w:t>
+      </w:r>
+    </w:p>
+    <w:p>
+      <w:pPr>
+        <w:pStyle w:val="BodyText"/>
+      </w:pPr>
+      <w:r>
+        <w:rPr>
+          <w:bCs/>
+          <w:b/>
+        </w:rPr>
         <w:t xml:space="preserve">2.</w:t>
       </w:r>
       <w:r>
         <w:t xml:space="preserve"> </w:t>
       </w:r>
       <w:r>
-        <w:t xml:space="preserve">check_everything.py, which runs all ten groups including that one.</w:t>
-      </w:r>
+        <w:t xml:space="preserve">build_dataset_2d.py or build_dataset_3d.py, with --show-settings</w:t>
+      </w:r>
+      <w:r>
+        <w:t xml:space="preserve"> </w:t>
+      </w:r>
+      <w:r>
+        <w:t xml:space="preserve">first to read the report before committing to a run.</w:t>
+      </w:r>
+    </w:p>
+    <w:p>
+      <w:pPr>
+        <w:pStyle w:val="BodyText"/>
+      </w:pPr>
+      <w:r>
+        <w:rPr>
+          <w:bCs/>
+          <w:b/>
+        </w:rPr>
+        <w:t xml:space="preserve">3.</w:t>
+      </w:r>
+      <w:r>
+        <w:t xml:space="preserve"> </w:t>
+      </w:r>
+      <w:r>
+        <w:t xml:space="preserve">Then 3D/model/train.py.</w:t>
+      </w:r>
+    </w:p>
+    <w:p>
+      <w:pPr>
+        <w:pStyle w:val="BodyText"/>
+      </w:pPr>
+      <w:r>
+        <w:t xml:space="preserve">Driving CompLaB instead</w:t>
+      </w:r>
+    </w:p>
+    <w:p>
+      <w:pPr>
+        <w:pStyle w:val="BodyText"/>
+      </w:pPr>
+      <w:r>
+        <w:rPr>
+          <w:bCs/>
+          <w:b/>
+        </w:rPr>
+        <w:t xml:space="preserve">1.</w:t>
+      </w:r>
+      <w:r>
+        <w:t xml:space="preserve"> </w:t>
+      </w:r>
+      <w:r>
+        <w:t xml:space="preserve">build_geometry_3d.py, to write the structures in the format it</w:t>
+      </w:r>
+      <w:r>
+        <w:t xml:space="preserve"> </w:t>
+      </w:r>
+      <w:r>
+        <w:t xml:space="preserve">reads.</w:t>
+      </w:r>
+    </w:p>
+    <w:p>
+      <w:pPr>
+        <w:pStyle w:val="BodyText"/>
+      </w:pPr>
+      <w:r>
+        <w:rPr>
+          <w:bCs/>
+          <w:b/>
+        </w:rPr>
+        <w:t xml:space="preserve">2.</w:t>
+      </w:r>
+      <w:r>
+        <w:t xml:space="preserve"> </w:t>
+      </w:r>
+      <w:r>
+        <w:t xml:space="preserve">complab_campaign.py build, then submit, then status, then retry.</w:t>
+      </w:r>
+    </w:p>
+    <w:p>
+      <w:pPr>
+        <w:pStyle w:val="BodyText"/>
+      </w:pPr>
+      <w:r>
+        <w:rPr>
+          <w:bCs/>
+          <w:b/>
+        </w:rPr>
+        <w:t xml:space="preserve">3.</w:t>
+      </w:r>
+      <w:r>
+        <w:t xml:space="preserve"> </w:t>
+      </w:r>
+      <w:r>
+        <w:t xml:space="preserve">collect_complab_output.py, and read campaign_report.md.</w:t>
+      </w:r>
+    </w:p>
+    <w:p>
+      <w:pPr>
+        <w:pStyle w:val="BodyText"/>
+      </w:pPr>
+      <w:r>
+        <w:t xml:space="preserve">Checking that a change did not break anything</w:t>
+      </w:r>
+    </w:p>
+    <w:p>
+      <w:pPr>
+        <w:pStyle w:val="BodyText"/>
+      </w:pPr>
+      <w:r>
+        <w:rPr>
+          <w:bCs/>
+          <w:b/>
+        </w:rPr>
+        <w:t xml:space="preserve">1.</w:t>
+      </w:r>
+      <w:r>
+        <w:t xml:space="preserve"> </w:t>
+      </w:r>
+      <w:r>
+        <w:t xml:space="preserve">build_practice_dataset.py --out /tmp/test3d.h5, about a minute.</w:t>
+      </w:r>
+    </w:p>
+    <w:p>
+      <w:pPr>
+        <w:pStyle w:val="BodyText"/>
+      </w:pPr>
+      <w:r>
+        <w:rPr>
+          <w:bCs/>
+          <w:b/>
+        </w:rPr>
+        <w:t>2. check_everything.py, which runs all fourteen groups including that one.</w:t>
+      </w:r>
+      <w:r/>
+      <w:r/>
+      <w:r/>
+      <w:r/>
     </w:p>
     <w:sectPr/>
   </w:body>
